--- a/QTQLĐT&HTQT03/QTQLĐT&HTQT03BK10.docx
+++ b/QTQLĐT&HTQT03/QTQLĐT&HTQT03BK10.docx
@@ -1,8 +1,6149 @@
 
 <file path=word/document.xml><?xml version="1.0" encoding="utf-8"?>
-<w:document xmlns:wpc="http://schemas.microsoft.com/office/word/2010/wordprocessingCanvas" xmlns:cx="http://schemas.microsoft.com/office/drawing/2014/chartex" xmlns:cx1="http://schemas.microsoft.com/office/drawing/2015/9/8/chartex" xmlns:cx2="http://schemas.microsoft.com/office/drawing/2015/10/21/chartex" xmlns:cx3="http://schemas.microsoft.com/office/drawing/2016/5/9/chartex" xmlns:cx4="http://schemas.microsoft.com/office/drawing/2016/5/10/chartex" xmlns:cx5="http://schemas.microsoft.com/office/drawing/2016/5/11/chartex" xmlns:cx6="http://schemas.microsoft.com/office/drawing/2016/5/12/chartex" xmlns:cx7="http://schemas.microsoft.com/office/drawing/2016/5/13/chartex" xmlns:cx8="http://schemas.microsoft.com/office/drawing/2016/5/14/chartex" xmlns:mc="http://schemas.openxmlformats.org/markup-compatibility/2006" xmlns:aink="http://schemas.microsoft.com/office/drawing/2016/ink" xmlns:am3d="http://schemas.microsoft.com/office/drawing/2017/model3d" xmlns:o="urn:schemas-microsoft-com:office:office" xmlns:oel="http://schemas.microsoft.com/office/2019/extlst" xmlns:r="http://schemas.openxmlformats.org/officeDocument/2006/relationships" xmlns:m="http://schemas.openxmlformats.org/officeDocument/2006/math" xmlns:v="urn:schemas-microsoft-com:vml" xmlns:wp14="http://schemas.microsoft.com/office/word/2010/wordprocessingDrawing" xmlns:wp="http://schemas.openxmlformats.org/drawingml/2006/wordprocessingDrawing" xmlns:w10="urn:schemas-microsoft-com:office:word" xmlns:w="http://schemas.openxmlformats.org/wordprocessingml/2006/main" xmlns:w14="http://schemas.microsoft.com/office/word/2010/wordml" xmlns:w15="http://schemas.microsoft.com/office/word/2012/wordml" xmlns:w16cex="http://schemas.microsoft.com/office/word/2018/wordml/cex" xmlns:w16cid="http://schemas.microsoft.com/office/word/2016/wordml/cid" xmlns:w16="http://schemas.microsoft.com/office/word/2018/wordml" xmlns:w16sdtdh="http://schemas.microsoft.com/office/word/2020/wordml/sdtdatahash" xmlns:w16se="http://schemas.microsoft.com/office/word/2015/wordml/symex" xmlns:wpg="http://schemas.microsoft.com/office/word/2010/wordprocessingGroup" xmlns:wpi="http://schemas.microsoft.com/office/word/2010/wordprocessingInk" xmlns:wne="http://schemas.microsoft.com/office/word/2006/wordml" xmlns:wps="http://schemas.microsoft.com/office/word/2010/wordprocessingShape" mc:Ignorable="w14 w15 w16se w16cid w16 w16cex w16sdtdh wp14">
+<w:document xmlns:wpc="http://schemas.microsoft.com/office/word/2010/wordprocessingCanvas" xmlns:cx="http://schemas.microsoft.com/office/drawing/2014/chartex" xmlns:cx1="http://schemas.microsoft.com/office/drawing/2015/9/8/chartex" xmlns:cx2="http://schemas.microsoft.com/office/drawing/2015/10/21/chartex" xmlns:cx3="http://schemas.microsoft.com/office/drawing/2016/5/9/chartex" xmlns:cx4="http://schemas.microsoft.com/office/drawing/2016/5/10/chartex" xmlns:cx5="http://schemas.microsoft.com/office/drawing/2016/5/11/chartex" xmlns:cx6="http://schemas.microsoft.com/office/drawing/2016/5/12/chartex" xmlns:cx7="http://schemas.microsoft.com/office/drawing/2016/5/13/chartex" xmlns:cx8="http://schemas.microsoft.com/office/drawing/2016/5/14/chartex" xmlns:mc="http://schemas.openxmlformats.org/markup-compatibility/2006" xmlns:aink="http://schemas.microsoft.com/office/drawing/2016/ink" xmlns:am3d="http://schemas.microsoft.com/office/drawing/2017/model3d" xmlns:o="urn:schemas-microsoft-com:office:office" xmlns:oel="http://schemas.microsoft.com/office/2019/extlst" xmlns:r="http://schemas.openxmlformats.org/officeDocument/2006/relationships" xmlns:m="http://schemas.openxmlformats.org/officeDocument/2006/math" xmlns:v="urn:schemas-microsoft-com:vml" xmlns:wp14="http://schemas.microsoft.com/office/word/2010/wordprocessingDrawing" xmlns:wp="http://schemas.openxmlformats.org/drawingml/2006/wordprocessingDrawing" xmlns:w10="urn:schemas-microsoft-com:office:word" xmlns:w="http://schemas.openxmlformats.org/wordprocessingml/2006/main" xmlns:w14="http://schemas.microsoft.com/office/word/2010/wordml" xmlns:w15="http://schemas.microsoft.com/office/word/2012/wordml" xmlns:w16cex="http://schemas.microsoft.com/office/word/2018/wordml/cex" xmlns:w16cid="http://schemas.microsoft.com/office/word/2016/wordml/cid" xmlns:w16="http://schemas.microsoft.com/office/word/2018/wordml" xmlns:w16du="http://schemas.microsoft.com/office/word/2023/wordml/word16du" xmlns:w16sdtdh="http://schemas.microsoft.com/office/word/2020/wordml/sdtdatahash" xmlns:w16sdtfl="http://schemas.microsoft.com/office/word/2024/wordml/sdtformatlock" xmlns:w16se="http://schemas.microsoft.com/office/word/2015/wordml/symex" xmlns:wpg="http://schemas.microsoft.com/office/word/2010/wordprocessingGroup" xmlns:wpi="http://schemas.microsoft.com/office/word/2010/wordprocessingInk" xmlns:wne="http://schemas.microsoft.com/office/word/2006/wordml" xmlns:wps="http://schemas.microsoft.com/office/word/2010/wordprocessingShape" mc:Ignorable="w14 w15 w16se w16cid w16 w16cex w16sdtdh w16sdtfl w16du wp14">
   <w:body>
-    <w:p/>
+    <w:tbl>
+      <w:tblPr>
+        <w:tblStyle w:val="TableGrid"/>
+        <w:tblW w:w="0" w:type="auto"/>
+        <w:tblBorders>
+          <w:top w:val="none" w:sz="0" w:space="0" w:color="auto"/>
+          <w:left w:val="none" w:sz="0" w:space="0" w:color="auto"/>
+          <w:bottom w:val="none" w:sz="0" w:space="0" w:color="auto"/>
+          <w:right w:val="none" w:sz="0" w:space="0" w:color="auto"/>
+          <w:insideH w:val="none" w:sz="0" w:space="0" w:color="auto"/>
+          <w:insideV w:val="none" w:sz="0" w:space="0" w:color="auto"/>
+        </w:tblBorders>
+        <w:tblLook w:val="04A0" w:firstRow="1" w:lastRow="0" w:firstColumn="1" w:lastColumn="0" w:noHBand="0" w:noVBand="1"/>
+      </w:tblPr>
+      <w:tblGrid>
+        <w:gridCol w:w="2057"/>
+        <w:gridCol w:w="7015"/>
+      </w:tblGrid>
+      <w:tr>
+        <w:tc>
+          <w:tcPr>
+            <w:tcW w:w="2057" w:type="dxa"/>
+            <w:vAlign w:val="center"/>
+          </w:tcPr>
+          <w:p>
+            <w:pPr>
+              <w:shd w:val="clear" w:color="auto" w:fill="FFFFFF" w:themeFill="background1"/>
+              <w:jc w:val="center"/>
+              <w:rPr>
+                <w:b/>
+                <w:color w:val="000000" w:themeColor="text1"/>
+                <w:sz w:val="26"/>
+                <w:szCs w:val="26"/>
+              </w:rPr>
+            </w:pPr>
+            <w:r>
+              <w:rPr>
+                <w:noProof/>
+                <w14:ligatures w14:val="standardContextual"/>
+              </w:rPr>
+              <w:drawing>
+                <wp:inline distT="0" distB="0" distL="0" distR="0" wp14:anchorId="547533DC" wp14:editId="2F53644D">
+                  <wp:extent cx="985652" cy="902524"/>
+                  <wp:effectExtent l="0" t="0" r="5080" b="0"/>
+                  <wp:docPr id="1903682427" name="Picture 1903682427"/>
+                  <wp:cNvGraphicFramePr>
+                    <a:graphicFrameLocks xmlns:a="http://schemas.openxmlformats.org/drawingml/2006/main" noChangeAspect="1"/>
+                  </wp:cNvGraphicFramePr>
+                  <a:graphic xmlns:a="http://schemas.openxmlformats.org/drawingml/2006/main">
+                    <a:graphicData uri="http://schemas.openxmlformats.org/drawingml/2006/picture">
+                      <pic:pic xmlns:pic="http://schemas.openxmlformats.org/drawingml/2006/picture">
+                        <pic:nvPicPr>
+                          <pic:cNvPr id="0" name="Picture 2"/>
+                          <pic:cNvPicPr>
+                            <a:picLocks noChangeAspect="1" noChangeArrowheads="1"/>
+                          </pic:cNvPicPr>
+                        </pic:nvPicPr>
+                        <pic:blipFill>
+                          <a:blip r:embed="rId5" cstate="print">
+                            <a:extLst>
+                              <a:ext uri="{28A0092B-C50C-407E-A947-70E740481C1C}">
+                                <a14:useLocalDpi xmlns:a14="http://schemas.microsoft.com/office/drawing/2010/main" val="0"/>
+                              </a:ext>
+                            </a:extLst>
+                          </a:blip>
+                          <a:srcRect/>
+                          <a:stretch>
+                            <a:fillRect/>
+                          </a:stretch>
+                        </pic:blipFill>
+                        <pic:spPr bwMode="auto">
+                          <a:xfrm>
+                            <a:off x="0" y="0"/>
+                            <a:ext cx="985740" cy="902605"/>
+                          </a:xfrm>
+                          <a:prstGeom prst="rect">
+                            <a:avLst/>
+                          </a:prstGeom>
+                          <a:noFill/>
+                          <a:ln>
+                            <a:noFill/>
+                          </a:ln>
+                        </pic:spPr>
+                      </pic:pic>
+                    </a:graphicData>
+                  </a:graphic>
+                </wp:inline>
+              </w:drawing>
+            </w:r>
+          </w:p>
+        </w:tc>
+        <w:tc>
+          <w:tcPr>
+            <w:tcW w:w="7015" w:type="dxa"/>
+          </w:tcPr>
+          <w:p>
+            <w:pPr>
+              <w:shd w:val="clear" w:color="auto" w:fill="FFFFFF" w:themeFill="background1"/>
+              <w:jc w:val="center"/>
+              <w:rPr>
+                <w:color w:val="000000" w:themeColor="text1"/>
+                <w:sz w:val="26"/>
+                <w:szCs w:val="26"/>
+              </w:rPr>
+            </w:pPr>
+            <w:r>
+              <w:rPr>
+                <w:color w:val="000000" w:themeColor="text1"/>
+                <w:sz w:val="26"/>
+                <w:szCs w:val="26"/>
+              </w:rPr>
+              <w:t>BỆNH VIỆN PHỤ SẢN TRUNG ƯƠNG</w:t>
+            </w:r>
+          </w:p>
+          <w:p>
+            <w:pPr>
+              <w:shd w:val="clear" w:color="auto" w:fill="FFFFFF" w:themeFill="background1"/>
+              <w:jc w:val="center"/>
+              <w:rPr>
+                <w:b/>
+                <w:color w:val="000000" w:themeColor="text1"/>
+                <w:sz w:val="26"/>
+                <w:szCs w:val="26"/>
+              </w:rPr>
+            </w:pPr>
+            <w:r>
+              <w:rPr>
+                <w:b/>
+                <w:noProof/>
+                <w:color w:val="000000" w:themeColor="text1"/>
+                <w:sz w:val="26"/>
+                <w:szCs w:val="26"/>
+              </w:rPr>
+              <mc:AlternateContent>
+                <mc:Choice Requires="wps">
+                  <w:drawing>
+                    <wp:anchor distT="0" distB="0" distL="114300" distR="114300" simplePos="0" relativeHeight="251660288" behindDoc="0" locked="0" layoutInCell="1" allowOverlap="1" wp14:anchorId="2D3BAE99" wp14:editId="65A5E824">
+                      <wp:simplePos x="0" y="0"/>
+                      <wp:positionH relativeFrom="column">
+                        <wp:posOffset>1315720</wp:posOffset>
+                      </wp:positionH>
+                      <wp:positionV relativeFrom="paragraph">
+                        <wp:posOffset>188595</wp:posOffset>
+                      </wp:positionV>
+                      <wp:extent cx="1914525" cy="0"/>
+                      <wp:effectExtent l="0" t="0" r="9525" b="19050"/>
+                      <wp:wrapNone/>
+                      <wp:docPr id="1903682402" name="Straight Connector 1903682402"/>
+                      <wp:cNvGraphicFramePr/>
+                      <a:graphic xmlns:a="http://schemas.openxmlformats.org/drawingml/2006/main">
+                        <a:graphicData uri="http://schemas.microsoft.com/office/word/2010/wordprocessingShape">
+                          <wps:wsp>
+                            <wps:cNvCnPr/>
+                            <wps:spPr>
+                              <a:xfrm>
+                                <a:off x="0" y="0"/>
+                                <a:ext cx="1914525" cy="0"/>
+                              </a:xfrm>
+                              <a:prstGeom prst="line">
+                                <a:avLst/>
+                              </a:prstGeom>
+                            </wps:spPr>
+                            <wps:style>
+                              <a:lnRef idx="1">
+                                <a:schemeClr val="accent1"/>
+                              </a:lnRef>
+                              <a:fillRef idx="0">
+                                <a:schemeClr val="accent1"/>
+                              </a:fillRef>
+                              <a:effectRef idx="0">
+                                <a:schemeClr val="accent1"/>
+                              </a:effectRef>
+                              <a:fontRef idx="minor">
+                                <a:schemeClr val="tx1"/>
+                              </a:fontRef>
+                            </wps:style>
+                            <wps:bodyPr/>
+                          </wps:wsp>
+                        </a:graphicData>
+                      </a:graphic>
+                    </wp:anchor>
+                  </w:drawing>
+                </mc:Choice>
+                <mc:Fallback>
+                  <w:pict>
+                    <v:line w14:anchorId="1FBE396C" id="Straight Connector 1903682402" o:spid="_x0000_s1026" style="position:absolute;z-index:251660288;visibility:visible;mso-wrap-style:square;mso-wrap-distance-left:9pt;mso-wrap-distance-top:0;mso-wrap-distance-right:9pt;mso-wrap-distance-bottom:0;mso-position-horizontal:absolute;mso-position-horizontal-relative:text;mso-position-vertical:absolute;mso-position-vertical-relative:text" from="103.6pt,14.85pt" to="254.35pt,14.85pt" o:gfxdata="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" strokecolor="#156082 [3204]" strokeweight=".5pt">
+                      <v:stroke joinstyle="miter"/>
+                    </v:line>
+                  </w:pict>
+                </mc:Fallback>
+              </mc:AlternateContent>
+            </w:r>
+            <w:r>
+              <w:rPr>
+                <w:b/>
+                <w:color w:val="000000" w:themeColor="text1"/>
+                <w:sz w:val="26"/>
+                <w:szCs w:val="26"/>
+              </w:rPr>
+              <w:t>KHOA/PHÒNG……………..…</w:t>
+            </w:r>
+          </w:p>
+        </w:tc>
+      </w:tr>
+    </w:tbl>
+    <w:p>
+      <w:pPr>
+        <w:shd w:val="clear" w:color="auto" w:fill="FFFFFF" w:themeFill="background1"/>
+        <w:spacing w:before="120" w:line="312" w:lineRule="auto"/>
+        <w:jc w:val="center"/>
+        <w:rPr>
+          <w:b/>
+          <w:color w:val="000000" w:themeColor="text1"/>
+          <w:sz w:val="26"/>
+          <w:szCs w:val="26"/>
+        </w:rPr>
+      </w:pPr>
+      <w:r>
+        <w:rPr>
+          <w:b/>
+          <w:color w:val="000000" w:themeColor="text1"/>
+          <w:sz w:val="26"/>
+          <w:szCs w:val="26"/>
+        </w:rPr>
+        <w:t>BẢNG KIỂM THỰC HIỆN QUY TRÌNH</w:t>
+      </w:r>
+    </w:p>
+    <w:p>
+      <w:pPr>
+        <w:shd w:val="clear" w:color="auto" w:fill="FFFFFF" w:themeFill="background1"/>
+        <w:jc w:val="center"/>
+        <w:rPr>
+          <w:b/>
+          <w:color w:val="000000" w:themeColor="text1"/>
+          <w:spacing w:val="-4"/>
+          <w:sz w:val="26"/>
+          <w:szCs w:val="26"/>
+          <w:lang w:val="vi-VN"/>
+        </w:rPr>
+      </w:pPr>
+      <w:r>
+        <w:rPr>
+          <w:b/>
+          <w:color w:val="000000" w:themeColor="text1"/>
+          <w:spacing w:val="-4"/>
+          <w:sz w:val="26"/>
+          <w:szCs w:val="26"/>
+        </w:rPr>
+        <w:t>K</w:t>
+      </w:r>
+      <w:r>
+        <w:rPr>
+          <w:b/>
+          <w:color w:val="000000" w:themeColor="text1"/>
+          <w:spacing w:val="-4"/>
+          <w:sz w:val="26"/>
+          <w:szCs w:val="26"/>
+          <w:lang w:val="vi-VN"/>
+        </w:rPr>
+        <w:t>hóa đào tạo thực hành cầm tay chỉ việc/kèm cặp</w:t>
+      </w:r>
+    </w:p>
+    <w:p>
+      <w:pPr>
+        <w:shd w:val="clear" w:color="auto" w:fill="FFFFFF" w:themeFill="background1"/>
+        <w:spacing w:line="276" w:lineRule="auto"/>
+        <w:rPr>
+          <w:color w:val="000000" w:themeColor="text1"/>
+          <w:sz w:val="26"/>
+          <w:szCs w:val="26"/>
+        </w:rPr>
+      </w:pPr>
+      <w:r>
+        <w:rPr>
+          <w:color w:val="000000" w:themeColor="text1"/>
+          <w:sz w:val="26"/>
+          <w:szCs w:val="26"/>
+        </w:rPr>
+        <w:t>Người giám sát:</w:t>
+      </w:r>
+      <w:r>
+        <w:rPr>
+          <w:color w:val="000000" w:themeColor="text1"/>
+          <w:sz w:val="26"/>
+          <w:szCs w:val="26"/>
+        </w:rPr>
+        <w:t xml:space="preserve"> </w:t>
+      </w:r>
+      <w:r>
+        <w:rPr>
+          <w:color w:val="000000" w:themeColor="text1"/>
+          <w:sz w:val="26"/>
+          <w:szCs w:val="26"/>
+        </w:rPr>
+        <w:t>[[NguoiGiamSat]]</w:t>
+      </w:r>
+    </w:p>
+    <w:p>
+      <w:pPr>
+        <w:shd w:val="clear" w:color="auto" w:fill="FFFFFF" w:themeFill="background1"/>
+        <w:spacing w:line="276" w:lineRule="auto"/>
+        <w:rPr>
+          <w:color w:val="000000" w:themeColor="text1"/>
+          <w:sz w:val="26"/>
+          <w:szCs w:val="26"/>
+        </w:rPr>
+      </w:pPr>
+      <w:r>
+        <w:rPr>
+          <w:color w:val="000000" w:themeColor="text1"/>
+          <w:sz w:val="26"/>
+          <w:szCs w:val="26"/>
+        </w:rPr>
+        <w:t>Ngày giám sát:</w:t>
+      </w:r>
+      <w:r>
+        <w:rPr>
+          <w:color w:val="000000" w:themeColor="text1"/>
+          <w:sz w:val="26"/>
+          <w:szCs w:val="26"/>
+        </w:rPr>
+        <w:t xml:space="preserve"> </w:t>
+      </w:r>
+      <w:r>
+        <w:rPr>
+          <w:color w:val="000000" w:themeColor="text1"/>
+          <w:sz w:val="26"/>
+          <w:szCs w:val="26"/>
+        </w:rPr>
+        <w:t>[[NgayGiamSat]]</w:t>
+      </w:r>
+    </w:p>
+    <w:p>
+      <w:pPr>
+        <w:shd w:val="clear" w:color="auto" w:fill="FFFFFF" w:themeFill="background1"/>
+        <w:spacing w:line="276" w:lineRule="auto"/>
+        <w:rPr>
+          <w:color w:val="000000" w:themeColor="text1"/>
+          <w:sz w:val="26"/>
+          <w:szCs w:val="26"/>
+        </w:rPr>
+      </w:pPr>
+      <w:r>
+        <w:rPr>
+          <w:color w:val="000000" w:themeColor="text1"/>
+          <w:sz w:val="26"/>
+          <w:szCs w:val="26"/>
+        </w:rPr>
+        <w:t>Đối tượng được giám sát:</w:t>
+      </w:r>
+      <w:r>
+        <w:rPr>
+          <w:color w:val="000000" w:themeColor="text1"/>
+          <w:sz w:val="26"/>
+          <w:szCs w:val="26"/>
+        </w:rPr>
+        <w:t xml:space="preserve"> [[DoiTuongGiamSat]]</w:t>
+      </w:r>
+    </w:p>
+    <w:p>
+      <w:pPr>
+        <w:shd w:val="clear" w:color="auto" w:fill="FFFFFF" w:themeFill="background1"/>
+        <w:spacing w:line="276" w:lineRule="auto"/>
+        <w:rPr>
+          <w:i/>
+          <w:color w:val="000000" w:themeColor="text1"/>
+          <w:sz w:val="26"/>
+          <w:szCs w:val="26"/>
+        </w:rPr>
+      </w:pPr>
+      <w:r>
+        <w:rPr>
+          <w:i/>
+          <w:color w:val="000000" w:themeColor="text1"/>
+          <w:sz w:val="26"/>
+          <w:szCs w:val="26"/>
+        </w:rPr>
+        <w:t>Ghi chú: Đánh giá vào cột kết quả Đạt/Không đạt/Không làm hoặc Có/không</w:t>
+      </w:r>
+    </w:p>
+    <w:tbl>
+      <w:tblPr>
+        <w:tblStyle w:val="TableGrid10"/>
+        <w:tblW w:w="10031" w:type="dxa"/>
+        <w:tblLayout w:type="fixed"/>
+        <w:tblLook w:val="04A0" w:firstRow="1" w:lastRow="0" w:firstColumn="1" w:lastColumn="0" w:noHBand="0" w:noVBand="1"/>
+      </w:tblPr>
+      <w:tblGrid>
+        <w:gridCol w:w="817"/>
+        <w:gridCol w:w="992"/>
+        <w:gridCol w:w="3879"/>
+        <w:gridCol w:w="799"/>
+        <w:gridCol w:w="1276"/>
+        <w:gridCol w:w="1276"/>
+        <w:gridCol w:w="992"/>
+      </w:tblGrid>
+      <w:tr>
+        <w:tc>
+          <w:tcPr>
+            <w:tcW w:w="817" w:type="dxa"/>
+            <w:vAlign w:val="center"/>
+          </w:tcPr>
+          <w:p>
+            <w:pPr>
+              <w:shd w:val="clear" w:color="auto" w:fill="FFFFFF" w:themeFill="background1"/>
+              <w:spacing w:line="252" w:lineRule="auto"/>
+              <w:jc w:val="center"/>
+              <w:rPr>
+                <w:rFonts w:ascii="Times New Roman" w:hAnsi="Times New Roman"/>
+                <w:b/>
+                <w:color w:val="000000" w:themeColor="text1"/>
+                <w:sz w:val="26"/>
+                <w:szCs w:val="26"/>
+              </w:rPr>
+            </w:pPr>
+            <w:r>
+              <w:rPr>
+                <w:rFonts w:ascii="Times New Roman" w:hAnsi="Times New Roman"/>
+                <w:b/>
+                <w:color w:val="000000" w:themeColor="text1"/>
+                <w:sz w:val="26"/>
+                <w:szCs w:val="26"/>
+              </w:rPr>
+              <w:t>STT</w:t>
+            </w:r>
+          </w:p>
+        </w:tc>
+        <w:tc>
+          <w:tcPr>
+            <w:tcW w:w="992" w:type="dxa"/>
+            <w:vAlign w:val="center"/>
+          </w:tcPr>
+          <w:p>
+            <w:pPr>
+              <w:shd w:val="clear" w:color="auto" w:fill="FFFFFF" w:themeFill="background1"/>
+              <w:spacing w:line="252" w:lineRule="auto"/>
+              <w:jc w:val="center"/>
+              <w:rPr>
+                <w:rFonts w:ascii="Times New Roman" w:hAnsi="Times New Roman"/>
+                <w:b/>
+                <w:color w:val="000000" w:themeColor="text1"/>
+                <w:sz w:val="26"/>
+                <w:szCs w:val="26"/>
+              </w:rPr>
+            </w:pPr>
+            <w:r>
+              <w:rPr>
+                <w:rFonts w:ascii="Times New Roman" w:hAnsi="Times New Roman"/>
+                <w:b/>
+                <w:color w:val="000000" w:themeColor="text1"/>
+                <w:sz w:val="26"/>
+                <w:szCs w:val="26"/>
+              </w:rPr>
+              <w:t>BƯỚC</w:t>
+            </w:r>
+          </w:p>
+        </w:tc>
+        <w:tc>
+          <w:tcPr>
+            <w:tcW w:w="3879" w:type="dxa"/>
+            <w:vAlign w:val="center"/>
+          </w:tcPr>
+          <w:p>
+            <w:pPr>
+              <w:shd w:val="clear" w:color="auto" w:fill="FFFFFF" w:themeFill="background1"/>
+              <w:spacing w:line="252" w:lineRule="auto"/>
+              <w:jc w:val="center"/>
+              <w:rPr>
+                <w:rFonts w:ascii="Times New Roman" w:hAnsi="Times New Roman"/>
+                <w:b/>
+                <w:color w:val="000000" w:themeColor="text1"/>
+                <w:sz w:val="26"/>
+                <w:szCs w:val="26"/>
+              </w:rPr>
+            </w:pPr>
+            <w:r>
+              <w:rPr>
+                <w:rFonts w:ascii="Times New Roman" w:hAnsi="Times New Roman"/>
+                <w:b/>
+                <w:color w:val="000000" w:themeColor="text1"/>
+                <w:sz w:val="26"/>
+                <w:szCs w:val="26"/>
+              </w:rPr>
+              <w:t>NỘI DUNG</w:t>
+            </w:r>
+          </w:p>
+        </w:tc>
+        <w:tc>
+          <w:tcPr>
+            <w:tcW w:w="799" w:type="dxa"/>
+            <w:vAlign w:val="center"/>
+          </w:tcPr>
+          <w:p>
+            <w:pPr>
+              <w:shd w:val="clear" w:color="auto" w:fill="FFFFFF" w:themeFill="background1"/>
+              <w:spacing w:line="252" w:lineRule="auto"/>
+              <w:jc w:val="center"/>
+              <w:rPr>
+                <w:rFonts w:ascii="Times New Roman" w:hAnsi="Times New Roman"/>
+                <w:b/>
+                <w:color w:val="000000" w:themeColor="text1"/>
+                <w:sz w:val="26"/>
+                <w:szCs w:val="26"/>
+              </w:rPr>
+            </w:pPr>
+            <w:r>
+              <w:rPr>
+                <w:rFonts w:ascii="Times New Roman" w:hAnsi="Times New Roman"/>
+                <w:b/>
+                <w:color w:val="000000" w:themeColor="text1"/>
+                <w:sz w:val="26"/>
+                <w:szCs w:val="26"/>
+              </w:rPr>
+              <w:t>ĐẠT</w:t>
+            </w:r>
+          </w:p>
+        </w:tc>
+        <w:tc>
+          <w:tcPr>
+            <w:tcW w:w="1276" w:type="dxa"/>
+            <w:vAlign w:val="center"/>
+          </w:tcPr>
+          <w:p>
+            <w:pPr>
+              <w:shd w:val="clear" w:color="auto" w:fill="FFFFFF" w:themeFill="background1"/>
+              <w:spacing w:line="252" w:lineRule="auto"/>
+              <w:jc w:val="center"/>
+              <w:rPr>
+                <w:rFonts w:ascii="Times New Roman" w:hAnsi="Times New Roman"/>
+                <w:b/>
+                <w:color w:val="000000" w:themeColor="text1"/>
+                <w:sz w:val="26"/>
+                <w:szCs w:val="26"/>
+              </w:rPr>
+            </w:pPr>
+            <w:r>
+              <w:rPr>
+                <w:rFonts w:ascii="Times New Roman" w:hAnsi="Times New Roman"/>
+                <w:b/>
+                <w:color w:val="000000" w:themeColor="text1"/>
+                <w:sz w:val="26"/>
+                <w:szCs w:val="26"/>
+              </w:rPr>
+              <w:t>KHÔNG ĐẠT</w:t>
+            </w:r>
+          </w:p>
+        </w:tc>
+        <w:tc>
+          <w:tcPr>
+            <w:tcW w:w="1276" w:type="dxa"/>
+            <w:vAlign w:val="center"/>
+          </w:tcPr>
+          <w:p>
+            <w:pPr>
+              <w:shd w:val="clear" w:color="auto" w:fill="FFFFFF" w:themeFill="background1"/>
+              <w:spacing w:line="252" w:lineRule="auto"/>
+              <w:jc w:val="center"/>
+              <w:rPr>
+                <w:rFonts w:ascii="Times New Roman" w:hAnsi="Times New Roman"/>
+                <w:b/>
+                <w:color w:val="000000" w:themeColor="text1"/>
+                <w:sz w:val="26"/>
+                <w:szCs w:val="26"/>
+              </w:rPr>
+            </w:pPr>
+            <w:r>
+              <w:rPr>
+                <w:rFonts w:ascii="Times New Roman" w:hAnsi="Times New Roman"/>
+                <w:b/>
+                <w:color w:val="000000" w:themeColor="text1"/>
+                <w:sz w:val="26"/>
+                <w:szCs w:val="26"/>
+              </w:rPr>
+              <w:t>KHÔNG LÀM</w:t>
+            </w:r>
+          </w:p>
+        </w:tc>
+        <w:tc>
+          <w:tcPr>
+            <w:tcW w:w="992" w:type="dxa"/>
+            <w:vAlign w:val="center"/>
+          </w:tcPr>
+          <w:p>
+            <w:pPr>
+              <w:shd w:val="clear" w:color="auto" w:fill="FFFFFF" w:themeFill="background1"/>
+              <w:spacing w:line="252" w:lineRule="auto"/>
+              <w:jc w:val="center"/>
+              <w:rPr>
+                <w:rFonts w:ascii="Times New Roman" w:hAnsi="Times New Roman"/>
+                <w:b/>
+                <w:color w:val="000000" w:themeColor="text1"/>
+                <w:sz w:val="26"/>
+                <w:szCs w:val="26"/>
+              </w:rPr>
+            </w:pPr>
+            <w:r>
+              <w:rPr>
+                <w:rFonts w:ascii="Times New Roman" w:hAnsi="Times New Roman"/>
+                <w:b/>
+                <w:color w:val="000000" w:themeColor="text1"/>
+                <w:sz w:val="26"/>
+                <w:szCs w:val="26"/>
+              </w:rPr>
+              <w:t>GHI CHÚ</w:t>
+            </w:r>
+          </w:p>
+        </w:tc>
+      </w:tr>
+      <w:tr>
+        <w:tc>
+          <w:tcPr>
+            <w:tcW w:w="817" w:type="dxa"/>
+            <w:vAlign w:val="center"/>
+          </w:tcPr>
+          <w:p>
+            <w:pPr>
+              <w:shd w:val="clear" w:color="auto" w:fill="FFFFFF" w:themeFill="background1"/>
+              <w:spacing w:line="252" w:lineRule="auto"/>
+              <w:jc w:val="center"/>
+              <w:rPr>
+                <w:rFonts w:ascii="Times New Roman" w:hAnsi="Times New Roman"/>
+                <w:color w:val="000000" w:themeColor="text1"/>
+                <w:sz w:val="26"/>
+                <w:szCs w:val="26"/>
+              </w:rPr>
+            </w:pPr>
+            <w:r>
+              <w:rPr>
+                <w:rFonts w:ascii="Times New Roman" w:hAnsi="Times New Roman"/>
+                <w:color w:val="000000" w:themeColor="text1"/>
+                <w:sz w:val="26"/>
+                <w:szCs w:val="26"/>
+              </w:rPr>
+              <w:t>1</w:t>
+            </w:r>
+          </w:p>
+        </w:tc>
+        <w:tc>
+          <w:tcPr>
+            <w:tcW w:w="992" w:type="dxa"/>
+            <w:vMerge w:val="restart"/>
+            <w:vAlign w:val="center"/>
+          </w:tcPr>
+          <w:p>
+            <w:pPr>
+              <w:shd w:val="clear" w:color="auto" w:fill="FFFFFF" w:themeFill="background1"/>
+              <w:spacing w:line="252" w:lineRule="auto"/>
+              <w:jc w:val="center"/>
+              <w:rPr>
+                <w:rFonts w:ascii="Times New Roman" w:hAnsi="Times New Roman"/>
+                <w:color w:val="000000" w:themeColor="text1"/>
+                <w:sz w:val="26"/>
+                <w:szCs w:val="26"/>
+              </w:rPr>
+            </w:pPr>
+            <w:r>
+              <w:rPr>
+                <w:rFonts w:ascii="Times New Roman" w:hAnsi="Times New Roman"/>
+                <w:color w:val="000000" w:themeColor="text1"/>
+                <w:sz w:val="26"/>
+                <w:szCs w:val="26"/>
+              </w:rPr>
+              <w:t>1</w:t>
+            </w:r>
+          </w:p>
+        </w:tc>
+        <w:tc>
+          <w:tcPr>
+            <w:tcW w:w="3879" w:type="dxa"/>
+            <w:vAlign w:val="center"/>
+          </w:tcPr>
+          <w:p>
+            <w:pPr>
+              <w:keepNext/>
+              <w:keepLines/>
+              <w:shd w:val="clear" w:color="auto" w:fill="FFFFFF" w:themeFill="background1"/>
+              <w:spacing w:line="252" w:lineRule="auto"/>
+              <w:ind w:left="6" w:right="-45"/>
+              <w:rPr>
+                <w:rFonts w:ascii="Times New Roman" w:hAnsi="Times New Roman"/>
+                <w:color w:val="000000" w:themeColor="text1"/>
+                <w:sz w:val="26"/>
+                <w:szCs w:val="26"/>
+                <w:lang w:val="vi-VN"/>
+              </w:rPr>
+            </w:pPr>
+            <w:r>
+              <w:rPr>
+                <w:rFonts w:ascii="Times New Roman" w:hAnsi="Times New Roman"/>
+                <w:color w:val="000000" w:themeColor="text1"/>
+                <w:sz w:val="26"/>
+                <w:szCs w:val="26"/>
+                <w:lang w:val="nl-NL"/>
+              </w:rPr>
+              <w:t>D</w:t>
+            </w:r>
+            <w:r>
+              <w:rPr>
+                <w:rFonts w:ascii="Times New Roman" w:hAnsi="Times New Roman"/>
+                <w:color w:val="000000" w:themeColor="text1"/>
+                <w:sz w:val="26"/>
+                <w:szCs w:val="26"/>
+                <w:lang w:val="vi-VN"/>
+              </w:rPr>
+              <w:t xml:space="preserve">ựa trên Kế hoạch </w:t>
+            </w:r>
+            <w:r>
+              <w:rPr>
+                <w:rFonts w:ascii="Times New Roman" w:hAnsi="Times New Roman"/>
+                <w:color w:val="000000" w:themeColor="text1"/>
+                <w:sz w:val="26"/>
+                <w:szCs w:val="26"/>
+                <w:lang w:val="nl-NL"/>
+              </w:rPr>
+              <w:t>ĐT</w:t>
+            </w:r>
+            <w:r>
+              <w:rPr>
+                <w:rFonts w:ascii="Times New Roman" w:hAnsi="Times New Roman"/>
+                <w:color w:val="000000" w:themeColor="text1"/>
+                <w:sz w:val="26"/>
+                <w:szCs w:val="26"/>
+                <w:lang w:val="vi-VN"/>
+              </w:rPr>
+              <w:t xml:space="preserve"> theo năm</w:t>
+            </w:r>
+            <w:r>
+              <w:rPr>
+                <w:rFonts w:ascii="Times New Roman" w:hAnsi="Times New Roman"/>
+                <w:color w:val="000000" w:themeColor="text1"/>
+                <w:sz w:val="26"/>
+                <w:szCs w:val="26"/>
+              </w:rPr>
+              <w:t xml:space="preserve"> </w:t>
+            </w:r>
+            <w:r>
+              <w:rPr>
+                <w:rFonts w:ascii="Times New Roman" w:hAnsi="Times New Roman"/>
+                <w:b/>
+                <w:i/>
+                <w:color w:val="000000" w:themeColor="text1"/>
+                <w:sz w:val="26"/>
+                <w:szCs w:val="26"/>
+                <w:lang w:val="nl-NL"/>
+              </w:rPr>
+              <w:t>(</w:t>
+            </w:r>
+            <w:r>
+              <w:rPr>
+                <w:rFonts w:ascii="Times New Roman" w:hAnsi="Times New Roman"/>
+                <w:b/>
+                <w:bCs/>
+                <w:i/>
+                <w:iCs/>
+                <w:color w:val="000000" w:themeColor="text1"/>
+                <w:sz w:val="26"/>
+                <w:szCs w:val="26"/>
+                <w:lang w:val="vi-VN"/>
+              </w:rPr>
+              <w:t>QTQL/ĐT&amp;HTQT/03/BM01</w:t>
+            </w:r>
+            <w:r>
+              <w:rPr>
+                <w:rFonts w:ascii="Times New Roman" w:hAnsi="Times New Roman"/>
+                <w:b/>
+                <w:i/>
+                <w:color w:val="000000" w:themeColor="text1"/>
+                <w:sz w:val="26"/>
+                <w:szCs w:val="26"/>
+                <w:lang w:val="vi-VN"/>
+              </w:rPr>
+              <w:t>)</w:t>
+            </w:r>
+            <w:r>
+              <w:rPr>
+                <w:rFonts w:ascii="Times New Roman" w:hAnsi="Times New Roman"/>
+                <w:b/>
+                <w:i/>
+                <w:color w:val="000000" w:themeColor="text1"/>
+                <w:sz w:val="26"/>
+                <w:szCs w:val="26"/>
+              </w:rPr>
+              <w:t xml:space="preserve"> </w:t>
+            </w:r>
+            <w:r>
+              <w:rPr>
+                <w:rFonts w:ascii="Times New Roman" w:hAnsi="Times New Roman"/>
+                <w:color w:val="000000" w:themeColor="text1"/>
+                <w:sz w:val="26"/>
+                <w:szCs w:val="26"/>
+                <w:lang w:val="vi-VN"/>
+              </w:rPr>
+              <w:t>(</w:t>
+            </w:r>
+            <w:r>
+              <w:rPr>
+                <w:rFonts w:ascii="Times New Roman" w:hAnsi="Times New Roman"/>
+                <w:color w:val="000000" w:themeColor="text1"/>
+                <w:spacing w:val="4"/>
+                <w:sz w:val="26"/>
+                <w:szCs w:val="26"/>
+                <w:lang w:val="vi-VN"/>
+              </w:rPr>
+              <w:t xml:space="preserve">đã xây dựng theo </w:t>
+            </w:r>
+            <w:r>
+              <w:rPr>
+                <w:rFonts w:ascii="Times New Roman" w:hAnsi="Times New Roman"/>
+                <w:color w:val="000000" w:themeColor="text1"/>
+                <w:sz w:val="26"/>
+                <w:szCs w:val="26"/>
+                <w:lang w:val="vi-VN"/>
+              </w:rPr>
+              <w:t xml:space="preserve">và kế hoạch tháng (dựa trên kế hoạch năm có bổ sung/sửa đổi </w:t>
+            </w:r>
+            <w:r>
+              <w:rPr>
+                <w:rFonts w:ascii="Times New Roman" w:hAnsi="Times New Roman"/>
+                <w:b/>
+                <w:i/>
+                <w:color w:val="000000" w:themeColor="text1"/>
+                <w:sz w:val="26"/>
+                <w:szCs w:val="26"/>
+                <w:lang w:val="vi-VN"/>
+              </w:rPr>
+              <w:t>(</w:t>
+            </w:r>
+            <w:r>
+              <w:rPr>
+                <w:rFonts w:ascii="Times New Roman" w:hAnsi="Times New Roman"/>
+                <w:b/>
+                <w:bCs/>
+                <w:i/>
+                <w:iCs/>
+                <w:color w:val="000000" w:themeColor="text1"/>
+                <w:sz w:val="26"/>
+                <w:szCs w:val="26"/>
+                <w:lang w:val="vi-VN"/>
+              </w:rPr>
+              <w:t>QTQL/ĐT&amp;HTQT/03/BM02</w:t>
+            </w:r>
+            <w:r>
+              <w:rPr>
+                <w:rFonts w:ascii="Times New Roman" w:hAnsi="Times New Roman"/>
+                <w:color w:val="000000" w:themeColor="text1"/>
+                <w:sz w:val="26"/>
+                <w:szCs w:val="26"/>
+                <w:lang w:val="vi-VN"/>
+              </w:rPr>
+              <w:t xml:space="preserve">) để xây dựng kế hoạch cụ thể </w:t>
+            </w:r>
+          </w:p>
+        </w:tc>
+        <w:tc>
+          <w:tcPr>
+            <w:tcW w:w="799" w:type="dxa"/>
+          </w:tcPr>
+          <w:p>
+            <w:pPr>
+              <w:shd w:val="clear" w:color="auto" w:fill="FFFFFF" w:themeFill="background1"/>
+              <w:spacing w:line="252" w:lineRule="auto"/>
+              <w:rPr>
+                <w:rFonts w:ascii="Times New Roman" w:hAnsi="Times New Roman"/>
+                <w:i/>
+                <w:color w:val="000000" w:themeColor="text1"/>
+                <w:sz w:val="26"/>
+                <w:szCs w:val="26"/>
+              </w:rPr>
+            </w:pPr>
+            <w:r>
+              <w:rPr>
+                <w:rFonts w:ascii="Times New Roman" w:hAnsi="Times New Roman"/>
+                <w:i/>
+                <w:color w:val="000000" w:themeColor="text1"/>
+                <w:sz w:val="26"/>
+                <w:szCs w:val="26"/>
+              </w:rPr>
+              <w:t>[[10KHDTTheonam1]]</w:t>
+            </w:r>
+          </w:p>
+        </w:tc>
+        <w:tc>
+          <w:tcPr>
+            <w:tcW w:w="1276" w:type="dxa"/>
+          </w:tcPr>
+          <w:p>
+            <w:pPr>
+              <w:shd w:val="clear" w:color="auto" w:fill="FFFFFF" w:themeFill="background1"/>
+              <w:spacing w:line="252" w:lineRule="auto"/>
+              <w:rPr>
+                <w:rFonts w:ascii="Times New Roman" w:hAnsi="Times New Roman"/>
+                <w:i/>
+                <w:color w:val="000000" w:themeColor="text1"/>
+                <w:sz w:val="26"/>
+                <w:szCs w:val="26"/>
+              </w:rPr>
+            </w:pPr>
+            <w:r>
+              <w:rPr>
+                <w:rFonts w:ascii="Times New Roman" w:hAnsi="Times New Roman"/>
+                <w:i/>
+                <w:color w:val="000000" w:themeColor="text1"/>
+                <w:sz w:val="26"/>
+                <w:szCs w:val="26"/>
+              </w:rPr>
+              <w:t>[[10KHDTTheonam2]]</w:t>
+            </w:r>
+          </w:p>
+        </w:tc>
+        <w:tc>
+          <w:tcPr>
+            <w:tcW w:w="1276" w:type="dxa"/>
+          </w:tcPr>
+          <w:p>
+            <w:pPr>
+              <w:shd w:val="clear" w:color="auto" w:fill="FFFFFF" w:themeFill="background1"/>
+              <w:spacing w:line="252" w:lineRule="auto"/>
+              <w:rPr>
+                <w:rFonts w:ascii="Times New Roman" w:hAnsi="Times New Roman"/>
+                <w:i/>
+                <w:color w:val="000000" w:themeColor="text1"/>
+                <w:sz w:val="26"/>
+                <w:szCs w:val="26"/>
+              </w:rPr>
+            </w:pPr>
+            <w:r>
+              <w:rPr>
+                <w:rFonts w:ascii="Times New Roman" w:hAnsi="Times New Roman"/>
+                <w:i/>
+                <w:color w:val="000000" w:themeColor="text1"/>
+                <w:sz w:val="26"/>
+                <w:szCs w:val="26"/>
+              </w:rPr>
+              <w:t>[[10KHDTTheonam3]]</w:t>
+            </w:r>
+          </w:p>
+        </w:tc>
+        <w:tc>
+          <w:tcPr>
+            <w:tcW w:w="992" w:type="dxa"/>
+          </w:tcPr>
+          <w:p>
+            <w:pPr>
+              <w:shd w:val="clear" w:color="auto" w:fill="FFFFFF" w:themeFill="background1"/>
+              <w:spacing w:line="252" w:lineRule="auto"/>
+              <w:rPr>
+                <w:rFonts w:ascii="Times New Roman" w:hAnsi="Times New Roman"/>
+                <w:i/>
+                <w:color w:val="000000" w:themeColor="text1"/>
+                <w:sz w:val="26"/>
+                <w:szCs w:val="26"/>
+              </w:rPr>
+            </w:pPr>
+            <w:r>
+              <w:rPr>
+                <w:rFonts w:ascii="Times New Roman" w:hAnsi="Times New Roman"/>
+                <w:i/>
+                <w:color w:val="000000" w:themeColor="text1"/>
+                <w:sz w:val="26"/>
+                <w:szCs w:val="26"/>
+              </w:rPr>
+              <w:t>[[10KHDTTheonamGhiChu]]</w:t>
+            </w:r>
+          </w:p>
+        </w:tc>
+      </w:tr>
+      <w:tr>
+        <w:tc>
+          <w:tcPr>
+            <w:tcW w:w="817" w:type="dxa"/>
+            <w:vAlign w:val="center"/>
+          </w:tcPr>
+          <w:p>
+            <w:pPr>
+              <w:shd w:val="clear" w:color="auto" w:fill="FFFFFF" w:themeFill="background1"/>
+              <w:spacing w:line="252" w:lineRule="auto"/>
+              <w:jc w:val="center"/>
+              <w:rPr>
+                <w:rFonts w:ascii="Times New Roman" w:hAnsi="Times New Roman"/>
+                <w:color w:val="000000" w:themeColor="text1"/>
+                <w:sz w:val="26"/>
+                <w:szCs w:val="26"/>
+              </w:rPr>
+            </w:pPr>
+            <w:r>
+              <w:rPr>
+                <w:rFonts w:ascii="Times New Roman" w:hAnsi="Times New Roman"/>
+                <w:color w:val="000000" w:themeColor="text1"/>
+                <w:sz w:val="26"/>
+                <w:szCs w:val="26"/>
+              </w:rPr>
+              <w:t>2</w:t>
+            </w:r>
+          </w:p>
+        </w:tc>
+        <w:tc>
+          <w:tcPr>
+            <w:tcW w:w="992" w:type="dxa"/>
+            <w:vMerge/>
+            <w:vAlign w:val="center"/>
+          </w:tcPr>
+          <w:p>
+            <w:pPr>
+              <w:shd w:val="clear" w:color="auto" w:fill="FFFFFF" w:themeFill="background1"/>
+              <w:spacing w:line="252" w:lineRule="auto"/>
+              <w:jc w:val="center"/>
+              <w:rPr>
+                <w:rFonts w:ascii="Times New Roman" w:hAnsi="Times New Roman"/>
+                <w:color w:val="000000" w:themeColor="text1"/>
+                <w:sz w:val="26"/>
+                <w:szCs w:val="26"/>
+              </w:rPr>
+            </w:pPr>
+          </w:p>
+        </w:tc>
+        <w:tc>
+          <w:tcPr>
+            <w:tcW w:w="3879" w:type="dxa"/>
+            <w:vAlign w:val="center"/>
+          </w:tcPr>
+          <w:p>
+            <w:pPr>
+              <w:keepNext/>
+              <w:keepLines/>
+              <w:shd w:val="clear" w:color="auto" w:fill="FFFFFF" w:themeFill="background1"/>
+              <w:spacing w:line="252" w:lineRule="auto"/>
+              <w:ind w:left="6" w:right="-45"/>
+              <w:rPr>
+                <w:rFonts w:ascii="Times New Roman" w:hAnsi="Times New Roman"/>
+                <w:color w:val="000000" w:themeColor="text1"/>
+                <w:sz w:val="26"/>
+                <w:szCs w:val="26"/>
+              </w:rPr>
+            </w:pPr>
+            <w:r>
+              <w:rPr>
+                <w:rFonts w:ascii="Times New Roman" w:hAnsi="Times New Roman"/>
+                <w:color w:val="000000" w:themeColor="text1"/>
+                <w:sz w:val="26"/>
+                <w:szCs w:val="26"/>
+                <w:lang w:val="vi-VN"/>
+              </w:rPr>
+              <w:t xml:space="preserve">- Dựa trên quyết định danh mục kỹ thuật đã được Bộ Y tế phê duyệt </w:t>
+            </w:r>
+          </w:p>
+        </w:tc>
+        <w:tc>
+          <w:tcPr>
+            <w:tcW w:w="799" w:type="dxa"/>
+          </w:tcPr>
+          <w:p>
+            <w:pPr>
+              <w:shd w:val="clear" w:color="auto" w:fill="FFFFFF" w:themeFill="background1"/>
+              <w:spacing w:line="252" w:lineRule="auto"/>
+              <w:rPr>
+                <w:rFonts w:ascii="Times New Roman" w:hAnsi="Times New Roman"/>
+                <w:i/>
+                <w:color w:val="000000" w:themeColor="text1"/>
+                <w:sz w:val="26"/>
+                <w:szCs w:val="26"/>
+              </w:rPr>
+            </w:pPr>
+            <w:r>
+              <w:rPr>
+                <w:rFonts w:ascii="Times New Roman" w:hAnsi="Times New Roman"/>
+                <w:i/>
+                <w:color w:val="000000" w:themeColor="text1"/>
+                <w:sz w:val="26"/>
+                <w:szCs w:val="26"/>
+              </w:rPr>
+              <w:t>[[</w:t>
+            </w:r>
+            <w:r>
+              <w:rPr>
+                <w:rFonts w:ascii="Times New Roman" w:hAnsi="Times New Roman"/>
+                <w:i/>
+                <w:color w:val="000000" w:themeColor="text1"/>
+                <w:sz w:val="26"/>
+                <w:szCs w:val="26"/>
+              </w:rPr>
+              <w:t>10QDDanhMuc1</w:t>
+            </w:r>
+            <w:r>
+              <w:rPr>
+                <w:rFonts w:ascii="Times New Roman" w:hAnsi="Times New Roman"/>
+                <w:i/>
+                <w:color w:val="000000" w:themeColor="text1"/>
+                <w:sz w:val="26"/>
+                <w:szCs w:val="26"/>
+              </w:rPr>
+              <w:t>]]</w:t>
+            </w:r>
+          </w:p>
+        </w:tc>
+        <w:tc>
+          <w:tcPr>
+            <w:tcW w:w="1276" w:type="dxa"/>
+          </w:tcPr>
+          <w:p>
+            <w:pPr>
+              <w:shd w:val="clear" w:color="auto" w:fill="FFFFFF" w:themeFill="background1"/>
+              <w:spacing w:line="252" w:lineRule="auto"/>
+              <w:rPr>
+                <w:rFonts w:ascii="Times New Roman" w:hAnsi="Times New Roman"/>
+                <w:i/>
+                <w:color w:val="000000" w:themeColor="text1"/>
+                <w:sz w:val="26"/>
+                <w:szCs w:val="26"/>
+              </w:rPr>
+            </w:pPr>
+            <w:r>
+              <w:rPr>
+                <w:rFonts w:ascii="Times New Roman" w:hAnsi="Times New Roman"/>
+                <w:i/>
+                <w:color w:val="000000" w:themeColor="text1"/>
+                <w:sz w:val="26"/>
+                <w:szCs w:val="26"/>
+              </w:rPr>
+              <w:t>[[</w:t>
+            </w:r>
+            <w:r>
+              <w:rPr>
+                <w:rFonts w:ascii="Times New Roman" w:hAnsi="Times New Roman"/>
+                <w:i/>
+                <w:color w:val="000000" w:themeColor="text1"/>
+                <w:sz w:val="26"/>
+                <w:szCs w:val="26"/>
+              </w:rPr>
+              <w:t>10QDDanhMuc2</w:t>
+            </w:r>
+            <w:r>
+              <w:rPr>
+                <w:rFonts w:ascii="Times New Roman" w:hAnsi="Times New Roman"/>
+                <w:i/>
+                <w:color w:val="000000" w:themeColor="text1"/>
+                <w:sz w:val="26"/>
+                <w:szCs w:val="26"/>
+              </w:rPr>
+              <w:t>]]</w:t>
+            </w:r>
+          </w:p>
+        </w:tc>
+        <w:tc>
+          <w:tcPr>
+            <w:tcW w:w="1276" w:type="dxa"/>
+          </w:tcPr>
+          <w:p>
+            <w:pPr>
+              <w:shd w:val="clear" w:color="auto" w:fill="FFFFFF" w:themeFill="background1"/>
+              <w:spacing w:line="252" w:lineRule="auto"/>
+              <w:rPr>
+                <w:rFonts w:ascii="Times New Roman" w:hAnsi="Times New Roman"/>
+                <w:i/>
+                <w:color w:val="000000" w:themeColor="text1"/>
+                <w:sz w:val="26"/>
+                <w:szCs w:val="26"/>
+              </w:rPr>
+            </w:pPr>
+            <w:r>
+              <w:rPr>
+                <w:rFonts w:ascii="Times New Roman" w:hAnsi="Times New Roman"/>
+                <w:i/>
+                <w:color w:val="000000" w:themeColor="text1"/>
+                <w:sz w:val="26"/>
+                <w:szCs w:val="26"/>
+              </w:rPr>
+              <w:t>[[</w:t>
+            </w:r>
+            <w:r>
+              <w:rPr>
+                <w:rFonts w:ascii="Times New Roman" w:hAnsi="Times New Roman"/>
+                <w:i/>
+                <w:color w:val="000000" w:themeColor="text1"/>
+                <w:sz w:val="26"/>
+                <w:szCs w:val="26"/>
+              </w:rPr>
+              <w:t>10QDDanhMuc3</w:t>
+            </w:r>
+            <w:r>
+              <w:rPr>
+                <w:rFonts w:ascii="Times New Roman" w:hAnsi="Times New Roman"/>
+                <w:i/>
+                <w:color w:val="000000" w:themeColor="text1"/>
+                <w:sz w:val="26"/>
+                <w:szCs w:val="26"/>
+              </w:rPr>
+              <w:t>]]</w:t>
+            </w:r>
+          </w:p>
+        </w:tc>
+        <w:tc>
+          <w:tcPr>
+            <w:tcW w:w="992" w:type="dxa"/>
+          </w:tcPr>
+          <w:p>
+            <w:pPr>
+              <w:shd w:val="clear" w:color="auto" w:fill="FFFFFF" w:themeFill="background1"/>
+              <w:spacing w:line="252" w:lineRule="auto"/>
+              <w:rPr>
+                <w:rFonts w:ascii="Times New Roman" w:hAnsi="Times New Roman"/>
+                <w:i/>
+                <w:color w:val="000000" w:themeColor="text1"/>
+                <w:sz w:val="26"/>
+                <w:szCs w:val="26"/>
+              </w:rPr>
+            </w:pPr>
+            <w:r>
+              <w:rPr>
+                <w:rFonts w:ascii="Times New Roman" w:hAnsi="Times New Roman"/>
+                <w:i/>
+                <w:color w:val="000000" w:themeColor="text1"/>
+                <w:sz w:val="26"/>
+                <w:szCs w:val="26"/>
+              </w:rPr>
+              <w:t>[[</w:t>
+            </w:r>
+            <w:r>
+              <w:rPr>
+                <w:rFonts w:ascii="Times New Roman" w:hAnsi="Times New Roman"/>
+                <w:i/>
+                <w:color w:val="000000" w:themeColor="text1"/>
+                <w:sz w:val="26"/>
+                <w:szCs w:val="26"/>
+              </w:rPr>
+              <w:t>10QDDanhMucGhiChu</w:t>
+            </w:r>
+            <w:r>
+              <w:rPr>
+                <w:rFonts w:ascii="Times New Roman" w:hAnsi="Times New Roman"/>
+                <w:i/>
+                <w:color w:val="000000" w:themeColor="text1"/>
+                <w:sz w:val="26"/>
+                <w:szCs w:val="26"/>
+              </w:rPr>
+              <w:t>]]</w:t>
+            </w:r>
+          </w:p>
+        </w:tc>
+      </w:tr>
+      <w:tr>
+        <w:tc>
+          <w:tcPr>
+            <w:tcW w:w="817" w:type="dxa"/>
+            <w:vAlign w:val="center"/>
+          </w:tcPr>
+          <w:p>
+            <w:pPr>
+              <w:shd w:val="clear" w:color="auto" w:fill="FFFFFF" w:themeFill="background1"/>
+              <w:spacing w:line="252" w:lineRule="auto"/>
+              <w:jc w:val="center"/>
+              <w:rPr>
+                <w:rFonts w:ascii="Times New Roman" w:hAnsi="Times New Roman"/>
+                <w:color w:val="000000" w:themeColor="text1"/>
+                <w:sz w:val="26"/>
+                <w:szCs w:val="26"/>
+              </w:rPr>
+            </w:pPr>
+            <w:r>
+              <w:rPr>
+                <w:rFonts w:ascii="Times New Roman" w:hAnsi="Times New Roman"/>
+                <w:color w:val="000000" w:themeColor="text1"/>
+                <w:sz w:val="26"/>
+                <w:szCs w:val="26"/>
+              </w:rPr>
+              <w:t>3</w:t>
+            </w:r>
+          </w:p>
+        </w:tc>
+        <w:tc>
+          <w:tcPr>
+            <w:tcW w:w="992" w:type="dxa"/>
+            <w:vMerge/>
+            <w:vAlign w:val="center"/>
+          </w:tcPr>
+          <w:p>
+            <w:pPr>
+              <w:shd w:val="clear" w:color="auto" w:fill="FFFFFF" w:themeFill="background1"/>
+              <w:spacing w:line="252" w:lineRule="auto"/>
+              <w:jc w:val="center"/>
+              <w:rPr>
+                <w:rFonts w:ascii="Times New Roman" w:hAnsi="Times New Roman"/>
+                <w:color w:val="000000" w:themeColor="text1"/>
+                <w:sz w:val="26"/>
+                <w:szCs w:val="26"/>
+              </w:rPr>
+            </w:pPr>
+          </w:p>
+        </w:tc>
+        <w:tc>
+          <w:tcPr>
+            <w:tcW w:w="3879" w:type="dxa"/>
+            <w:vAlign w:val="center"/>
+          </w:tcPr>
+          <w:p>
+            <w:pPr>
+              <w:keepNext/>
+              <w:keepLines/>
+              <w:shd w:val="clear" w:color="auto" w:fill="FFFFFF" w:themeFill="background1"/>
+              <w:spacing w:line="252" w:lineRule="auto"/>
+              <w:ind w:left="6" w:right="-45"/>
+              <w:rPr>
+                <w:rFonts w:ascii="Times New Roman" w:hAnsi="Times New Roman"/>
+                <w:color w:val="000000" w:themeColor="text1"/>
+                <w:sz w:val="26"/>
+                <w:szCs w:val="26"/>
+              </w:rPr>
+            </w:pPr>
+            <w:r>
+              <w:rPr>
+                <w:rFonts w:ascii="Times New Roman" w:hAnsi="Times New Roman"/>
+                <w:color w:val="000000" w:themeColor="text1"/>
+                <w:sz w:val="26"/>
+                <w:szCs w:val="26"/>
+                <w:lang w:val="vi-VN"/>
+              </w:rPr>
+              <w:t>Tài liệu hướng dẫn quy trình chuyên môn-kỹ thuật đã được phê duyệt đang triển khai tại Bệnh viện</w:t>
+            </w:r>
+          </w:p>
+        </w:tc>
+        <w:tc>
+          <w:tcPr>
+            <w:tcW w:w="799" w:type="dxa"/>
+          </w:tcPr>
+          <w:p>
+            <w:pPr>
+              <w:shd w:val="clear" w:color="auto" w:fill="FFFFFF" w:themeFill="background1"/>
+              <w:spacing w:line="252" w:lineRule="auto"/>
+              <w:rPr>
+                <w:rFonts w:ascii="Times New Roman" w:hAnsi="Times New Roman"/>
+                <w:i/>
+                <w:color w:val="000000" w:themeColor="text1"/>
+                <w:sz w:val="26"/>
+                <w:szCs w:val="26"/>
+              </w:rPr>
+            </w:pPr>
+            <w:r>
+              <w:rPr>
+                <w:rFonts w:ascii="Times New Roman" w:hAnsi="Times New Roman"/>
+                <w:i/>
+                <w:color w:val="000000" w:themeColor="text1"/>
+                <w:sz w:val="26"/>
+                <w:szCs w:val="26"/>
+              </w:rPr>
+              <w:t>[[</w:t>
+            </w:r>
+            <w:r>
+              <w:rPr>
+                <w:rFonts w:ascii="Times New Roman" w:hAnsi="Times New Roman"/>
+                <w:i/>
+                <w:color w:val="000000" w:themeColor="text1"/>
+                <w:sz w:val="26"/>
+                <w:szCs w:val="26"/>
+              </w:rPr>
+              <w:t>10HDQTChuyenMon1</w:t>
+            </w:r>
+            <w:r>
+              <w:rPr>
+                <w:rFonts w:ascii="Times New Roman" w:hAnsi="Times New Roman"/>
+                <w:i/>
+                <w:color w:val="000000" w:themeColor="text1"/>
+                <w:sz w:val="26"/>
+                <w:szCs w:val="26"/>
+              </w:rPr>
+              <w:t>]]</w:t>
+            </w:r>
+          </w:p>
+        </w:tc>
+        <w:tc>
+          <w:tcPr>
+            <w:tcW w:w="1276" w:type="dxa"/>
+          </w:tcPr>
+          <w:p>
+            <w:pPr>
+              <w:shd w:val="clear" w:color="auto" w:fill="FFFFFF" w:themeFill="background1"/>
+              <w:spacing w:line="252" w:lineRule="auto"/>
+              <w:rPr>
+                <w:rFonts w:ascii="Times New Roman" w:hAnsi="Times New Roman"/>
+                <w:i/>
+                <w:color w:val="000000" w:themeColor="text1"/>
+                <w:sz w:val="26"/>
+                <w:szCs w:val="26"/>
+              </w:rPr>
+            </w:pPr>
+            <w:r>
+              <w:rPr>
+                <w:rFonts w:ascii="Times New Roman" w:hAnsi="Times New Roman"/>
+                <w:i/>
+                <w:color w:val="000000" w:themeColor="text1"/>
+                <w:sz w:val="26"/>
+                <w:szCs w:val="26"/>
+              </w:rPr>
+              <w:t>[[</w:t>
+            </w:r>
+            <w:r>
+              <w:rPr>
+                <w:rFonts w:ascii="Times New Roman" w:hAnsi="Times New Roman"/>
+                <w:i/>
+                <w:color w:val="000000" w:themeColor="text1"/>
+                <w:sz w:val="26"/>
+                <w:szCs w:val="26"/>
+              </w:rPr>
+              <w:t>10HDQTChuyenMon2</w:t>
+            </w:r>
+            <w:r>
+              <w:rPr>
+                <w:rFonts w:ascii="Times New Roman" w:hAnsi="Times New Roman"/>
+                <w:i/>
+                <w:color w:val="000000" w:themeColor="text1"/>
+                <w:sz w:val="26"/>
+                <w:szCs w:val="26"/>
+              </w:rPr>
+              <w:t>]]</w:t>
+            </w:r>
+          </w:p>
+        </w:tc>
+        <w:tc>
+          <w:tcPr>
+            <w:tcW w:w="1276" w:type="dxa"/>
+          </w:tcPr>
+          <w:p>
+            <w:pPr>
+              <w:shd w:val="clear" w:color="auto" w:fill="FFFFFF" w:themeFill="background1"/>
+              <w:spacing w:line="252" w:lineRule="auto"/>
+              <w:rPr>
+                <w:rFonts w:ascii="Times New Roman" w:hAnsi="Times New Roman"/>
+                <w:i/>
+                <w:color w:val="000000" w:themeColor="text1"/>
+                <w:sz w:val="26"/>
+                <w:szCs w:val="26"/>
+              </w:rPr>
+            </w:pPr>
+            <w:r>
+              <w:rPr>
+                <w:rFonts w:ascii="Times New Roman" w:hAnsi="Times New Roman"/>
+                <w:i/>
+                <w:color w:val="000000" w:themeColor="text1"/>
+                <w:sz w:val="26"/>
+                <w:szCs w:val="26"/>
+              </w:rPr>
+              <w:t>[[</w:t>
+            </w:r>
+            <w:r>
+              <w:rPr>
+                <w:rFonts w:ascii="Times New Roman" w:hAnsi="Times New Roman"/>
+                <w:i/>
+                <w:color w:val="000000" w:themeColor="text1"/>
+                <w:sz w:val="26"/>
+                <w:szCs w:val="26"/>
+              </w:rPr>
+              <w:t>10HDQTChuyenMon3</w:t>
+            </w:r>
+            <w:r>
+              <w:rPr>
+                <w:rFonts w:ascii="Times New Roman" w:hAnsi="Times New Roman"/>
+                <w:i/>
+                <w:color w:val="000000" w:themeColor="text1"/>
+                <w:sz w:val="26"/>
+                <w:szCs w:val="26"/>
+              </w:rPr>
+              <w:t>]]</w:t>
+            </w:r>
+          </w:p>
+        </w:tc>
+        <w:tc>
+          <w:tcPr>
+            <w:tcW w:w="992" w:type="dxa"/>
+          </w:tcPr>
+          <w:p>
+            <w:pPr>
+              <w:shd w:val="clear" w:color="auto" w:fill="FFFFFF" w:themeFill="background1"/>
+              <w:spacing w:line="252" w:lineRule="auto"/>
+              <w:rPr>
+                <w:rFonts w:ascii="Times New Roman" w:hAnsi="Times New Roman"/>
+                <w:i/>
+                <w:color w:val="000000" w:themeColor="text1"/>
+                <w:sz w:val="26"/>
+                <w:szCs w:val="26"/>
+              </w:rPr>
+            </w:pPr>
+            <w:r>
+              <w:rPr>
+                <w:rFonts w:ascii="Times New Roman" w:hAnsi="Times New Roman"/>
+                <w:i/>
+                <w:color w:val="000000" w:themeColor="text1"/>
+                <w:sz w:val="26"/>
+                <w:szCs w:val="26"/>
+              </w:rPr>
+              <w:t>[[</w:t>
+            </w:r>
+            <w:r>
+              <w:rPr>
+                <w:rFonts w:ascii="Times New Roman" w:hAnsi="Times New Roman"/>
+                <w:i/>
+                <w:color w:val="000000" w:themeColor="text1"/>
+                <w:sz w:val="26"/>
+                <w:szCs w:val="26"/>
+              </w:rPr>
+              <w:t>10HDQTChuyenMonGhiChu</w:t>
+            </w:r>
+            <w:r>
+              <w:rPr>
+                <w:rFonts w:ascii="Times New Roman" w:hAnsi="Times New Roman"/>
+                <w:i/>
+                <w:color w:val="000000" w:themeColor="text1"/>
+                <w:sz w:val="26"/>
+                <w:szCs w:val="26"/>
+              </w:rPr>
+              <w:t>]]</w:t>
+            </w:r>
+          </w:p>
+        </w:tc>
+      </w:tr>
+      <w:tr>
+        <w:tc>
+          <w:tcPr>
+            <w:tcW w:w="817" w:type="dxa"/>
+            <w:vAlign w:val="center"/>
+          </w:tcPr>
+          <w:p>
+            <w:pPr>
+              <w:shd w:val="clear" w:color="auto" w:fill="FFFFFF" w:themeFill="background1"/>
+              <w:spacing w:line="252" w:lineRule="auto"/>
+              <w:jc w:val="center"/>
+              <w:rPr>
+                <w:rFonts w:ascii="Times New Roman" w:hAnsi="Times New Roman"/>
+                <w:color w:val="000000" w:themeColor="text1"/>
+                <w:sz w:val="26"/>
+                <w:szCs w:val="26"/>
+              </w:rPr>
+            </w:pPr>
+          </w:p>
+        </w:tc>
+        <w:tc>
+          <w:tcPr>
+            <w:tcW w:w="992" w:type="dxa"/>
+            <w:vMerge w:val="restart"/>
+            <w:vAlign w:val="center"/>
+          </w:tcPr>
+          <w:p>
+            <w:pPr>
+              <w:shd w:val="clear" w:color="auto" w:fill="FFFFFF" w:themeFill="background1"/>
+              <w:spacing w:line="252" w:lineRule="auto"/>
+              <w:jc w:val="center"/>
+              <w:rPr>
+                <w:rFonts w:ascii="Times New Roman" w:hAnsi="Times New Roman"/>
+                <w:color w:val="000000" w:themeColor="text1"/>
+                <w:sz w:val="26"/>
+                <w:szCs w:val="26"/>
+              </w:rPr>
+            </w:pPr>
+            <w:r>
+              <w:rPr>
+                <w:rFonts w:ascii="Times New Roman" w:hAnsi="Times New Roman"/>
+                <w:color w:val="000000" w:themeColor="text1"/>
+                <w:sz w:val="26"/>
+                <w:szCs w:val="26"/>
+              </w:rPr>
+              <w:t>2</w:t>
+            </w:r>
+          </w:p>
+        </w:tc>
+        <w:tc>
+          <w:tcPr>
+            <w:tcW w:w="3879" w:type="dxa"/>
+            <w:vAlign w:val="center"/>
+          </w:tcPr>
+          <w:p>
+            <w:pPr>
+              <w:keepNext/>
+              <w:keepLines/>
+              <w:shd w:val="clear" w:color="auto" w:fill="FFFFFF" w:themeFill="background1"/>
+              <w:spacing w:line="252" w:lineRule="auto"/>
+              <w:ind w:right="-45"/>
+              <w:rPr>
+                <w:rFonts w:ascii="Times New Roman" w:hAnsi="Times New Roman"/>
+                <w:color w:val="000000" w:themeColor="text1"/>
+                <w:sz w:val="26"/>
+                <w:szCs w:val="26"/>
+                <w:lang w:val="vi-VN"/>
+              </w:rPr>
+            </w:pPr>
+            <w:r>
+              <w:rPr>
+                <w:rFonts w:ascii="Times New Roman" w:hAnsi="Times New Roman"/>
+                <w:color w:val="000000" w:themeColor="text1"/>
+                <w:sz w:val="26"/>
+                <w:szCs w:val="26"/>
+                <w:lang w:val="vi-VN"/>
+              </w:rPr>
+              <w:t xml:space="preserve">Các giấy tờ tổ chức 01 lớp, bao gồm: </w:t>
+            </w:r>
+          </w:p>
+          <w:p>
+            <w:pPr>
+              <w:keepNext/>
+              <w:keepLines/>
+              <w:shd w:val="clear" w:color="auto" w:fill="FFFFFF" w:themeFill="background1"/>
+              <w:spacing w:line="252" w:lineRule="auto"/>
+              <w:ind w:right="-45"/>
+              <w:rPr>
+                <w:rFonts w:ascii="Times New Roman" w:hAnsi="Times New Roman"/>
+                <w:color w:val="000000" w:themeColor="text1"/>
+                <w:sz w:val="26"/>
+                <w:szCs w:val="26"/>
+                <w:lang w:val="vi-VN"/>
+              </w:rPr>
+            </w:pPr>
+            <w:r>
+              <w:rPr>
+                <w:rFonts w:ascii="Times New Roman" w:hAnsi="Times New Roman"/>
+                <w:color w:val="000000" w:themeColor="text1"/>
+                <w:sz w:val="26"/>
+                <w:szCs w:val="26"/>
+                <w:lang w:val="vi-VN"/>
+              </w:rPr>
+              <w:t xml:space="preserve">+ Giấy giới  thiệu xuống các khoa lâm sàng/cận lâm sàng  </w:t>
+            </w:r>
+            <w:r>
+              <w:rPr>
+                <w:rFonts w:ascii="Times New Roman" w:hAnsi="Times New Roman"/>
+                <w:b/>
+                <w:i/>
+                <w:color w:val="000000" w:themeColor="text1"/>
+                <w:sz w:val="26"/>
+                <w:szCs w:val="26"/>
+                <w:lang w:val="vi-VN"/>
+              </w:rPr>
+              <w:t>(</w:t>
+            </w:r>
+            <w:r>
+              <w:rPr>
+                <w:rFonts w:ascii="Times New Roman" w:hAnsi="Times New Roman"/>
+                <w:b/>
+                <w:bCs/>
+                <w:i/>
+                <w:iCs/>
+                <w:color w:val="000000" w:themeColor="text1"/>
+                <w:sz w:val="26"/>
+                <w:szCs w:val="26"/>
+                <w:lang w:val="vi-VN"/>
+              </w:rPr>
+              <w:t>QTQL/ĐT&amp;HTQT/03/BM20</w:t>
+            </w:r>
+            <w:r>
+              <w:rPr>
+                <w:rFonts w:ascii="Times New Roman" w:hAnsi="Times New Roman"/>
+                <w:b/>
+                <w:i/>
+                <w:color w:val="000000" w:themeColor="text1"/>
+                <w:sz w:val="26"/>
+                <w:szCs w:val="26"/>
+                <w:lang w:val="vi-VN"/>
+              </w:rPr>
+              <w:t>);</w:t>
+            </w:r>
+          </w:p>
+          <w:p>
+            <w:pPr>
+              <w:keepNext/>
+              <w:keepLines/>
+              <w:shd w:val="clear" w:color="auto" w:fill="FFFFFF" w:themeFill="background1"/>
+              <w:spacing w:line="252" w:lineRule="auto"/>
+              <w:ind w:right="-45"/>
+              <w:rPr>
+                <w:rFonts w:ascii="Times New Roman" w:hAnsi="Times New Roman"/>
+                <w:color w:val="000000" w:themeColor="text1"/>
+                <w:sz w:val="26"/>
+                <w:szCs w:val="26"/>
+                <w:lang w:val="vi-VN"/>
+              </w:rPr>
+            </w:pPr>
+            <w:r>
+              <w:rPr>
+                <w:rFonts w:ascii="Times New Roman" w:hAnsi="Times New Roman"/>
+                <w:color w:val="000000" w:themeColor="text1"/>
+                <w:spacing w:val="-4"/>
+                <w:sz w:val="26"/>
+                <w:szCs w:val="26"/>
+                <w:lang w:val="vi-VN"/>
+              </w:rPr>
+              <w:t>+ Đơn</w:t>
+            </w:r>
+            <w:r>
+              <w:rPr>
+                <w:rFonts w:ascii="Times New Roman" w:hAnsi="Times New Roman"/>
+                <w:color w:val="000000" w:themeColor="text1"/>
+                <w:sz w:val="26"/>
+                <w:szCs w:val="26"/>
+                <w:lang w:val="vi-VN"/>
+              </w:rPr>
+              <w:t xml:space="preserve"> xin học theo hình thức kèm cặp </w:t>
+            </w:r>
+            <w:r>
+              <w:rPr>
+                <w:rFonts w:ascii="Times New Roman" w:hAnsi="Times New Roman"/>
+                <w:b/>
+                <w:i/>
+                <w:color w:val="000000" w:themeColor="text1"/>
+                <w:sz w:val="26"/>
+                <w:szCs w:val="26"/>
+                <w:lang w:val="vi-VN"/>
+              </w:rPr>
+              <w:t>(</w:t>
+            </w:r>
+            <w:r>
+              <w:rPr>
+                <w:rFonts w:ascii="Times New Roman" w:hAnsi="Times New Roman"/>
+                <w:b/>
+                <w:bCs/>
+                <w:i/>
+                <w:iCs/>
+                <w:color w:val="000000" w:themeColor="text1"/>
+                <w:sz w:val="26"/>
+                <w:szCs w:val="26"/>
+                <w:lang w:val="vi-VN"/>
+              </w:rPr>
+              <w:t>QTQL/ĐT&amp;HTQT/03/BM05</w:t>
+            </w:r>
+            <w:r>
+              <w:rPr>
+                <w:rFonts w:ascii="Times New Roman" w:hAnsi="Times New Roman"/>
+                <w:b/>
+                <w:i/>
+                <w:color w:val="000000" w:themeColor="text1"/>
+                <w:sz w:val="26"/>
+                <w:szCs w:val="26"/>
+                <w:lang w:val="vi-VN"/>
+              </w:rPr>
+              <w:t>)</w:t>
+            </w:r>
+          </w:p>
+          <w:p>
+            <w:pPr>
+              <w:keepNext/>
+              <w:keepLines/>
+              <w:shd w:val="clear" w:color="auto" w:fill="FFFFFF" w:themeFill="background1"/>
+              <w:spacing w:line="252" w:lineRule="auto"/>
+              <w:ind w:right="-45"/>
+              <w:rPr>
+                <w:rFonts w:ascii="Times New Roman" w:hAnsi="Times New Roman"/>
+                <w:color w:val="000000" w:themeColor="text1"/>
+                <w:sz w:val="26"/>
+                <w:szCs w:val="26"/>
+              </w:rPr>
+            </w:pPr>
+            <w:r>
+              <w:rPr>
+                <w:rFonts w:ascii="Times New Roman" w:hAnsi="Times New Roman"/>
+                <w:color w:val="000000" w:themeColor="text1"/>
+                <w:sz w:val="26"/>
+                <w:szCs w:val="26"/>
+                <w:lang w:val="vi-VN"/>
+              </w:rPr>
+              <w:t>+ Quyết định phân công cán bộ hướng dẫn/kèm cặp</w:t>
+            </w:r>
+            <w:r>
+              <w:rPr>
+                <w:rFonts w:ascii="Times New Roman" w:hAnsi="Times New Roman"/>
+                <w:b/>
+                <w:i/>
+                <w:color w:val="000000" w:themeColor="text1"/>
+                <w:sz w:val="26"/>
+                <w:szCs w:val="26"/>
+                <w:lang w:val="vi-VN"/>
+              </w:rPr>
+              <w:t>(</w:t>
+            </w:r>
+            <w:r>
+              <w:rPr>
+                <w:rFonts w:ascii="Times New Roman" w:hAnsi="Times New Roman"/>
+                <w:b/>
+                <w:bCs/>
+                <w:i/>
+                <w:iCs/>
+                <w:color w:val="000000" w:themeColor="text1"/>
+                <w:sz w:val="26"/>
+                <w:szCs w:val="26"/>
+                <w:lang w:val="vi-VN"/>
+              </w:rPr>
+              <w:t>QTQL/ĐT&amp;HTQT/03/BM</w:t>
+            </w:r>
+            <w:r>
+              <w:rPr>
+                <w:rFonts w:ascii="Times New Roman" w:hAnsi="Times New Roman"/>
+                <w:b/>
+                <w:bCs/>
+                <w:i/>
+                <w:iCs/>
+                <w:color w:val="000000" w:themeColor="text1"/>
+                <w:sz w:val="26"/>
+                <w:szCs w:val="26"/>
+              </w:rPr>
+              <w:t>10</w:t>
+            </w:r>
+            <w:r>
+              <w:rPr>
+                <w:rFonts w:ascii="Times New Roman" w:hAnsi="Times New Roman"/>
+                <w:b/>
+                <w:i/>
+                <w:color w:val="000000" w:themeColor="text1"/>
+                <w:sz w:val="26"/>
+                <w:szCs w:val="26"/>
+                <w:lang w:val="vi-VN"/>
+              </w:rPr>
+              <w:t>)</w:t>
+            </w:r>
+          </w:p>
+        </w:tc>
+        <w:tc>
+          <w:tcPr>
+            <w:tcW w:w="799" w:type="dxa"/>
+          </w:tcPr>
+          <w:p>
+            <w:pPr>
+              <w:shd w:val="clear" w:color="auto" w:fill="FFFFFF" w:themeFill="background1"/>
+              <w:spacing w:line="252" w:lineRule="auto"/>
+              <w:rPr>
+                <w:rFonts w:ascii="Times New Roman" w:hAnsi="Times New Roman"/>
+                <w:i/>
+                <w:color w:val="000000" w:themeColor="text1"/>
+                <w:sz w:val="26"/>
+                <w:szCs w:val="26"/>
+              </w:rPr>
+            </w:pPr>
+            <w:r>
+              <w:rPr>
+                <w:rFonts w:ascii="Times New Roman" w:hAnsi="Times New Roman"/>
+                <w:i/>
+                <w:color w:val="000000" w:themeColor="text1"/>
+                <w:sz w:val="26"/>
+                <w:szCs w:val="26"/>
+              </w:rPr>
+              <w:t>[[</w:t>
+            </w:r>
+            <w:r>
+              <w:rPr>
+                <w:rFonts w:ascii="Times New Roman" w:hAnsi="Times New Roman"/>
+                <w:i/>
+                <w:color w:val="000000" w:themeColor="text1"/>
+                <w:sz w:val="26"/>
+                <w:szCs w:val="26"/>
+              </w:rPr>
+              <w:t>10GiayToTC1Lop1</w:t>
+            </w:r>
+            <w:r>
+              <w:rPr>
+                <w:rFonts w:ascii="Times New Roman" w:hAnsi="Times New Roman"/>
+                <w:i/>
+                <w:color w:val="000000" w:themeColor="text1"/>
+                <w:sz w:val="26"/>
+                <w:szCs w:val="26"/>
+              </w:rPr>
+              <w:t>]]</w:t>
+            </w:r>
+          </w:p>
+        </w:tc>
+        <w:tc>
+          <w:tcPr>
+            <w:tcW w:w="1276" w:type="dxa"/>
+          </w:tcPr>
+          <w:p>
+            <w:pPr>
+              <w:shd w:val="clear" w:color="auto" w:fill="FFFFFF" w:themeFill="background1"/>
+              <w:spacing w:line="252" w:lineRule="auto"/>
+              <w:rPr>
+                <w:rFonts w:ascii="Times New Roman" w:hAnsi="Times New Roman"/>
+                <w:i/>
+                <w:color w:val="000000" w:themeColor="text1"/>
+                <w:sz w:val="26"/>
+                <w:szCs w:val="26"/>
+              </w:rPr>
+            </w:pPr>
+            <w:r>
+              <w:rPr>
+                <w:rFonts w:ascii="Times New Roman" w:hAnsi="Times New Roman"/>
+                <w:i/>
+                <w:color w:val="000000" w:themeColor="text1"/>
+                <w:sz w:val="26"/>
+                <w:szCs w:val="26"/>
+              </w:rPr>
+              <w:t>[[</w:t>
+            </w:r>
+            <w:r>
+              <w:rPr>
+                <w:rFonts w:ascii="Times New Roman" w:hAnsi="Times New Roman"/>
+                <w:i/>
+                <w:color w:val="000000" w:themeColor="text1"/>
+                <w:sz w:val="26"/>
+                <w:szCs w:val="26"/>
+              </w:rPr>
+              <w:t>10GiayToTC1Lop2</w:t>
+            </w:r>
+            <w:r>
+              <w:rPr>
+                <w:rFonts w:ascii="Times New Roman" w:hAnsi="Times New Roman"/>
+                <w:i/>
+                <w:color w:val="000000" w:themeColor="text1"/>
+                <w:sz w:val="26"/>
+                <w:szCs w:val="26"/>
+              </w:rPr>
+              <w:t>]]</w:t>
+            </w:r>
+          </w:p>
+        </w:tc>
+        <w:tc>
+          <w:tcPr>
+            <w:tcW w:w="1276" w:type="dxa"/>
+          </w:tcPr>
+          <w:p>
+            <w:pPr>
+              <w:shd w:val="clear" w:color="auto" w:fill="FFFFFF" w:themeFill="background1"/>
+              <w:spacing w:line="252" w:lineRule="auto"/>
+              <w:rPr>
+                <w:rFonts w:ascii="Times New Roman" w:hAnsi="Times New Roman"/>
+                <w:i/>
+                <w:color w:val="000000" w:themeColor="text1"/>
+                <w:sz w:val="26"/>
+                <w:szCs w:val="26"/>
+              </w:rPr>
+            </w:pPr>
+            <w:r>
+              <w:rPr>
+                <w:rFonts w:ascii="Times New Roman" w:hAnsi="Times New Roman"/>
+                <w:i/>
+                <w:color w:val="000000" w:themeColor="text1"/>
+                <w:sz w:val="26"/>
+                <w:szCs w:val="26"/>
+              </w:rPr>
+              <w:t>[[</w:t>
+            </w:r>
+            <w:r>
+              <w:rPr>
+                <w:rFonts w:ascii="Times New Roman" w:hAnsi="Times New Roman"/>
+                <w:i/>
+                <w:color w:val="000000" w:themeColor="text1"/>
+                <w:sz w:val="26"/>
+                <w:szCs w:val="26"/>
+              </w:rPr>
+              <w:t>10GiayToTC1Lop3</w:t>
+            </w:r>
+            <w:r>
+              <w:rPr>
+                <w:rFonts w:ascii="Times New Roman" w:hAnsi="Times New Roman"/>
+                <w:i/>
+                <w:color w:val="000000" w:themeColor="text1"/>
+                <w:sz w:val="26"/>
+                <w:szCs w:val="26"/>
+              </w:rPr>
+              <w:t>]]</w:t>
+            </w:r>
+          </w:p>
+        </w:tc>
+        <w:tc>
+          <w:tcPr>
+            <w:tcW w:w="992" w:type="dxa"/>
+          </w:tcPr>
+          <w:p>
+            <w:pPr>
+              <w:shd w:val="clear" w:color="auto" w:fill="FFFFFF" w:themeFill="background1"/>
+              <w:spacing w:line="252" w:lineRule="auto"/>
+              <w:rPr>
+                <w:rFonts w:ascii="Times New Roman" w:hAnsi="Times New Roman"/>
+                <w:i/>
+                <w:color w:val="000000" w:themeColor="text1"/>
+                <w:sz w:val="26"/>
+                <w:szCs w:val="26"/>
+              </w:rPr>
+            </w:pPr>
+            <w:r>
+              <w:rPr>
+                <w:rFonts w:ascii="Times New Roman" w:hAnsi="Times New Roman"/>
+                <w:i/>
+                <w:color w:val="000000" w:themeColor="text1"/>
+                <w:sz w:val="26"/>
+                <w:szCs w:val="26"/>
+              </w:rPr>
+              <w:t>[[</w:t>
+            </w:r>
+            <w:r>
+              <w:rPr>
+                <w:rFonts w:ascii="Times New Roman" w:hAnsi="Times New Roman"/>
+                <w:i/>
+                <w:color w:val="000000" w:themeColor="text1"/>
+                <w:sz w:val="26"/>
+                <w:szCs w:val="26"/>
+              </w:rPr>
+              <w:t>10GiayToTC1LopGhiChu</w:t>
+            </w:r>
+            <w:r>
+              <w:rPr>
+                <w:rFonts w:ascii="Times New Roman" w:hAnsi="Times New Roman"/>
+                <w:i/>
+                <w:color w:val="000000" w:themeColor="text1"/>
+                <w:sz w:val="26"/>
+                <w:szCs w:val="26"/>
+              </w:rPr>
+              <w:t>]]</w:t>
+            </w:r>
+          </w:p>
+        </w:tc>
+      </w:tr>
+      <w:tr>
+        <w:tc>
+          <w:tcPr>
+            <w:tcW w:w="817" w:type="dxa"/>
+            <w:vAlign w:val="center"/>
+          </w:tcPr>
+          <w:p>
+            <w:pPr>
+              <w:shd w:val="clear" w:color="auto" w:fill="FFFFFF" w:themeFill="background1"/>
+              <w:spacing w:line="252" w:lineRule="auto"/>
+              <w:jc w:val="center"/>
+              <w:rPr>
+                <w:rFonts w:ascii="Times New Roman" w:hAnsi="Times New Roman"/>
+                <w:color w:val="000000" w:themeColor="text1"/>
+                <w:sz w:val="26"/>
+                <w:szCs w:val="26"/>
+              </w:rPr>
+            </w:pPr>
+            <w:r>
+              <w:rPr>
+                <w:rFonts w:ascii="Times New Roman" w:hAnsi="Times New Roman"/>
+                <w:color w:val="000000" w:themeColor="text1"/>
+                <w:sz w:val="26"/>
+                <w:szCs w:val="26"/>
+              </w:rPr>
+              <w:lastRenderedPageBreak/>
+              <w:t>4</w:t>
+            </w:r>
+          </w:p>
+        </w:tc>
+        <w:tc>
+          <w:tcPr>
+            <w:tcW w:w="992" w:type="dxa"/>
+            <w:vMerge/>
+            <w:vAlign w:val="center"/>
+          </w:tcPr>
+          <w:p>
+            <w:pPr>
+              <w:shd w:val="clear" w:color="auto" w:fill="FFFFFF" w:themeFill="background1"/>
+              <w:spacing w:line="252" w:lineRule="auto"/>
+              <w:jc w:val="center"/>
+              <w:rPr>
+                <w:rFonts w:ascii="Times New Roman" w:hAnsi="Times New Roman"/>
+                <w:color w:val="000000" w:themeColor="text1"/>
+                <w:sz w:val="26"/>
+                <w:szCs w:val="26"/>
+              </w:rPr>
+            </w:pPr>
+          </w:p>
+        </w:tc>
+        <w:tc>
+          <w:tcPr>
+            <w:tcW w:w="3879" w:type="dxa"/>
+            <w:vAlign w:val="center"/>
+          </w:tcPr>
+          <w:p>
+            <w:pPr>
+              <w:keepNext/>
+              <w:keepLines/>
+              <w:shd w:val="clear" w:color="auto" w:fill="FFFFFF" w:themeFill="background1"/>
+              <w:spacing w:line="252" w:lineRule="auto"/>
+              <w:ind w:left="6" w:right="-45"/>
+              <w:rPr>
+                <w:rFonts w:ascii="Times New Roman" w:hAnsi="Times New Roman"/>
+                <w:color w:val="000000" w:themeColor="text1"/>
+                <w:sz w:val="26"/>
+                <w:szCs w:val="26"/>
+              </w:rPr>
+            </w:pPr>
+            <w:r>
+              <w:rPr>
+                <w:rFonts w:ascii="Times New Roman" w:hAnsi="Times New Roman"/>
+                <w:color w:val="000000" w:themeColor="text1"/>
+                <w:sz w:val="26"/>
+                <w:szCs w:val="26"/>
+                <w:lang w:val="vi-VN"/>
+              </w:rPr>
+              <w:t xml:space="preserve">Trình Giám đốc bệnh viện phê duyệt thủ tục giấy tờ liên quan tới khoá học, trước ngày khai giảng </w:t>
+            </w:r>
+            <w:r>
+              <w:rPr>
+                <w:rFonts w:ascii="Times New Roman" w:hAnsi="Times New Roman"/>
+                <w:b/>
+                <w:color w:val="000000" w:themeColor="text1"/>
+                <w:sz w:val="26"/>
+                <w:szCs w:val="26"/>
+                <w:lang w:val="vi-VN"/>
+              </w:rPr>
+              <w:t xml:space="preserve">ít nhất </w:t>
+            </w:r>
+            <w:r>
+              <w:rPr>
+                <w:rFonts w:ascii="Times New Roman" w:hAnsi="Times New Roman"/>
+                <w:b/>
+                <w:bCs/>
+                <w:color w:val="000000" w:themeColor="text1"/>
+                <w:sz w:val="26"/>
+                <w:szCs w:val="26"/>
+                <w:lang w:val="vi-VN"/>
+              </w:rPr>
+              <w:t xml:space="preserve">05 </w:t>
+            </w:r>
+            <w:r>
+              <w:rPr>
+                <w:rFonts w:ascii="Times New Roman" w:hAnsi="Times New Roman"/>
+                <w:color w:val="000000" w:themeColor="text1"/>
+                <w:sz w:val="26"/>
+                <w:szCs w:val="26"/>
+                <w:lang w:val="vi-VN"/>
+              </w:rPr>
+              <w:t>ngày</w:t>
+            </w:r>
+          </w:p>
+        </w:tc>
+        <w:tc>
+          <w:tcPr>
+            <w:tcW w:w="799" w:type="dxa"/>
+          </w:tcPr>
+          <w:p>
+            <w:pPr>
+              <w:shd w:val="clear" w:color="auto" w:fill="FFFFFF" w:themeFill="background1"/>
+              <w:spacing w:line="252" w:lineRule="auto"/>
+              <w:rPr>
+                <w:rFonts w:ascii="Times New Roman" w:hAnsi="Times New Roman"/>
+                <w:i/>
+                <w:color w:val="000000" w:themeColor="text1"/>
+                <w:sz w:val="26"/>
+                <w:szCs w:val="26"/>
+              </w:rPr>
+            </w:pPr>
+            <w:r>
+              <w:rPr>
+                <w:rFonts w:ascii="Times New Roman" w:hAnsi="Times New Roman"/>
+                <w:i/>
+                <w:color w:val="000000" w:themeColor="text1"/>
+                <w:sz w:val="26"/>
+                <w:szCs w:val="26"/>
+              </w:rPr>
+              <w:t>[[</w:t>
+            </w:r>
+            <w:r>
+              <w:rPr>
+                <w:rFonts w:ascii="Times New Roman" w:hAnsi="Times New Roman"/>
+                <w:i/>
+                <w:color w:val="000000" w:themeColor="text1"/>
+                <w:sz w:val="26"/>
+                <w:szCs w:val="26"/>
+              </w:rPr>
+              <w:t>10GDBVPheDuyet1</w:t>
+            </w:r>
+            <w:r>
+              <w:rPr>
+                <w:rFonts w:ascii="Times New Roman" w:hAnsi="Times New Roman"/>
+                <w:i/>
+                <w:color w:val="000000" w:themeColor="text1"/>
+                <w:sz w:val="26"/>
+                <w:szCs w:val="26"/>
+              </w:rPr>
+              <w:t>]]</w:t>
+            </w:r>
+          </w:p>
+        </w:tc>
+        <w:tc>
+          <w:tcPr>
+            <w:tcW w:w="1276" w:type="dxa"/>
+          </w:tcPr>
+          <w:p>
+            <w:pPr>
+              <w:shd w:val="clear" w:color="auto" w:fill="FFFFFF" w:themeFill="background1"/>
+              <w:spacing w:line="252" w:lineRule="auto"/>
+              <w:rPr>
+                <w:rFonts w:ascii="Times New Roman" w:hAnsi="Times New Roman"/>
+                <w:i/>
+                <w:color w:val="000000" w:themeColor="text1"/>
+                <w:sz w:val="26"/>
+                <w:szCs w:val="26"/>
+              </w:rPr>
+            </w:pPr>
+            <w:r>
+              <w:rPr>
+                <w:rFonts w:ascii="Times New Roman" w:hAnsi="Times New Roman"/>
+                <w:i/>
+                <w:color w:val="000000" w:themeColor="text1"/>
+                <w:sz w:val="26"/>
+                <w:szCs w:val="26"/>
+              </w:rPr>
+              <w:t>[[</w:t>
+            </w:r>
+            <w:r>
+              <w:rPr>
+                <w:rFonts w:ascii="Times New Roman" w:hAnsi="Times New Roman"/>
+                <w:i/>
+                <w:color w:val="000000" w:themeColor="text1"/>
+                <w:sz w:val="26"/>
+                <w:szCs w:val="26"/>
+              </w:rPr>
+              <w:t>10GDBVPheDuyet2</w:t>
+            </w:r>
+            <w:r>
+              <w:rPr>
+                <w:rFonts w:ascii="Times New Roman" w:hAnsi="Times New Roman"/>
+                <w:i/>
+                <w:color w:val="000000" w:themeColor="text1"/>
+                <w:sz w:val="26"/>
+                <w:szCs w:val="26"/>
+              </w:rPr>
+              <w:t>]]</w:t>
+            </w:r>
+          </w:p>
+        </w:tc>
+        <w:tc>
+          <w:tcPr>
+            <w:tcW w:w="1276" w:type="dxa"/>
+          </w:tcPr>
+          <w:p>
+            <w:pPr>
+              <w:shd w:val="clear" w:color="auto" w:fill="FFFFFF" w:themeFill="background1"/>
+              <w:spacing w:line="252" w:lineRule="auto"/>
+              <w:rPr>
+                <w:rFonts w:ascii="Times New Roman" w:hAnsi="Times New Roman"/>
+                <w:i/>
+                <w:color w:val="000000" w:themeColor="text1"/>
+                <w:sz w:val="26"/>
+                <w:szCs w:val="26"/>
+              </w:rPr>
+            </w:pPr>
+            <w:r>
+              <w:rPr>
+                <w:rFonts w:ascii="Times New Roman" w:hAnsi="Times New Roman"/>
+                <w:i/>
+                <w:color w:val="000000" w:themeColor="text1"/>
+                <w:sz w:val="26"/>
+                <w:szCs w:val="26"/>
+              </w:rPr>
+              <w:t>[[</w:t>
+            </w:r>
+            <w:r>
+              <w:rPr>
+                <w:rFonts w:ascii="Times New Roman" w:hAnsi="Times New Roman"/>
+                <w:i/>
+                <w:color w:val="000000" w:themeColor="text1"/>
+                <w:sz w:val="26"/>
+                <w:szCs w:val="26"/>
+              </w:rPr>
+              <w:t>10GDBVPheDuyet3</w:t>
+            </w:r>
+            <w:r>
+              <w:rPr>
+                <w:rFonts w:ascii="Times New Roman" w:hAnsi="Times New Roman"/>
+                <w:i/>
+                <w:color w:val="000000" w:themeColor="text1"/>
+                <w:sz w:val="26"/>
+                <w:szCs w:val="26"/>
+              </w:rPr>
+              <w:t>]]</w:t>
+            </w:r>
+          </w:p>
+        </w:tc>
+        <w:tc>
+          <w:tcPr>
+            <w:tcW w:w="992" w:type="dxa"/>
+          </w:tcPr>
+          <w:p>
+            <w:pPr>
+              <w:shd w:val="clear" w:color="auto" w:fill="FFFFFF" w:themeFill="background1"/>
+              <w:spacing w:line="252" w:lineRule="auto"/>
+              <w:rPr>
+                <w:rFonts w:ascii="Times New Roman" w:hAnsi="Times New Roman"/>
+                <w:i/>
+                <w:color w:val="000000" w:themeColor="text1"/>
+                <w:sz w:val="26"/>
+                <w:szCs w:val="26"/>
+              </w:rPr>
+            </w:pPr>
+            <w:r>
+              <w:rPr>
+                <w:rFonts w:ascii="Times New Roman" w:hAnsi="Times New Roman"/>
+                <w:i/>
+                <w:color w:val="000000" w:themeColor="text1"/>
+                <w:sz w:val="26"/>
+                <w:szCs w:val="26"/>
+              </w:rPr>
+              <w:t>[[</w:t>
+            </w:r>
+            <w:r>
+              <w:rPr>
+                <w:rFonts w:ascii="Times New Roman" w:hAnsi="Times New Roman"/>
+                <w:i/>
+                <w:color w:val="000000" w:themeColor="text1"/>
+                <w:sz w:val="26"/>
+                <w:szCs w:val="26"/>
+              </w:rPr>
+              <w:t>10GDBVPheDuyetGhiChu</w:t>
+            </w:r>
+            <w:r>
+              <w:rPr>
+                <w:rFonts w:ascii="Times New Roman" w:hAnsi="Times New Roman"/>
+                <w:i/>
+                <w:color w:val="000000" w:themeColor="text1"/>
+                <w:sz w:val="26"/>
+                <w:szCs w:val="26"/>
+              </w:rPr>
+              <w:t>]]</w:t>
+            </w:r>
+          </w:p>
+        </w:tc>
+      </w:tr>
+      <w:tr>
+        <w:tc>
+          <w:tcPr>
+            <w:tcW w:w="817" w:type="dxa"/>
+            <w:vAlign w:val="center"/>
+          </w:tcPr>
+          <w:p>
+            <w:pPr>
+              <w:shd w:val="clear" w:color="auto" w:fill="FFFFFF" w:themeFill="background1"/>
+              <w:spacing w:line="252" w:lineRule="auto"/>
+              <w:jc w:val="center"/>
+              <w:rPr>
+                <w:rFonts w:ascii="Times New Roman" w:hAnsi="Times New Roman"/>
+                <w:color w:val="000000" w:themeColor="text1"/>
+                <w:sz w:val="26"/>
+                <w:szCs w:val="26"/>
+              </w:rPr>
+            </w:pPr>
+            <w:r>
+              <w:rPr>
+                <w:rFonts w:ascii="Times New Roman" w:hAnsi="Times New Roman"/>
+                <w:color w:val="000000" w:themeColor="text1"/>
+                <w:sz w:val="26"/>
+                <w:szCs w:val="26"/>
+              </w:rPr>
+              <w:t>5</w:t>
+            </w:r>
+          </w:p>
+        </w:tc>
+        <w:tc>
+          <w:tcPr>
+            <w:tcW w:w="992" w:type="dxa"/>
+            <w:vMerge w:val="restart"/>
+            <w:vAlign w:val="center"/>
+          </w:tcPr>
+          <w:p>
+            <w:pPr>
+              <w:shd w:val="clear" w:color="auto" w:fill="FFFFFF" w:themeFill="background1"/>
+              <w:spacing w:line="252" w:lineRule="auto"/>
+              <w:jc w:val="center"/>
+              <w:rPr>
+                <w:rFonts w:ascii="Times New Roman" w:hAnsi="Times New Roman"/>
+                <w:color w:val="000000" w:themeColor="text1"/>
+                <w:sz w:val="26"/>
+                <w:szCs w:val="26"/>
+              </w:rPr>
+            </w:pPr>
+            <w:r>
+              <w:rPr>
+                <w:rFonts w:ascii="Times New Roman" w:hAnsi="Times New Roman"/>
+                <w:color w:val="000000" w:themeColor="text1"/>
+                <w:sz w:val="26"/>
+                <w:szCs w:val="26"/>
+              </w:rPr>
+              <w:t>3</w:t>
+            </w:r>
+          </w:p>
+        </w:tc>
+        <w:tc>
+          <w:tcPr>
+            <w:tcW w:w="3879" w:type="dxa"/>
+            <w:vAlign w:val="center"/>
+          </w:tcPr>
+          <w:p>
+            <w:pPr>
+              <w:keepNext/>
+              <w:keepLines/>
+              <w:shd w:val="clear" w:color="auto" w:fill="FFFFFF" w:themeFill="background1"/>
+              <w:spacing w:line="252" w:lineRule="auto"/>
+              <w:ind w:right="-45"/>
+              <w:rPr>
+                <w:rFonts w:ascii="Times New Roman" w:hAnsi="Times New Roman"/>
+                <w:color w:val="000000" w:themeColor="text1"/>
+                <w:sz w:val="26"/>
+                <w:szCs w:val="26"/>
+                <w:lang w:val="vi-VN"/>
+              </w:rPr>
+            </w:pPr>
+            <w:r>
+              <w:rPr>
+                <w:rFonts w:ascii="Times New Roman" w:hAnsi="Times New Roman"/>
+                <w:color w:val="000000" w:themeColor="text1"/>
+                <w:spacing w:val="-4"/>
+                <w:sz w:val="26"/>
+                <w:szCs w:val="26"/>
+                <w:lang w:val="vi-VN"/>
+              </w:rPr>
+              <w:t xml:space="preserve">Nhập vào bảng danh sách học viên lưu tại Trung tâm </w:t>
+            </w:r>
+          </w:p>
+          <w:p>
+            <w:pPr>
+              <w:keepNext/>
+              <w:keepLines/>
+              <w:shd w:val="clear" w:color="auto" w:fill="FFFFFF" w:themeFill="background1"/>
+              <w:spacing w:line="252" w:lineRule="auto"/>
+              <w:ind w:right="-45"/>
+              <w:rPr>
+                <w:rFonts w:ascii="Times New Roman" w:hAnsi="Times New Roman"/>
+                <w:color w:val="000000" w:themeColor="text1"/>
+                <w:sz w:val="26"/>
+                <w:szCs w:val="26"/>
+              </w:rPr>
+            </w:pPr>
+            <w:r>
+              <w:rPr>
+                <w:rFonts w:ascii="Times New Roman" w:hAnsi="Times New Roman"/>
+                <w:b/>
+                <w:bCs/>
+                <w:i/>
+                <w:iCs/>
+                <w:color w:val="000000" w:themeColor="text1"/>
+                <w:sz w:val="26"/>
+                <w:szCs w:val="26"/>
+              </w:rPr>
+              <w:t>(</w:t>
+            </w:r>
+            <w:r>
+              <w:rPr>
+                <w:rFonts w:ascii="Times New Roman" w:hAnsi="Times New Roman"/>
+                <w:b/>
+                <w:bCs/>
+                <w:i/>
+                <w:iCs/>
+                <w:color w:val="000000" w:themeColor="text1"/>
+                <w:sz w:val="26"/>
+                <w:szCs w:val="26"/>
+                <w:lang w:val="vi-VN"/>
+              </w:rPr>
+              <w:t>QTQL/ĐT&amp;HTQT/03/BM11</w:t>
+            </w:r>
+            <w:r>
+              <w:rPr>
+                <w:rFonts w:ascii="Times New Roman" w:hAnsi="Times New Roman"/>
+                <w:b/>
+                <w:bCs/>
+                <w:i/>
+                <w:iCs/>
+                <w:color w:val="000000" w:themeColor="text1"/>
+                <w:sz w:val="26"/>
+                <w:szCs w:val="26"/>
+              </w:rPr>
+              <w:t>);</w:t>
+            </w:r>
+          </w:p>
+        </w:tc>
+        <w:tc>
+          <w:tcPr>
+            <w:tcW w:w="799" w:type="dxa"/>
+          </w:tcPr>
+          <w:p>
+            <w:pPr>
+              <w:shd w:val="clear" w:color="auto" w:fill="FFFFFF" w:themeFill="background1"/>
+              <w:spacing w:line="252" w:lineRule="auto"/>
+              <w:rPr>
+                <w:rFonts w:ascii="Times New Roman" w:hAnsi="Times New Roman"/>
+                <w:i/>
+                <w:color w:val="000000" w:themeColor="text1"/>
+                <w:sz w:val="26"/>
+                <w:szCs w:val="26"/>
+              </w:rPr>
+            </w:pPr>
+            <w:r>
+              <w:rPr>
+                <w:rFonts w:ascii="Times New Roman" w:hAnsi="Times New Roman"/>
+                <w:i/>
+                <w:color w:val="000000" w:themeColor="text1"/>
+                <w:sz w:val="26"/>
+                <w:szCs w:val="26"/>
+              </w:rPr>
+              <w:t>[[</w:t>
+            </w:r>
+            <w:r>
+              <w:rPr>
+                <w:rFonts w:ascii="Times New Roman" w:hAnsi="Times New Roman"/>
+                <w:i/>
+                <w:color w:val="000000" w:themeColor="text1"/>
+                <w:sz w:val="26"/>
+                <w:szCs w:val="26"/>
+              </w:rPr>
+              <w:t>10DSHVLuuTT1</w:t>
+            </w:r>
+            <w:r>
+              <w:rPr>
+                <w:rFonts w:ascii="Times New Roman" w:hAnsi="Times New Roman"/>
+                <w:i/>
+                <w:color w:val="000000" w:themeColor="text1"/>
+                <w:sz w:val="26"/>
+                <w:szCs w:val="26"/>
+              </w:rPr>
+              <w:t>]]</w:t>
+            </w:r>
+          </w:p>
+        </w:tc>
+        <w:tc>
+          <w:tcPr>
+            <w:tcW w:w="1276" w:type="dxa"/>
+          </w:tcPr>
+          <w:p>
+            <w:pPr>
+              <w:shd w:val="clear" w:color="auto" w:fill="FFFFFF" w:themeFill="background1"/>
+              <w:spacing w:line="252" w:lineRule="auto"/>
+              <w:rPr>
+                <w:rFonts w:ascii="Times New Roman" w:hAnsi="Times New Roman"/>
+                <w:i/>
+                <w:color w:val="000000" w:themeColor="text1"/>
+                <w:sz w:val="26"/>
+                <w:szCs w:val="26"/>
+              </w:rPr>
+            </w:pPr>
+            <w:r>
+              <w:rPr>
+                <w:rFonts w:ascii="Times New Roman" w:hAnsi="Times New Roman"/>
+                <w:i/>
+                <w:color w:val="000000" w:themeColor="text1"/>
+                <w:sz w:val="26"/>
+                <w:szCs w:val="26"/>
+              </w:rPr>
+              <w:t>[[</w:t>
+            </w:r>
+            <w:r>
+              <w:rPr>
+                <w:rFonts w:ascii="Times New Roman" w:hAnsi="Times New Roman"/>
+                <w:i/>
+                <w:color w:val="000000" w:themeColor="text1"/>
+                <w:sz w:val="26"/>
+                <w:szCs w:val="26"/>
+              </w:rPr>
+              <w:t>10DSHVLuuTT2</w:t>
+            </w:r>
+            <w:r>
+              <w:rPr>
+                <w:rFonts w:ascii="Times New Roman" w:hAnsi="Times New Roman"/>
+                <w:i/>
+                <w:color w:val="000000" w:themeColor="text1"/>
+                <w:sz w:val="26"/>
+                <w:szCs w:val="26"/>
+              </w:rPr>
+              <w:t>]]</w:t>
+            </w:r>
+          </w:p>
+        </w:tc>
+        <w:tc>
+          <w:tcPr>
+            <w:tcW w:w="1276" w:type="dxa"/>
+          </w:tcPr>
+          <w:p>
+            <w:pPr>
+              <w:shd w:val="clear" w:color="auto" w:fill="FFFFFF" w:themeFill="background1"/>
+              <w:spacing w:line="252" w:lineRule="auto"/>
+              <w:rPr>
+                <w:rFonts w:ascii="Times New Roman" w:hAnsi="Times New Roman"/>
+                <w:i/>
+                <w:color w:val="000000" w:themeColor="text1"/>
+                <w:sz w:val="26"/>
+                <w:szCs w:val="26"/>
+              </w:rPr>
+            </w:pPr>
+            <w:r>
+              <w:rPr>
+                <w:rFonts w:ascii="Times New Roman" w:hAnsi="Times New Roman"/>
+                <w:i/>
+                <w:color w:val="000000" w:themeColor="text1"/>
+                <w:sz w:val="26"/>
+                <w:szCs w:val="26"/>
+              </w:rPr>
+              <w:t>[[</w:t>
+            </w:r>
+            <w:r>
+              <w:rPr>
+                <w:rFonts w:ascii="Times New Roman" w:hAnsi="Times New Roman"/>
+                <w:i/>
+                <w:color w:val="000000" w:themeColor="text1"/>
+                <w:sz w:val="26"/>
+                <w:szCs w:val="26"/>
+              </w:rPr>
+              <w:t>10DSHVLuuTT3</w:t>
+            </w:r>
+            <w:r>
+              <w:rPr>
+                <w:rFonts w:ascii="Times New Roman" w:hAnsi="Times New Roman"/>
+                <w:i/>
+                <w:color w:val="000000" w:themeColor="text1"/>
+                <w:sz w:val="26"/>
+                <w:szCs w:val="26"/>
+              </w:rPr>
+              <w:t>]]</w:t>
+            </w:r>
+          </w:p>
+        </w:tc>
+        <w:tc>
+          <w:tcPr>
+            <w:tcW w:w="992" w:type="dxa"/>
+          </w:tcPr>
+          <w:p>
+            <w:pPr>
+              <w:shd w:val="clear" w:color="auto" w:fill="FFFFFF" w:themeFill="background1"/>
+              <w:spacing w:line="252" w:lineRule="auto"/>
+              <w:rPr>
+                <w:rFonts w:ascii="Times New Roman" w:hAnsi="Times New Roman"/>
+                <w:i/>
+                <w:color w:val="000000" w:themeColor="text1"/>
+                <w:sz w:val="26"/>
+                <w:szCs w:val="26"/>
+              </w:rPr>
+            </w:pPr>
+            <w:r>
+              <w:rPr>
+                <w:rFonts w:ascii="Times New Roman" w:hAnsi="Times New Roman"/>
+                <w:i/>
+                <w:color w:val="000000" w:themeColor="text1"/>
+                <w:sz w:val="26"/>
+                <w:szCs w:val="26"/>
+              </w:rPr>
+              <w:t>[[</w:t>
+            </w:r>
+            <w:r>
+              <w:rPr>
+                <w:rFonts w:ascii="Times New Roman" w:hAnsi="Times New Roman"/>
+                <w:i/>
+                <w:color w:val="000000" w:themeColor="text1"/>
+                <w:sz w:val="26"/>
+                <w:szCs w:val="26"/>
+              </w:rPr>
+              <w:t>10DSHVLuuTTGhiChu</w:t>
+            </w:r>
+            <w:r>
+              <w:rPr>
+                <w:rFonts w:ascii="Times New Roman" w:hAnsi="Times New Roman"/>
+                <w:i/>
+                <w:color w:val="000000" w:themeColor="text1"/>
+                <w:sz w:val="26"/>
+                <w:szCs w:val="26"/>
+              </w:rPr>
+              <w:t>]]</w:t>
+            </w:r>
+          </w:p>
+        </w:tc>
+      </w:tr>
+      <w:tr>
+        <w:tc>
+          <w:tcPr>
+            <w:tcW w:w="817" w:type="dxa"/>
+            <w:vAlign w:val="center"/>
+          </w:tcPr>
+          <w:p>
+            <w:pPr>
+              <w:shd w:val="clear" w:color="auto" w:fill="FFFFFF" w:themeFill="background1"/>
+              <w:spacing w:line="252" w:lineRule="auto"/>
+              <w:jc w:val="center"/>
+              <w:rPr>
+                <w:rFonts w:ascii="Times New Roman" w:hAnsi="Times New Roman"/>
+                <w:color w:val="000000" w:themeColor="text1"/>
+                <w:sz w:val="26"/>
+                <w:szCs w:val="26"/>
+              </w:rPr>
+            </w:pPr>
+            <w:r>
+              <w:rPr>
+                <w:rFonts w:ascii="Times New Roman" w:hAnsi="Times New Roman"/>
+                <w:color w:val="000000" w:themeColor="text1"/>
+                <w:sz w:val="26"/>
+                <w:szCs w:val="26"/>
+              </w:rPr>
+              <w:t>6</w:t>
+            </w:r>
+          </w:p>
+        </w:tc>
+        <w:tc>
+          <w:tcPr>
+            <w:tcW w:w="992" w:type="dxa"/>
+            <w:vMerge/>
+            <w:vAlign w:val="center"/>
+          </w:tcPr>
+          <w:p>
+            <w:pPr>
+              <w:shd w:val="clear" w:color="auto" w:fill="FFFFFF" w:themeFill="background1"/>
+              <w:spacing w:line="252" w:lineRule="auto"/>
+              <w:jc w:val="center"/>
+              <w:rPr>
+                <w:rFonts w:ascii="Times New Roman" w:hAnsi="Times New Roman"/>
+                <w:color w:val="000000" w:themeColor="text1"/>
+                <w:sz w:val="26"/>
+                <w:szCs w:val="26"/>
+              </w:rPr>
+            </w:pPr>
+          </w:p>
+        </w:tc>
+        <w:tc>
+          <w:tcPr>
+            <w:tcW w:w="3879" w:type="dxa"/>
+            <w:vAlign w:val="center"/>
+          </w:tcPr>
+          <w:p>
+            <w:pPr>
+              <w:pStyle w:val="ListParagraph"/>
+              <w:keepNext/>
+              <w:keepLines/>
+              <w:numPr>
+                <w:ilvl w:val="0"/>
+                <w:numId w:val="2"/>
+              </w:numPr>
+              <w:shd w:val="clear" w:color="auto" w:fill="FFFFFF" w:themeFill="background1"/>
+              <w:spacing w:line="252" w:lineRule="auto"/>
+              <w:ind w:left="175" w:right="-45" w:hanging="175"/>
+              <w:rPr>
+                <w:rFonts w:ascii="Times New Roman" w:hAnsi="Times New Roman"/>
+                <w:b/>
+                <w:color w:val="000000" w:themeColor="text1"/>
+                <w:sz w:val="26"/>
+                <w:szCs w:val="26"/>
+                <w:lang w:val="vi-VN"/>
+              </w:rPr>
+            </w:pPr>
+            <w:r>
+              <w:rPr>
+                <w:rFonts w:ascii="Times New Roman" w:hAnsi="Times New Roman"/>
+                <w:b/>
+                <w:color w:val="000000" w:themeColor="text1"/>
+                <w:sz w:val="26"/>
+                <w:szCs w:val="26"/>
+                <w:lang w:val="vi-VN"/>
+              </w:rPr>
+              <w:t xml:space="preserve">Quản lý nguồn thu: </w:t>
+            </w:r>
+          </w:p>
+          <w:p>
+            <w:pPr>
+              <w:pStyle w:val="ListParagraph"/>
+              <w:keepNext/>
+              <w:keepLines/>
+              <w:shd w:val="clear" w:color="auto" w:fill="FFFFFF" w:themeFill="background1"/>
+              <w:spacing w:line="252" w:lineRule="auto"/>
+              <w:ind w:left="96" w:right="-45" w:hanging="90"/>
+              <w:rPr>
+                <w:rFonts w:ascii="Times New Roman" w:hAnsi="Times New Roman"/>
+                <w:b/>
+                <w:bCs/>
+                <w:i/>
+                <w:iCs/>
+                <w:color w:val="000000" w:themeColor="text1"/>
+                <w:sz w:val="26"/>
+                <w:szCs w:val="26"/>
+                <w:lang w:val="vi-VN"/>
+              </w:rPr>
+            </w:pPr>
+            <w:r>
+              <w:rPr>
+                <w:rFonts w:ascii="Times New Roman" w:hAnsi="Times New Roman"/>
+                <w:color w:val="000000" w:themeColor="text1"/>
+                <w:sz w:val="26"/>
+                <w:szCs w:val="26"/>
+                <w:lang w:val="vi-VN"/>
+              </w:rPr>
+              <w:t>+ Giấy nộp tiền (</w:t>
+            </w:r>
+            <w:r>
+              <w:rPr>
+                <w:rFonts w:ascii="Times New Roman" w:hAnsi="Times New Roman"/>
+                <w:b/>
+                <w:bCs/>
+                <w:i/>
+                <w:iCs/>
+                <w:color w:val="000000" w:themeColor="text1"/>
+                <w:sz w:val="26"/>
+                <w:szCs w:val="26"/>
+                <w:lang w:val="vi-VN"/>
+              </w:rPr>
+              <w:t xml:space="preserve">QTQL/ĐT&amp;HTQT/03/BM013) </w:t>
+            </w:r>
+          </w:p>
+          <w:p>
+            <w:pPr>
+              <w:keepNext/>
+              <w:keepLines/>
+              <w:shd w:val="clear" w:color="auto" w:fill="FFFFFF" w:themeFill="background1"/>
+              <w:spacing w:line="252" w:lineRule="auto"/>
+              <w:ind w:right="-45"/>
+              <w:rPr>
+                <w:rFonts w:ascii="Times New Roman" w:hAnsi="Times New Roman"/>
+                <w:b/>
+                <w:bCs/>
+                <w:i/>
+                <w:iCs/>
+                <w:color w:val="000000" w:themeColor="text1"/>
+                <w:sz w:val="26"/>
+                <w:szCs w:val="26"/>
+                <w:lang w:val="vi-VN"/>
+              </w:rPr>
+            </w:pPr>
+            <w:r>
+              <w:rPr>
+                <w:rFonts w:ascii="Times New Roman" w:hAnsi="Times New Roman"/>
+                <w:b/>
+                <w:bCs/>
+                <w:i/>
+                <w:iCs/>
+                <w:color w:val="000000" w:themeColor="text1"/>
+                <w:sz w:val="26"/>
+                <w:szCs w:val="26"/>
+                <w:lang w:val="vi-VN"/>
+              </w:rPr>
+              <w:t>+ Đơn xin miễn giảm (nếu có) (QTQL/ĐT&amp;HTQT/03/BM014)</w:t>
+            </w:r>
+          </w:p>
+          <w:p>
+            <w:pPr>
+              <w:pStyle w:val="ListParagraph"/>
+              <w:keepNext/>
+              <w:keepLines/>
+              <w:shd w:val="clear" w:color="auto" w:fill="FFFFFF" w:themeFill="background1"/>
+              <w:spacing w:line="252" w:lineRule="auto"/>
+              <w:ind w:left="96" w:right="-45" w:hanging="90"/>
+              <w:rPr>
+                <w:rFonts w:ascii="Times New Roman" w:hAnsi="Times New Roman"/>
+                <w:color w:val="000000" w:themeColor="text1"/>
+                <w:sz w:val="26"/>
+                <w:szCs w:val="26"/>
+                <w:lang w:val="vi-VN"/>
+              </w:rPr>
+            </w:pPr>
+            <w:r>
+              <w:rPr>
+                <w:rFonts w:ascii="Times New Roman" w:hAnsi="Times New Roman"/>
+                <w:color w:val="000000" w:themeColor="text1"/>
+                <w:sz w:val="26"/>
+                <w:szCs w:val="26"/>
+                <w:lang w:val="vi-VN"/>
+              </w:rPr>
+              <w:t xml:space="preserve">+Đơn hoàn học phí -nếu có </w:t>
+            </w:r>
+          </w:p>
+          <w:p>
+            <w:pPr>
+              <w:keepNext/>
+              <w:keepLines/>
+              <w:shd w:val="clear" w:color="auto" w:fill="FFFFFF" w:themeFill="background1"/>
+              <w:spacing w:line="252" w:lineRule="auto"/>
+              <w:ind w:right="-45"/>
+              <w:rPr>
+                <w:rFonts w:ascii="Times New Roman" w:hAnsi="Times New Roman"/>
+                <w:b/>
+                <w:bCs/>
+                <w:i/>
+                <w:iCs/>
+                <w:color w:val="000000" w:themeColor="text1"/>
+                <w:sz w:val="26"/>
+                <w:szCs w:val="26"/>
+                <w:lang w:val="vi-VN"/>
+              </w:rPr>
+            </w:pPr>
+            <w:r>
+              <w:rPr>
+                <w:rFonts w:ascii="Times New Roman" w:hAnsi="Times New Roman"/>
+                <w:b/>
+                <w:bCs/>
+                <w:i/>
+                <w:iCs/>
+                <w:color w:val="000000" w:themeColor="text1"/>
+                <w:sz w:val="26"/>
+                <w:szCs w:val="26"/>
+                <w:lang w:val="vi-VN"/>
+              </w:rPr>
+              <w:t>(QTQL/ĐT&amp;HTQT/03/BM015)</w:t>
+            </w:r>
+          </w:p>
+          <w:p>
+            <w:pPr>
+              <w:keepNext/>
+              <w:keepLines/>
+              <w:shd w:val="clear" w:color="auto" w:fill="FFFFFF" w:themeFill="background1"/>
+              <w:spacing w:line="252" w:lineRule="auto"/>
+              <w:ind w:left="6" w:right="-45"/>
+              <w:rPr>
+                <w:rFonts w:ascii="Times New Roman" w:hAnsi="Times New Roman"/>
+                <w:color w:val="000000" w:themeColor="text1"/>
+                <w:sz w:val="26"/>
+                <w:szCs w:val="26"/>
+              </w:rPr>
+            </w:pPr>
+            <w:r>
+              <w:rPr>
+                <w:rFonts w:ascii="Times New Roman" w:hAnsi="Times New Roman"/>
+                <w:color w:val="000000" w:themeColor="text1"/>
+                <w:sz w:val="26"/>
+                <w:szCs w:val="26"/>
+                <w:lang w:val="vi-VN"/>
+              </w:rPr>
+              <w:t>+ Mẫu Quyết toán</w:t>
+            </w:r>
+            <w:r>
+              <w:rPr>
+                <w:rFonts w:ascii="Times New Roman" w:hAnsi="Times New Roman"/>
+                <w:color w:val="000000" w:themeColor="text1"/>
+                <w:sz w:val="26"/>
+                <w:szCs w:val="26"/>
+              </w:rPr>
+              <w:t xml:space="preserve"> </w:t>
+            </w:r>
+            <w:r>
+              <w:rPr>
+                <w:rFonts w:ascii="Times New Roman" w:hAnsi="Times New Roman"/>
+                <w:b/>
+                <w:bCs/>
+                <w:i/>
+                <w:iCs/>
+                <w:color w:val="000000" w:themeColor="text1"/>
+                <w:sz w:val="26"/>
+                <w:szCs w:val="26"/>
+                <w:lang w:val="vi-VN"/>
+              </w:rPr>
+              <w:t>(QTQL/ĐT&amp;HTQT/03/BM17</w:t>
+            </w:r>
+            <w:r>
+              <w:rPr>
+                <w:rFonts w:ascii="Times New Roman" w:hAnsi="Times New Roman"/>
+                <w:b/>
+                <w:bCs/>
+                <w:i/>
+                <w:iCs/>
+                <w:color w:val="000000" w:themeColor="text1"/>
+                <w:sz w:val="26"/>
+                <w:szCs w:val="26"/>
+              </w:rPr>
+              <w:t>)</w:t>
+            </w:r>
+          </w:p>
+        </w:tc>
+        <w:tc>
+          <w:tcPr>
+            <w:tcW w:w="799" w:type="dxa"/>
+          </w:tcPr>
+          <w:p>
+            <w:pPr>
+              <w:shd w:val="clear" w:color="auto" w:fill="FFFFFF" w:themeFill="background1"/>
+              <w:spacing w:line="252" w:lineRule="auto"/>
+              <w:rPr>
+                <w:rFonts w:ascii="Times New Roman" w:hAnsi="Times New Roman"/>
+                <w:i/>
+                <w:color w:val="000000" w:themeColor="text1"/>
+                <w:sz w:val="26"/>
+                <w:szCs w:val="26"/>
+              </w:rPr>
+            </w:pPr>
+            <w:r>
+              <w:rPr>
+                <w:rFonts w:ascii="Times New Roman" w:hAnsi="Times New Roman"/>
+                <w:i/>
+                <w:color w:val="000000" w:themeColor="text1"/>
+                <w:sz w:val="26"/>
+                <w:szCs w:val="26"/>
+              </w:rPr>
+              <w:t>[[</w:t>
+            </w:r>
+            <w:r>
+              <w:rPr>
+                <w:rFonts w:ascii="Times New Roman" w:hAnsi="Times New Roman"/>
+                <w:i/>
+                <w:color w:val="000000" w:themeColor="text1"/>
+                <w:sz w:val="26"/>
+                <w:szCs w:val="26"/>
+              </w:rPr>
+              <w:t>10QLNguonThu1</w:t>
+            </w:r>
+            <w:r>
+              <w:rPr>
+                <w:rFonts w:ascii="Times New Roman" w:hAnsi="Times New Roman"/>
+                <w:i/>
+                <w:color w:val="000000" w:themeColor="text1"/>
+                <w:sz w:val="26"/>
+                <w:szCs w:val="26"/>
+              </w:rPr>
+              <w:t>]]</w:t>
+            </w:r>
+          </w:p>
+        </w:tc>
+        <w:tc>
+          <w:tcPr>
+            <w:tcW w:w="1276" w:type="dxa"/>
+          </w:tcPr>
+          <w:p>
+            <w:pPr>
+              <w:shd w:val="clear" w:color="auto" w:fill="FFFFFF" w:themeFill="background1"/>
+              <w:spacing w:line="252" w:lineRule="auto"/>
+              <w:rPr>
+                <w:rFonts w:ascii="Times New Roman" w:hAnsi="Times New Roman"/>
+                <w:i/>
+                <w:color w:val="000000" w:themeColor="text1"/>
+                <w:sz w:val="26"/>
+                <w:szCs w:val="26"/>
+              </w:rPr>
+            </w:pPr>
+            <w:r>
+              <w:rPr>
+                <w:rFonts w:ascii="Times New Roman" w:hAnsi="Times New Roman"/>
+                <w:i/>
+                <w:color w:val="000000" w:themeColor="text1"/>
+                <w:sz w:val="26"/>
+                <w:szCs w:val="26"/>
+              </w:rPr>
+              <w:t>[[</w:t>
+            </w:r>
+            <w:r>
+              <w:rPr>
+                <w:rFonts w:ascii="Times New Roman" w:hAnsi="Times New Roman"/>
+                <w:i/>
+                <w:color w:val="000000" w:themeColor="text1"/>
+                <w:sz w:val="26"/>
+                <w:szCs w:val="26"/>
+              </w:rPr>
+              <w:t>10QLNguonThu2</w:t>
+            </w:r>
+            <w:r>
+              <w:rPr>
+                <w:rFonts w:ascii="Times New Roman" w:hAnsi="Times New Roman"/>
+                <w:i/>
+                <w:color w:val="000000" w:themeColor="text1"/>
+                <w:sz w:val="26"/>
+                <w:szCs w:val="26"/>
+              </w:rPr>
+              <w:t>]]</w:t>
+            </w:r>
+          </w:p>
+        </w:tc>
+        <w:tc>
+          <w:tcPr>
+            <w:tcW w:w="1276" w:type="dxa"/>
+          </w:tcPr>
+          <w:p>
+            <w:pPr>
+              <w:shd w:val="clear" w:color="auto" w:fill="FFFFFF" w:themeFill="background1"/>
+              <w:spacing w:line="252" w:lineRule="auto"/>
+              <w:rPr>
+                <w:rFonts w:ascii="Times New Roman" w:hAnsi="Times New Roman"/>
+                <w:i/>
+                <w:color w:val="000000" w:themeColor="text1"/>
+                <w:sz w:val="26"/>
+                <w:szCs w:val="26"/>
+              </w:rPr>
+            </w:pPr>
+            <w:r>
+              <w:rPr>
+                <w:rFonts w:ascii="Times New Roman" w:hAnsi="Times New Roman"/>
+                <w:i/>
+                <w:color w:val="000000" w:themeColor="text1"/>
+                <w:sz w:val="26"/>
+                <w:szCs w:val="26"/>
+              </w:rPr>
+              <w:t>[[</w:t>
+            </w:r>
+            <w:r>
+              <w:rPr>
+                <w:rFonts w:ascii="Times New Roman" w:hAnsi="Times New Roman"/>
+                <w:i/>
+                <w:color w:val="000000" w:themeColor="text1"/>
+                <w:sz w:val="26"/>
+                <w:szCs w:val="26"/>
+              </w:rPr>
+              <w:t>10QLNguonThu3</w:t>
+            </w:r>
+            <w:r>
+              <w:rPr>
+                <w:rFonts w:ascii="Times New Roman" w:hAnsi="Times New Roman"/>
+                <w:i/>
+                <w:color w:val="000000" w:themeColor="text1"/>
+                <w:sz w:val="26"/>
+                <w:szCs w:val="26"/>
+              </w:rPr>
+              <w:t>]]</w:t>
+            </w:r>
+          </w:p>
+        </w:tc>
+        <w:tc>
+          <w:tcPr>
+            <w:tcW w:w="992" w:type="dxa"/>
+          </w:tcPr>
+          <w:p>
+            <w:pPr>
+              <w:shd w:val="clear" w:color="auto" w:fill="FFFFFF" w:themeFill="background1"/>
+              <w:spacing w:line="252" w:lineRule="auto"/>
+              <w:rPr>
+                <w:rFonts w:ascii="Times New Roman" w:hAnsi="Times New Roman"/>
+                <w:i/>
+                <w:color w:val="000000" w:themeColor="text1"/>
+                <w:sz w:val="26"/>
+                <w:szCs w:val="26"/>
+              </w:rPr>
+            </w:pPr>
+            <w:r>
+              <w:rPr>
+                <w:rFonts w:ascii="Times New Roman" w:hAnsi="Times New Roman"/>
+                <w:i/>
+                <w:color w:val="000000" w:themeColor="text1"/>
+                <w:sz w:val="26"/>
+                <w:szCs w:val="26"/>
+              </w:rPr>
+              <w:t>[[</w:t>
+            </w:r>
+            <w:r>
+              <w:rPr>
+                <w:rFonts w:ascii="Times New Roman" w:hAnsi="Times New Roman"/>
+                <w:i/>
+                <w:color w:val="000000" w:themeColor="text1"/>
+                <w:sz w:val="26"/>
+                <w:szCs w:val="26"/>
+              </w:rPr>
+              <w:t>10QLNguonThuGhiChu</w:t>
+            </w:r>
+            <w:r>
+              <w:rPr>
+                <w:rFonts w:ascii="Times New Roman" w:hAnsi="Times New Roman"/>
+                <w:i/>
+                <w:color w:val="000000" w:themeColor="text1"/>
+                <w:sz w:val="26"/>
+                <w:szCs w:val="26"/>
+              </w:rPr>
+              <w:t>]]</w:t>
+            </w:r>
+          </w:p>
+        </w:tc>
+      </w:tr>
+      <w:tr>
+        <w:tc>
+          <w:tcPr>
+            <w:tcW w:w="817" w:type="dxa"/>
+            <w:vAlign w:val="center"/>
+          </w:tcPr>
+          <w:p>
+            <w:pPr>
+              <w:shd w:val="clear" w:color="auto" w:fill="FFFFFF" w:themeFill="background1"/>
+              <w:spacing w:line="252" w:lineRule="auto"/>
+              <w:jc w:val="center"/>
+              <w:rPr>
+                <w:rFonts w:ascii="Times New Roman" w:hAnsi="Times New Roman"/>
+                <w:color w:val="000000" w:themeColor="text1"/>
+                <w:sz w:val="26"/>
+                <w:szCs w:val="26"/>
+              </w:rPr>
+            </w:pPr>
+            <w:r>
+              <w:rPr>
+                <w:rFonts w:ascii="Times New Roman" w:hAnsi="Times New Roman"/>
+                <w:color w:val="000000" w:themeColor="text1"/>
+                <w:sz w:val="26"/>
+                <w:szCs w:val="26"/>
+              </w:rPr>
+              <w:t>7</w:t>
+            </w:r>
+          </w:p>
+        </w:tc>
+        <w:tc>
+          <w:tcPr>
+            <w:tcW w:w="992" w:type="dxa"/>
+            <w:vAlign w:val="center"/>
+          </w:tcPr>
+          <w:p>
+            <w:pPr>
+              <w:shd w:val="clear" w:color="auto" w:fill="FFFFFF" w:themeFill="background1"/>
+              <w:spacing w:line="252" w:lineRule="auto"/>
+              <w:jc w:val="center"/>
+              <w:rPr>
+                <w:rFonts w:ascii="Times New Roman" w:hAnsi="Times New Roman"/>
+                <w:color w:val="000000" w:themeColor="text1"/>
+                <w:sz w:val="26"/>
+                <w:szCs w:val="26"/>
+              </w:rPr>
+            </w:pPr>
+            <w:r>
+              <w:rPr>
+                <w:rFonts w:ascii="Times New Roman" w:hAnsi="Times New Roman"/>
+                <w:color w:val="000000" w:themeColor="text1"/>
+                <w:sz w:val="26"/>
+                <w:szCs w:val="26"/>
+              </w:rPr>
+              <w:t>4</w:t>
+            </w:r>
+          </w:p>
+        </w:tc>
+        <w:tc>
+          <w:tcPr>
+            <w:tcW w:w="3879" w:type="dxa"/>
+            <w:vAlign w:val="center"/>
+          </w:tcPr>
+          <w:p>
+            <w:pPr>
+              <w:pStyle w:val="ListParagraph"/>
+              <w:keepNext/>
+              <w:keepLines/>
+              <w:numPr>
+                <w:ilvl w:val="0"/>
+                <w:numId w:val="1"/>
+              </w:numPr>
+              <w:shd w:val="clear" w:color="auto" w:fill="FFFFFF" w:themeFill="background1"/>
+              <w:spacing w:line="252" w:lineRule="auto"/>
+              <w:ind w:left="96" w:right="-45" w:hanging="90"/>
+              <w:jc w:val="both"/>
+              <w:rPr>
+                <w:rFonts w:ascii="Times New Roman" w:hAnsi="Times New Roman"/>
+                <w:b/>
+                <w:bCs/>
+                <w:i/>
+                <w:iCs/>
+                <w:color w:val="000000" w:themeColor="text1"/>
+                <w:sz w:val="26"/>
+                <w:szCs w:val="26"/>
+                <w:lang w:val="vi-VN"/>
+              </w:rPr>
+            </w:pPr>
+            <w:r>
+              <w:rPr>
+                <w:rFonts w:ascii="Times New Roman" w:hAnsi="Times New Roman"/>
+                <w:b/>
+                <w:bCs/>
+                <w:color w:val="000000" w:themeColor="text1"/>
+                <w:sz w:val="26"/>
+                <w:szCs w:val="26"/>
+                <w:lang w:val="vi-VN"/>
+              </w:rPr>
+              <w:t>Điểm danh</w:t>
+            </w:r>
+            <w:r>
+              <w:rPr>
+                <w:rFonts w:ascii="Times New Roman" w:hAnsi="Times New Roman"/>
+                <w:color w:val="000000" w:themeColor="text1"/>
+                <w:sz w:val="26"/>
+                <w:szCs w:val="26"/>
+                <w:lang w:val="vi-VN"/>
+              </w:rPr>
+              <w:t xml:space="preserve">: </w:t>
+            </w:r>
+          </w:p>
+          <w:p>
+            <w:pPr>
+              <w:pStyle w:val="ListParagraph"/>
+              <w:keepNext/>
+              <w:keepLines/>
+              <w:shd w:val="clear" w:color="auto" w:fill="FFFFFF" w:themeFill="background1"/>
+              <w:spacing w:line="252" w:lineRule="auto"/>
+              <w:ind w:left="96" w:right="-45"/>
+              <w:rPr>
+                <w:rFonts w:ascii="Times New Roman" w:hAnsi="Times New Roman"/>
+                <w:color w:val="000000" w:themeColor="text1"/>
+                <w:sz w:val="26"/>
+                <w:szCs w:val="26"/>
+              </w:rPr>
+            </w:pPr>
+            <w:r>
+              <w:rPr>
+                <w:rFonts w:ascii="Times New Roman" w:hAnsi="Times New Roman"/>
+                <w:color w:val="000000" w:themeColor="text1"/>
+                <w:sz w:val="26"/>
+                <w:szCs w:val="26"/>
+                <w:lang w:val="vi-VN"/>
+              </w:rPr>
+              <w:t>+ Bảng điểm danh: điểm danh trực tiếp (</w:t>
+            </w:r>
+            <w:r>
+              <w:rPr>
+                <w:rFonts w:ascii="Times New Roman" w:hAnsi="Times New Roman"/>
+                <w:b/>
+                <w:bCs/>
+                <w:i/>
+                <w:iCs/>
+                <w:color w:val="000000" w:themeColor="text1"/>
+                <w:sz w:val="26"/>
+                <w:szCs w:val="26"/>
+                <w:lang w:val="vi-VN"/>
+              </w:rPr>
+              <w:t>QTQL/ĐT&amp;HTQT/01/BM18</w:t>
+            </w:r>
+            <w:r>
+              <w:rPr>
+                <w:rFonts w:ascii="Times New Roman" w:hAnsi="Times New Roman"/>
+                <w:color w:val="000000" w:themeColor="text1"/>
+                <w:sz w:val="26"/>
+                <w:szCs w:val="26"/>
+                <w:lang w:val="vi-VN"/>
+              </w:rPr>
+              <w:t>)</w:t>
+            </w:r>
+          </w:p>
+        </w:tc>
+        <w:tc>
+          <w:tcPr>
+            <w:tcW w:w="799" w:type="dxa"/>
+          </w:tcPr>
+          <w:p>
+            <w:pPr>
+              <w:shd w:val="clear" w:color="auto" w:fill="FFFFFF" w:themeFill="background1"/>
+              <w:spacing w:line="252" w:lineRule="auto"/>
+              <w:rPr>
+                <w:rFonts w:ascii="Times New Roman" w:hAnsi="Times New Roman"/>
+                <w:i/>
+                <w:color w:val="000000" w:themeColor="text1"/>
+                <w:sz w:val="26"/>
+                <w:szCs w:val="26"/>
+              </w:rPr>
+            </w:pPr>
+            <w:r>
+              <w:rPr>
+                <w:rFonts w:ascii="Times New Roman" w:hAnsi="Times New Roman"/>
+                <w:i/>
+                <w:color w:val="000000" w:themeColor="text1"/>
+                <w:sz w:val="26"/>
+                <w:szCs w:val="26"/>
+              </w:rPr>
+              <w:t>[[</w:t>
+            </w:r>
+            <w:r>
+              <w:rPr>
+                <w:rFonts w:ascii="Times New Roman" w:hAnsi="Times New Roman"/>
+                <w:i/>
+                <w:color w:val="000000" w:themeColor="text1"/>
+                <w:sz w:val="26"/>
+                <w:szCs w:val="26"/>
+              </w:rPr>
+              <w:t>10DiemDanhTT1</w:t>
+            </w:r>
+            <w:r>
+              <w:rPr>
+                <w:rFonts w:ascii="Times New Roman" w:hAnsi="Times New Roman"/>
+                <w:i/>
+                <w:color w:val="000000" w:themeColor="text1"/>
+                <w:sz w:val="26"/>
+                <w:szCs w:val="26"/>
+              </w:rPr>
+              <w:t>]]</w:t>
+            </w:r>
+          </w:p>
+        </w:tc>
+        <w:tc>
+          <w:tcPr>
+            <w:tcW w:w="1276" w:type="dxa"/>
+          </w:tcPr>
+          <w:p>
+            <w:pPr>
+              <w:shd w:val="clear" w:color="auto" w:fill="FFFFFF" w:themeFill="background1"/>
+              <w:spacing w:line="252" w:lineRule="auto"/>
+              <w:rPr>
+                <w:rFonts w:ascii="Times New Roman" w:hAnsi="Times New Roman"/>
+                <w:i/>
+                <w:color w:val="000000" w:themeColor="text1"/>
+                <w:sz w:val="26"/>
+                <w:szCs w:val="26"/>
+              </w:rPr>
+            </w:pPr>
+            <w:r>
+              <w:rPr>
+                <w:rFonts w:ascii="Times New Roman" w:hAnsi="Times New Roman"/>
+                <w:i/>
+                <w:color w:val="000000" w:themeColor="text1"/>
+                <w:sz w:val="26"/>
+                <w:szCs w:val="26"/>
+              </w:rPr>
+              <w:t>[[</w:t>
+            </w:r>
+            <w:r>
+              <w:rPr>
+                <w:rFonts w:ascii="Times New Roman" w:hAnsi="Times New Roman"/>
+                <w:i/>
+                <w:color w:val="000000" w:themeColor="text1"/>
+                <w:sz w:val="26"/>
+                <w:szCs w:val="26"/>
+              </w:rPr>
+              <w:t>10DiemDanhTT2</w:t>
+            </w:r>
+            <w:r>
+              <w:rPr>
+                <w:rFonts w:ascii="Times New Roman" w:hAnsi="Times New Roman"/>
+                <w:i/>
+                <w:color w:val="000000" w:themeColor="text1"/>
+                <w:sz w:val="26"/>
+                <w:szCs w:val="26"/>
+              </w:rPr>
+              <w:t>]]</w:t>
+            </w:r>
+          </w:p>
+        </w:tc>
+        <w:tc>
+          <w:tcPr>
+            <w:tcW w:w="1276" w:type="dxa"/>
+          </w:tcPr>
+          <w:p>
+            <w:pPr>
+              <w:shd w:val="clear" w:color="auto" w:fill="FFFFFF" w:themeFill="background1"/>
+              <w:spacing w:line="252" w:lineRule="auto"/>
+              <w:rPr>
+                <w:rFonts w:ascii="Times New Roman" w:hAnsi="Times New Roman"/>
+                <w:i/>
+                <w:color w:val="000000" w:themeColor="text1"/>
+                <w:sz w:val="26"/>
+                <w:szCs w:val="26"/>
+              </w:rPr>
+            </w:pPr>
+            <w:r>
+              <w:rPr>
+                <w:rFonts w:ascii="Times New Roman" w:hAnsi="Times New Roman"/>
+                <w:i/>
+                <w:color w:val="000000" w:themeColor="text1"/>
+                <w:sz w:val="26"/>
+                <w:szCs w:val="26"/>
+              </w:rPr>
+              <w:t>[[</w:t>
+            </w:r>
+            <w:r>
+              <w:rPr>
+                <w:rFonts w:ascii="Times New Roman" w:hAnsi="Times New Roman"/>
+                <w:i/>
+                <w:color w:val="000000" w:themeColor="text1"/>
+                <w:sz w:val="26"/>
+                <w:szCs w:val="26"/>
+              </w:rPr>
+              <w:t>10DiemDanhTT3</w:t>
+            </w:r>
+            <w:r>
+              <w:rPr>
+                <w:rFonts w:ascii="Times New Roman" w:hAnsi="Times New Roman"/>
+                <w:i/>
+                <w:color w:val="000000" w:themeColor="text1"/>
+                <w:sz w:val="26"/>
+                <w:szCs w:val="26"/>
+              </w:rPr>
+              <w:t>]]</w:t>
+            </w:r>
+          </w:p>
+        </w:tc>
+        <w:tc>
+          <w:tcPr>
+            <w:tcW w:w="992" w:type="dxa"/>
+          </w:tcPr>
+          <w:p>
+            <w:pPr>
+              <w:shd w:val="clear" w:color="auto" w:fill="FFFFFF" w:themeFill="background1"/>
+              <w:spacing w:line="252" w:lineRule="auto"/>
+              <w:rPr>
+                <w:rFonts w:ascii="Times New Roman" w:hAnsi="Times New Roman"/>
+                <w:i/>
+                <w:color w:val="000000" w:themeColor="text1"/>
+                <w:sz w:val="26"/>
+                <w:szCs w:val="26"/>
+              </w:rPr>
+            </w:pPr>
+            <w:r>
+              <w:rPr>
+                <w:rFonts w:ascii="Times New Roman" w:hAnsi="Times New Roman"/>
+                <w:i/>
+                <w:color w:val="000000" w:themeColor="text1"/>
+                <w:sz w:val="26"/>
+                <w:szCs w:val="26"/>
+              </w:rPr>
+              <w:t>[[</w:t>
+            </w:r>
+            <w:r>
+              <w:rPr>
+                <w:rFonts w:ascii="Times New Roman" w:hAnsi="Times New Roman"/>
+                <w:i/>
+                <w:color w:val="000000" w:themeColor="text1"/>
+                <w:sz w:val="26"/>
+                <w:szCs w:val="26"/>
+              </w:rPr>
+              <w:t>10DiemDanhTTGhiChu</w:t>
+            </w:r>
+            <w:r>
+              <w:rPr>
+                <w:rFonts w:ascii="Times New Roman" w:hAnsi="Times New Roman"/>
+                <w:i/>
+                <w:color w:val="000000" w:themeColor="text1"/>
+                <w:sz w:val="26"/>
+                <w:szCs w:val="26"/>
+              </w:rPr>
+              <w:t>]]</w:t>
+            </w:r>
+          </w:p>
+        </w:tc>
+      </w:tr>
+      <w:tr>
+        <w:tc>
+          <w:tcPr>
+            <w:tcW w:w="817" w:type="dxa"/>
+            <w:vAlign w:val="center"/>
+          </w:tcPr>
+          <w:p>
+            <w:pPr>
+              <w:shd w:val="clear" w:color="auto" w:fill="FFFFFF" w:themeFill="background1"/>
+              <w:spacing w:line="252" w:lineRule="auto"/>
+              <w:jc w:val="center"/>
+              <w:rPr>
+                <w:rFonts w:ascii="Times New Roman" w:hAnsi="Times New Roman"/>
+                <w:color w:val="000000" w:themeColor="text1"/>
+                <w:sz w:val="26"/>
+                <w:szCs w:val="26"/>
+              </w:rPr>
+            </w:pPr>
+            <w:r>
+              <w:rPr>
+                <w:rFonts w:ascii="Times New Roman" w:hAnsi="Times New Roman"/>
+                <w:color w:val="000000" w:themeColor="text1"/>
+                <w:sz w:val="26"/>
+                <w:szCs w:val="26"/>
+              </w:rPr>
+              <w:t>8</w:t>
+            </w:r>
+          </w:p>
+        </w:tc>
+        <w:tc>
+          <w:tcPr>
+            <w:tcW w:w="992" w:type="dxa"/>
+            <w:vMerge w:val="restart"/>
+            <w:vAlign w:val="center"/>
+          </w:tcPr>
+          <w:p>
+            <w:pPr>
+              <w:shd w:val="clear" w:color="auto" w:fill="FFFFFF" w:themeFill="background1"/>
+              <w:spacing w:line="252" w:lineRule="auto"/>
+              <w:jc w:val="center"/>
+              <w:rPr>
+                <w:rFonts w:ascii="Times New Roman" w:hAnsi="Times New Roman"/>
+                <w:color w:val="000000" w:themeColor="text1"/>
+                <w:sz w:val="26"/>
+                <w:szCs w:val="26"/>
+              </w:rPr>
+            </w:pPr>
+            <w:r>
+              <w:rPr>
+                <w:rFonts w:ascii="Times New Roman" w:hAnsi="Times New Roman"/>
+                <w:color w:val="000000" w:themeColor="text1"/>
+                <w:sz w:val="26"/>
+                <w:szCs w:val="26"/>
+              </w:rPr>
+              <w:t>5</w:t>
+            </w:r>
+          </w:p>
+        </w:tc>
+        <w:tc>
+          <w:tcPr>
+            <w:tcW w:w="3879" w:type="dxa"/>
+            <w:vAlign w:val="center"/>
+          </w:tcPr>
+          <w:p>
+            <w:pPr>
+              <w:keepNext/>
+              <w:keepLines/>
+              <w:shd w:val="clear" w:color="auto" w:fill="FFFFFF" w:themeFill="background1"/>
+              <w:spacing w:line="252" w:lineRule="auto"/>
+              <w:ind w:right="-45"/>
+              <w:jc w:val="both"/>
+              <w:rPr>
+                <w:rFonts w:ascii="Times New Roman" w:hAnsi="Times New Roman"/>
+                <w:color w:val="000000" w:themeColor="text1"/>
+                <w:sz w:val="26"/>
+                <w:szCs w:val="26"/>
+                <w:lang w:val="vi-VN"/>
+              </w:rPr>
+            </w:pPr>
+            <w:r>
+              <w:rPr>
+                <w:rFonts w:ascii="Times New Roman" w:hAnsi="Times New Roman"/>
+                <w:b/>
+                <w:bCs/>
+                <w:i/>
+                <w:iCs/>
+                <w:color w:val="000000" w:themeColor="text1"/>
+                <w:sz w:val="26"/>
+                <w:szCs w:val="26"/>
+                <w:lang w:val="vi-VN"/>
+              </w:rPr>
+              <w:t>Đánh giá chuyên môn</w:t>
+            </w:r>
+            <w:r>
+              <w:rPr>
+                <w:rFonts w:ascii="Times New Roman" w:hAnsi="Times New Roman"/>
+                <w:color w:val="000000" w:themeColor="text1"/>
+                <w:sz w:val="26"/>
+                <w:szCs w:val="26"/>
+                <w:lang w:val="vi-VN"/>
+              </w:rPr>
+              <w:t xml:space="preserve">: </w:t>
+            </w:r>
+          </w:p>
+          <w:p>
+            <w:pPr>
+              <w:keepNext/>
+              <w:keepLines/>
+              <w:shd w:val="clear" w:color="auto" w:fill="FFFFFF" w:themeFill="background1"/>
+              <w:spacing w:line="252" w:lineRule="auto"/>
+              <w:ind w:right="-45"/>
+              <w:jc w:val="both"/>
+              <w:rPr>
+                <w:rFonts w:ascii="Times New Roman" w:hAnsi="Times New Roman"/>
+                <w:color w:val="000000" w:themeColor="text1"/>
+                <w:sz w:val="26"/>
+                <w:szCs w:val="26"/>
+                <w:lang w:val="vi-VN"/>
+              </w:rPr>
+            </w:pPr>
+            <w:r>
+              <w:rPr>
+                <w:rFonts w:ascii="Times New Roman" w:hAnsi="Times New Roman"/>
+                <w:color w:val="000000" w:themeColor="text1"/>
+                <w:sz w:val="26"/>
+                <w:szCs w:val="26"/>
+                <w:lang w:val="vi-VN"/>
+              </w:rPr>
+              <w:t>Giảng viên được phân công đánh giá tay nghề thông qua checklist hoặc kiểm tra tay nghề (nếu cần) và nhận xét kết quả thực hành lâm sàng</w:t>
+            </w:r>
+          </w:p>
+          <w:p>
+            <w:pPr>
+              <w:keepNext/>
+              <w:keepLines/>
+              <w:shd w:val="clear" w:color="auto" w:fill="FFFFFF" w:themeFill="background1"/>
+              <w:spacing w:line="252" w:lineRule="auto"/>
+              <w:ind w:right="-45"/>
+              <w:rPr>
+                <w:rFonts w:ascii="Times New Roman" w:hAnsi="Times New Roman"/>
+                <w:color w:val="000000" w:themeColor="text1"/>
+                <w:sz w:val="26"/>
+                <w:szCs w:val="26"/>
+              </w:rPr>
+            </w:pPr>
+            <w:r>
+              <w:rPr>
+                <w:rFonts w:ascii="Times New Roman" w:hAnsi="Times New Roman"/>
+                <w:color w:val="000000" w:themeColor="text1"/>
+                <w:sz w:val="26"/>
+                <w:szCs w:val="26"/>
+                <w:lang w:val="vi-VN"/>
+              </w:rPr>
+              <w:t>- Phiếu nhận xét thực hành lâm sàng của người hướng dẫn</w:t>
+            </w:r>
+            <w:r>
+              <w:rPr>
+                <w:rFonts w:ascii="Times New Roman" w:hAnsi="Times New Roman"/>
+                <w:b/>
+                <w:i/>
+                <w:color w:val="000000" w:themeColor="text1"/>
+                <w:sz w:val="26"/>
+                <w:szCs w:val="26"/>
+                <w:lang w:val="vi-VN"/>
+              </w:rPr>
+              <w:t xml:space="preserve"> (</w:t>
+            </w:r>
+            <w:r>
+              <w:rPr>
+                <w:rFonts w:ascii="Times New Roman" w:hAnsi="Times New Roman"/>
+                <w:b/>
+                <w:bCs/>
+                <w:i/>
+                <w:iCs/>
+                <w:color w:val="000000" w:themeColor="text1"/>
+                <w:sz w:val="26"/>
+                <w:szCs w:val="26"/>
+                <w:lang w:val="vi-VN"/>
+              </w:rPr>
+              <w:t>QTQL/ĐT&amp;HTQT/03/BM2</w:t>
+            </w:r>
+            <w:r>
+              <w:rPr>
+                <w:rFonts w:ascii="Times New Roman" w:hAnsi="Times New Roman"/>
+                <w:b/>
+                <w:bCs/>
+                <w:i/>
+                <w:iCs/>
+                <w:color w:val="000000" w:themeColor="text1"/>
+                <w:sz w:val="26"/>
+                <w:szCs w:val="26"/>
+              </w:rPr>
+              <w:t>7</w:t>
+            </w:r>
+            <w:r>
+              <w:rPr>
+                <w:rFonts w:ascii="Times New Roman" w:hAnsi="Times New Roman"/>
+                <w:color w:val="000000" w:themeColor="text1"/>
+                <w:sz w:val="26"/>
+                <w:szCs w:val="26"/>
+                <w:lang w:val="vi-VN"/>
+              </w:rPr>
+              <w:t>)</w:t>
+            </w:r>
+          </w:p>
+        </w:tc>
+        <w:tc>
+          <w:tcPr>
+            <w:tcW w:w="799" w:type="dxa"/>
+          </w:tcPr>
+          <w:p>
+            <w:pPr>
+              <w:shd w:val="clear" w:color="auto" w:fill="FFFFFF" w:themeFill="background1"/>
+              <w:spacing w:line="252" w:lineRule="auto"/>
+              <w:rPr>
+                <w:rFonts w:ascii="Times New Roman" w:hAnsi="Times New Roman"/>
+                <w:i/>
+                <w:color w:val="000000" w:themeColor="text1"/>
+                <w:sz w:val="26"/>
+                <w:szCs w:val="26"/>
+              </w:rPr>
+            </w:pPr>
+            <w:r>
+              <w:rPr>
+                <w:rFonts w:ascii="Times New Roman" w:hAnsi="Times New Roman"/>
+                <w:i/>
+                <w:color w:val="000000" w:themeColor="text1"/>
+                <w:sz w:val="26"/>
+                <w:szCs w:val="26"/>
+              </w:rPr>
+              <w:t>[[</w:t>
+            </w:r>
+            <w:r>
+              <w:rPr>
+                <w:rFonts w:ascii="Times New Roman" w:hAnsi="Times New Roman"/>
+                <w:i/>
+                <w:color w:val="000000" w:themeColor="text1"/>
+                <w:sz w:val="26"/>
+                <w:szCs w:val="26"/>
+              </w:rPr>
+              <w:t>10DanhGiaChuyenMon1</w:t>
+            </w:r>
+            <w:r>
+              <w:rPr>
+                <w:rFonts w:ascii="Times New Roman" w:hAnsi="Times New Roman"/>
+                <w:i/>
+                <w:color w:val="000000" w:themeColor="text1"/>
+                <w:sz w:val="26"/>
+                <w:szCs w:val="26"/>
+              </w:rPr>
+              <w:t>]]</w:t>
+            </w:r>
+          </w:p>
+        </w:tc>
+        <w:tc>
+          <w:tcPr>
+            <w:tcW w:w="1276" w:type="dxa"/>
+          </w:tcPr>
+          <w:p>
+            <w:pPr>
+              <w:shd w:val="clear" w:color="auto" w:fill="FFFFFF" w:themeFill="background1"/>
+              <w:spacing w:line="252" w:lineRule="auto"/>
+              <w:rPr>
+                <w:rFonts w:ascii="Times New Roman" w:hAnsi="Times New Roman"/>
+                <w:i/>
+                <w:color w:val="000000" w:themeColor="text1"/>
+                <w:sz w:val="26"/>
+                <w:szCs w:val="26"/>
+              </w:rPr>
+            </w:pPr>
+            <w:r>
+              <w:rPr>
+                <w:rFonts w:ascii="Times New Roman" w:hAnsi="Times New Roman"/>
+                <w:i/>
+                <w:color w:val="000000" w:themeColor="text1"/>
+                <w:sz w:val="26"/>
+                <w:szCs w:val="26"/>
+              </w:rPr>
+              <w:t>[[</w:t>
+            </w:r>
+            <w:r>
+              <w:rPr>
+                <w:rFonts w:ascii="Times New Roman" w:hAnsi="Times New Roman"/>
+                <w:i/>
+                <w:color w:val="000000" w:themeColor="text1"/>
+                <w:sz w:val="26"/>
+                <w:szCs w:val="26"/>
+              </w:rPr>
+              <w:t>10DanhGiaChuyenMon2</w:t>
+            </w:r>
+            <w:r>
+              <w:rPr>
+                <w:rFonts w:ascii="Times New Roman" w:hAnsi="Times New Roman"/>
+                <w:i/>
+                <w:color w:val="000000" w:themeColor="text1"/>
+                <w:sz w:val="26"/>
+                <w:szCs w:val="26"/>
+              </w:rPr>
+              <w:t>]]</w:t>
+            </w:r>
+          </w:p>
+        </w:tc>
+        <w:tc>
+          <w:tcPr>
+            <w:tcW w:w="1276" w:type="dxa"/>
+          </w:tcPr>
+          <w:p>
+            <w:pPr>
+              <w:shd w:val="clear" w:color="auto" w:fill="FFFFFF" w:themeFill="background1"/>
+              <w:spacing w:line="252" w:lineRule="auto"/>
+              <w:rPr>
+                <w:rFonts w:ascii="Times New Roman" w:hAnsi="Times New Roman"/>
+                <w:i/>
+                <w:color w:val="000000" w:themeColor="text1"/>
+                <w:sz w:val="26"/>
+                <w:szCs w:val="26"/>
+              </w:rPr>
+            </w:pPr>
+            <w:r>
+              <w:rPr>
+                <w:rFonts w:ascii="Times New Roman" w:hAnsi="Times New Roman"/>
+                <w:i/>
+                <w:color w:val="000000" w:themeColor="text1"/>
+                <w:sz w:val="26"/>
+                <w:szCs w:val="26"/>
+              </w:rPr>
+              <w:t>[[</w:t>
+            </w:r>
+            <w:r>
+              <w:rPr>
+                <w:rFonts w:ascii="Times New Roman" w:hAnsi="Times New Roman"/>
+                <w:i/>
+                <w:color w:val="000000" w:themeColor="text1"/>
+                <w:sz w:val="26"/>
+                <w:szCs w:val="26"/>
+              </w:rPr>
+              <w:t>10DanhGiaChuyenMon3</w:t>
+            </w:r>
+            <w:r>
+              <w:rPr>
+                <w:rFonts w:ascii="Times New Roman" w:hAnsi="Times New Roman"/>
+                <w:i/>
+                <w:color w:val="000000" w:themeColor="text1"/>
+                <w:sz w:val="26"/>
+                <w:szCs w:val="26"/>
+              </w:rPr>
+              <w:t>]]</w:t>
+            </w:r>
+          </w:p>
+        </w:tc>
+        <w:tc>
+          <w:tcPr>
+            <w:tcW w:w="992" w:type="dxa"/>
+          </w:tcPr>
+          <w:p>
+            <w:pPr>
+              <w:shd w:val="clear" w:color="auto" w:fill="FFFFFF" w:themeFill="background1"/>
+              <w:spacing w:line="252" w:lineRule="auto"/>
+              <w:rPr>
+                <w:rFonts w:ascii="Times New Roman" w:hAnsi="Times New Roman"/>
+                <w:i/>
+                <w:color w:val="000000" w:themeColor="text1"/>
+                <w:sz w:val="26"/>
+                <w:szCs w:val="26"/>
+              </w:rPr>
+            </w:pPr>
+            <w:r>
+              <w:rPr>
+                <w:rFonts w:ascii="Times New Roman" w:hAnsi="Times New Roman"/>
+                <w:i/>
+                <w:color w:val="000000" w:themeColor="text1"/>
+                <w:sz w:val="26"/>
+                <w:szCs w:val="26"/>
+              </w:rPr>
+              <w:t>[[</w:t>
+            </w:r>
+            <w:r>
+              <w:rPr>
+                <w:rFonts w:ascii="Times New Roman" w:hAnsi="Times New Roman"/>
+                <w:i/>
+                <w:color w:val="000000" w:themeColor="text1"/>
+                <w:sz w:val="26"/>
+                <w:szCs w:val="26"/>
+              </w:rPr>
+              <w:t>10DanhGiaChuyenMonGhiChu</w:t>
+            </w:r>
+            <w:r>
+              <w:rPr>
+                <w:rFonts w:ascii="Times New Roman" w:hAnsi="Times New Roman"/>
+                <w:i/>
+                <w:color w:val="000000" w:themeColor="text1"/>
+                <w:sz w:val="26"/>
+                <w:szCs w:val="26"/>
+              </w:rPr>
+              <w:t>]]</w:t>
+            </w:r>
+          </w:p>
+        </w:tc>
+      </w:tr>
+      <w:tr>
+        <w:tc>
+          <w:tcPr>
+            <w:tcW w:w="817" w:type="dxa"/>
+            <w:vAlign w:val="center"/>
+          </w:tcPr>
+          <w:p>
+            <w:pPr>
+              <w:shd w:val="clear" w:color="auto" w:fill="FFFFFF" w:themeFill="background1"/>
+              <w:spacing w:line="252" w:lineRule="auto"/>
+              <w:jc w:val="center"/>
+              <w:rPr>
+                <w:rFonts w:ascii="Times New Roman" w:hAnsi="Times New Roman"/>
+                <w:color w:val="000000" w:themeColor="text1"/>
+                <w:sz w:val="26"/>
+                <w:szCs w:val="26"/>
+              </w:rPr>
+            </w:pPr>
+            <w:r>
+              <w:rPr>
+                <w:rFonts w:ascii="Times New Roman" w:hAnsi="Times New Roman"/>
+                <w:color w:val="000000" w:themeColor="text1"/>
+                <w:sz w:val="26"/>
+                <w:szCs w:val="26"/>
+              </w:rPr>
+              <w:t>9</w:t>
+            </w:r>
+          </w:p>
+        </w:tc>
+        <w:tc>
+          <w:tcPr>
+            <w:tcW w:w="992" w:type="dxa"/>
+            <w:vMerge/>
+            <w:vAlign w:val="center"/>
+          </w:tcPr>
+          <w:p>
+            <w:pPr>
+              <w:shd w:val="clear" w:color="auto" w:fill="FFFFFF" w:themeFill="background1"/>
+              <w:spacing w:line="252" w:lineRule="auto"/>
+              <w:jc w:val="center"/>
+              <w:rPr>
+                <w:rFonts w:ascii="Times New Roman" w:hAnsi="Times New Roman"/>
+                <w:color w:val="000000" w:themeColor="text1"/>
+                <w:sz w:val="26"/>
+                <w:szCs w:val="26"/>
+              </w:rPr>
+            </w:pPr>
+          </w:p>
+        </w:tc>
+        <w:tc>
+          <w:tcPr>
+            <w:tcW w:w="3879" w:type="dxa"/>
+            <w:vAlign w:val="center"/>
+          </w:tcPr>
+          <w:p>
+            <w:pPr>
+              <w:keepNext/>
+              <w:keepLines/>
+              <w:shd w:val="clear" w:color="auto" w:fill="FFFFFF" w:themeFill="background1"/>
+              <w:spacing w:line="252" w:lineRule="auto"/>
+              <w:ind w:right="-45"/>
+              <w:jc w:val="both"/>
+              <w:rPr>
+                <w:rFonts w:ascii="Times New Roman" w:hAnsi="Times New Roman"/>
+                <w:b/>
+                <w:bCs/>
+                <w:i/>
+                <w:iCs/>
+                <w:color w:val="000000" w:themeColor="text1"/>
+                <w:sz w:val="26"/>
+                <w:szCs w:val="26"/>
+                <w:lang w:val="vi-VN"/>
+              </w:rPr>
+            </w:pPr>
+            <w:r>
+              <w:rPr>
+                <w:rFonts w:ascii="Times New Roman" w:hAnsi="Times New Roman"/>
+                <w:b/>
+                <w:bCs/>
+                <w:i/>
+                <w:iCs/>
+                <w:color w:val="000000" w:themeColor="text1"/>
+                <w:sz w:val="26"/>
+                <w:szCs w:val="26"/>
+                <w:lang w:val="vi-VN"/>
+              </w:rPr>
+              <w:t>Đánh giá về công tác tổ chức và giảng viên:</w:t>
+            </w:r>
+          </w:p>
+          <w:p>
+            <w:pPr>
+              <w:keepNext/>
+              <w:keepLines/>
+              <w:shd w:val="clear" w:color="auto" w:fill="FFFFFF" w:themeFill="background1"/>
+              <w:spacing w:line="252" w:lineRule="auto"/>
+              <w:ind w:left="6" w:right="-45"/>
+              <w:rPr>
+                <w:rFonts w:ascii="Times New Roman" w:hAnsi="Times New Roman"/>
+                <w:color w:val="000000" w:themeColor="text1"/>
+                <w:sz w:val="26"/>
+                <w:szCs w:val="26"/>
+              </w:rPr>
+            </w:pPr>
+            <w:r>
+              <w:rPr>
+                <w:rFonts w:ascii="Times New Roman" w:hAnsi="Times New Roman"/>
+                <w:color w:val="000000" w:themeColor="text1"/>
+                <w:sz w:val="26"/>
+                <w:szCs w:val="26"/>
+                <w:lang w:val="vi-VN"/>
+              </w:rPr>
+              <w:t xml:space="preserve">- Phiếu đánh giá cuối khóa </w:t>
+            </w:r>
+            <w:r>
+              <w:rPr>
+                <w:rFonts w:ascii="Times New Roman" w:hAnsi="Times New Roman"/>
+                <w:b/>
+                <w:i/>
+                <w:color w:val="000000" w:themeColor="text1"/>
+                <w:sz w:val="26"/>
+                <w:szCs w:val="26"/>
+                <w:lang w:val="vi-VN"/>
+              </w:rPr>
+              <w:t>(</w:t>
+            </w:r>
+            <w:r>
+              <w:rPr>
+                <w:rFonts w:ascii="Times New Roman" w:hAnsi="Times New Roman"/>
+                <w:b/>
+                <w:bCs/>
+                <w:i/>
+                <w:iCs/>
+                <w:color w:val="000000" w:themeColor="text1"/>
+                <w:sz w:val="26"/>
+                <w:szCs w:val="26"/>
+                <w:lang w:val="vi-VN"/>
+              </w:rPr>
+              <w:t>QTQL/ĐT&amp;HTQT/03/BM2</w:t>
+            </w:r>
+            <w:r>
+              <w:rPr>
+                <w:rFonts w:ascii="Times New Roman" w:hAnsi="Times New Roman"/>
+                <w:b/>
+                <w:bCs/>
+                <w:i/>
+                <w:iCs/>
+                <w:color w:val="000000" w:themeColor="text1"/>
+                <w:sz w:val="26"/>
+                <w:szCs w:val="26"/>
+              </w:rPr>
+              <w:t>6</w:t>
+            </w:r>
+            <w:r>
+              <w:rPr>
+                <w:rFonts w:ascii="Times New Roman" w:hAnsi="Times New Roman"/>
+                <w:color w:val="000000" w:themeColor="text1"/>
+                <w:sz w:val="26"/>
+                <w:szCs w:val="26"/>
+                <w:lang w:val="vi-VN"/>
+              </w:rPr>
+              <w:t>)</w:t>
+            </w:r>
+          </w:p>
+        </w:tc>
+        <w:tc>
+          <w:tcPr>
+            <w:tcW w:w="799" w:type="dxa"/>
+          </w:tcPr>
+          <w:p>
+            <w:pPr>
+              <w:shd w:val="clear" w:color="auto" w:fill="FFFFFF" w:themeFill="background1"/>
+              <w:spacing w:line="252" w:lineRule="auto"/>
+              <w:rPr>
+                <w:rFonts w:ascii="Times New Roman" w:hAnsi="Times New Roman"/>
+                <w:i/>
+                <w:color w:val="000000" w:themeColor="text1"/>
+                <w:sz w:val="26"/>
+                <w:szCs w:val="26"/>
+              </w:rPr>
+            </w:pPr>
+            <w:r>
+              <w:rPr>
+                <w:rFonts w:ascii="Times New Roman" w:hAnsi="Times New Roman"/>
+                <w:i/>
+                <w:color w:val="000000" w:themeColor="text1"/>
+                <w:sz w:val="26"/>
+                <w:szCs w:val="26"/>
+              </w:rPr>
+              <w:t>[[</w:t>
+            </w:r>
+            <w:r>
+              <w:rPr>
+                <w:rFonts w:ascii="Times New Roman" w:hAnsi="Times New Roman"/>
+                <w:i/>
+                <w:color w:val="000000" w:themeColor="text1"/>
+                <w:sz w:val="26"/>
+                <w:szCs w:val="26"/>
+              </w:rPr>
+              <w:t>10DanhGiaCongTac1</w:t>
+            </w:r>
+            <w:r>
+              <w:rPr>
+                <w:rFonts w:ascii="Times New Roman" w:hAnsi="Times New Roman"/>
+                <w:i/>
+                <w:color w:val="000000" w:themeColor="text1"/>
+                <w:sz w:val="26"/>
+                <w:szCs w:val="26"/>
+              </w:rPr>
+              <w:t>]]</w:t>
+            </w:r>
+          </w:p>
+        </w:tc>
+        <w:tc>
+          <w:tcPr>
+            <w:tcW w:w="1276" w:type="dxa"/>
+          </w:tcPr>
+          <w:p>
+            <w:pPr>
+              <w:shd w:val="clear" w:color="auto" w:fill="FFFFFF" w:themeFill="background1"/>
+              <w:spacing w:line="252" w:lineRule="auto"/>
+              <w:rPr>
+                <w:rFonts w:ascii="Times New Roman" w:hAnsi="Times New Roman"/>
+                <w:i/>
+                <w:color w:val="000000" w:themeColor="text1"/>
+                <w:sz w:val="26"/>
+                <w:szCs w:val="26"/>
+              </w:rPr>
+            </w:pPr>
+            <w:r>
+              <w:rPr>
+                <w:rFonts w:ascii="Times New Roman" w:hAnsi="Times New Roman"/>
+                <w:i/>
+                <w:color w:val="000000" w:themeColor="text1"/>
+                <w:sz w:val="26"/>
+                <w:szCs w:val="26"/>
+              </w:rPr>
+              <w:t>[[</w:t>
+            </w:r>
+            <w:r>
+              <w:rPr>
+                <w:rFonts w:ascii="Times New Roman" w:hAnsi="Times New Roman"/>
+                <w:i/>
+                <w:color w:val="000000" w:themeColor="text1"/>
+                <w:sz w:val="26"/>
+                <w:szCs w:val="26"/>
+              </w:rPr>
+              <w:t>10DanhGiaCongTac2</w:t>
+            </w:r>
+            <w:r>
+              <w:rPr>
+                <w:rFonts w:ascii="Times New Roman" w:hAnsi="Times New Roman"/>
+                <w:i/>
+                <w:color w:val="000000" w:themeColor="text1"/>
+                <w:sz w:val="26"/>
+                <w:szCs w:val="26"/>
+              </w:rPr>
+              <w:t>]]</w:t>
+            </w:r>
+          </w:p>
+        </w:tc>
+        <w:tc>
+          <w:tcPr>
+            <w:tcW w:w="1276" w:type="dxa"/>
+          </w:tcPr>
+          <w:p>
+            <w:pPr>
+              <w:shd w:val="clear" w:color="auto" w:fill="FFFFFF" w:themeFill="background1"/>
+              <w:spacing w:line="252" w:lineRule="auto"/>
+              <w:rPr>
+                <w:rFonts w:ascii="Times New Roman" w:hAnsi="Times New Roman"/>
+                <w:i/>
+                <w:color w:val="000000" w:themeColor="text1"/>
+                <w:sz w:val="26"/>
+                <w:szCs w:val="26"/>
+              </w:rPr>
+            </w:pPr>
+            <w:r>
+              <w:rPr>
+                <w:rFonts w:ascii="Times New Roman" w:hAnsi="Times New Roman"/>
+                <w:i/>
+                <w:color w:val="000000" w:themeColor="text1"/>
+                <w:sz w:val="26"/>
+                <w:szCs w:val="26"/>
+              </w:rPr>
+              <w:t>[[</w:t>
+            </w:r>
+            <w:r>
+              <w:rPr>
+                <w:rFonts w:ascii="Times New Roman" w:hAnsi="Times New Roman"/>
+                <w:i/>
+                <w:color w:val="000000" w:themeColor="text1"/>
+                <w:sz w:val="26"/>
+                <w:szCs w:val="26"/>
+              </w:rPr>
+              <w:t>10DanhGiaCongTac3</w:t>
+            </w:r>
+            <w:r>
+              <w:rPr>
+                <w:rFonts w:ascii="Times New Roman" w:hAnsi="Times New Roman"/>
+                <w:i/>
+                <w:color w:val="000000" w:themeColor="text1"/>
+                <w:sz w:val="26"/>
+                <w:szCs w:val="26"/>
+              </w:rPr>
+              <w:t>]]</w:t>
+            </w:r>
+          </w:p>
+        </w:tc>
+        <w:tc>
+          <w:tcPr>
+            <w:tcW w:w="992" w:type="dxa"/>
+          </w:tcPr>
+          <w:p>
+            <w:pPr>
+              <w:shd w:val="clear" w:color="auto" w:fill="FFFFFF" w:themeFill="background1"/>
+              <w:spacing w:line="252" w:lineRule="auto"/>
+              <w:rPr>
+                <w:rFonts w:ascii="Times New Roman" w:hAnsi="Times New Roman"/>
+                <w:i/>
+                <w:color w:val="000000" w:themeColor="text1"/>
+                <w:sz w:val="26"/>
+                <w:szCs w:val="26"/>
+              </w:rPr>
+            </w:pPr>
+            <w:r>
+              <w:rPr>
+                <w:rFonts w:ascii="Times New Roman" w:hAnsi="Times New Roman"/>
+                <w:i/>
+                <w:color w:val="000000" w:themeColor="text1"/>
+                <w:sz w:val="26"/>
+                <w:szCs w:val="26"/>
+              </w:rPr>
+              <w:t>[[</w:t>
+            </w:r>
+            <w:r>
+              <w:rPr>
+                <w:rFonts w:ascii="Times New Roman" w:hAnsi="Times New Roman"/>
+                <w:i/>
+                <w:color w:val="000000" w:themeColor="text1"/>
+                <w:sz w:val="26"/>
+                <w:szCs w:val="26"/>
+              </w:rPr>
+              <w:t>10DanhGiaCongTacGhiChu</w:t>
+            </w:r>
+            <w:r>
+              <w:rPr>
+                <w:rFonts w:ascii="Times New Roman" w:hAnsi="Times New Roman"/>
+                <w:i/>
+                <w:color w:val="000000" w:themeColor="text1"/>
+                <w:sz w:val="26"/>
+                <w:szCs w:val="26"/>
+              </w:rPr>
+              <w:t>]]</w:t>
+            </w:r>
+          </w:p>
+        </w:tc>
+      </w:tr>
+      <w:tr>
+        <w:tc>
+          <w:tcPr>
+            <w:tcW w:w="817" w:type="dxa"/>
+            <w:vAlign w:val="center"/>
+          </w:tcPr>
+          <w:p>
+            <w:pPr>
+              <w:shd w:val="clear" w:color="auto" w:fill="FFFFFF" w:themeFill="background1"/>
+              <w:spacing w:line="252" w:lineRule="auto"/>
+              <w:jc w:val="center"/>
+              <w:rPr>
+                <w:rFonts w:ascii="Times New Roman" w:hAnsi="Times New Roman"/>
+                <w:color w:val="000000" w:themeColor="text1"/>
+                <w:sz w:val="26"/>
+                <w:szCs w:val="26"/>
+              </w:rPr>
+            </w:pPr>
+            <w:r>
+              <w:rPr>
+                <w:rFonts w:ascii="Times New Roman" w:hAnsi="Times New Roman"/>
+                <w:color w:val="000000" w:themeColor="text1"/>
+                <w:sz w:val="26"/>
+                <w:szCs w:val="26"/>
+              </w:rPr>
+              <w:t>10</w:t>
+            </w:r>
+          </w:p>
+        </w:tc>
+        <w:tc>
+          <w:tcPr>
+            <w:tcW w:w="992" w:type="dxa"/>
+            <w:vMerge w:val="restart"/>
+            <w:vAlign w:val="center"/>
+          </w:tcPr>
+          <w:p>
+            <w:pPr>
+              <w:shd w:val="clear" w:color="auto" w:fill="FFFFFF" w:themeFill="background1"/>
+              <w:spacing w:line="252" w:lineRule="auto"/>
+              <w:jc w:val="center"/>
+              <w:rPr>
+                <w:rFonts w:ascii="Times New Roman" w:hAnsi="Times New Roman"/>
+                <w:color w:val="000000" w:themeColor="text1"/>
+                <w:sz w:val="26"/>
+                <w:szCs w:val="26"/>
+              </w:rPr>
+            </w:pPr>
+            <w:r>
+              <w:rPr>
+                <w:rFonts w:ascii="Times New Roman" w:hAnsi="Times New Roman"/>
+                <w:color w:val="000000" w:themeColor="text1"/>
+                <w:sz w:val="26"/>
+                <w:szCs w:val="26"/>
+              </w:rPr>
+              <w:t>6</w:t>
+            </w:r>
+          </w:p>
+        </w:tc>
+        <w:tc>
+          <w:tcPr>
+            <w:tcW w:w="3879" w:type="dxa"/>
+            <w:vAlign w:val="center"/>
+          </w:tcPr>
+          <w:p>
+            <w:pPr>
+              <w:keepNext/>
+              <w:keepLines/>
+              <w:shd w:val="clear" w:color="auto" w:fill="FFFFFF" w:themeFill="background1"/>
+              <w:spacing w:line="252" w:lineRule="auto"/>
+              <w:ind w:right="-45"/>
+              <w:jc w:val="both"/>
+              <w:rPr>
+                <w:rFonts w:ascii="Times New Roman" w:hAnsi="Times New Roman"/>
+                <w:color w:val="000000" w:themeColor="text1"/>
+                <w:sz w:val="26"/>
+                <w:szCs w:val="26"/>
+                <w:lang w:val="vi-VN"/>
+              </w:rPr>
+            </w:pPr>
+            <w:r>
+              <w:rPr>
+                <w:rFonts w:ascii="Times New Roman" w:hAnsi="Times New Roman"/>
+                <w:color w:val="000000" w:themeColor="text1"/>
+                <w:sz w:val="26"/>
+                <w:szCs w:val="26"/>
+                <w:lang w:val="vi-VN"/>
+              </w:rPr>
+              <w:t xml:space="preserve">TTĐT&amp;HTQT làm hồ sơ: </w:t>
+            </w:r>
+          </w:p>
+          <w:p>
+            <w:pPr>
+              <w:keepNext/>
+              <w:keepLines/>
+              <w:shd w:val="clear" w:color="auto" w:fill="FFFFFF" w:themeFill="background1"/>
+              <w:spacing w:line="252" w:lineRule="auto"/>
+              <w:ind w:right="-45"/>
+              <w:rPr>
+                <w:rFonts w:ascii="Times New Roman" w:hAnsi="Times New Roman"/>
+                <w:color w:val="000000" w:themeColor="text1"/>
+                <w:sz w:val="26"/>
+                <w:szCs w:val="26"/>
+              </w:rPr>
+            </w:pPr>
+            <w:r>
+              <w:rPr>
+                <w:rFonts w:ascii="Times New Roman" w:hAnsi="Times New Roman"/>
+                <w:color w:val="000000" w:themeColor="text1"/>
+                <w:sz w:val="26"/>
+                <w:szCs w:val="26"/>
+                <w:lang w:val="vi-VN"/>
+              </w:rPr>
+              <w:t>+ Quyết định đề nghị cấp chứng chỉ, chứng nhận (</w:t>
+            </w:r>
+            <w:r>
+              <w:rPr>
+                <w:rFonts w:ascii="Times New Roman" w:hAnsi="Times New Roman"/>
+                <w:b/>
+                <w:bCs/>
+                <w:i/>
+                <w:iCs/>
+                <w:color w:val="000000" w:themeColor="text1"/>
+                <w:sz w:val="26"/>
+                <w:szCs w:val="26"/>
+                <w:lang w:val="vi-VN"/>
+              </w:rPr>
+              <w:t>QTQL/ĐT&amp;HTQT/03/BM2</w:t>
+            </w:r>
+            <w:r>
+              <w:rPr>
+                <w:rFonts w:ascii="Times New Roman" w:hAnsi="Times New Roman"/>
+                <w:b/>
+                <w:bCs/>
+                <w:i/>
+                <w:iCs/>
+                <w:color w:val="000000" w:themeColor="text1"/>
+                <w:sz w:val="26"/>
+                <w:szCs w:val="26"/>
+              </w:rPr>
+              <w:t>9</w:t>
+            </w:r>
+            <w:r>
+              <w:rPr>
+                <w:rFonts w:ascii="Times New Roman" w:hAnsi="Times New Roman"/>
+                <w:color w:val="000000" w:themeColor="text1"/>
+                <w:sz w:val="26"/>
+                <w:szCs w:val="26"/>
+                <w:lang w:val="vi-VN"/>
+              </w:rPr>
+              <w:t>)</w:t>
+            </w:r>
+          </w:p>
+        </w:tc>
+        <w:tc>
+          <w:tcPr>
+            <w:tcW w:w="799" w:type="dxa"/>
+          </w:tcPr>
+          <w:p>
+            <w:pPr>
+              <w:shd w:val="clear" w:color="auto" w:fill="FFFFFF" w:themeFill="background1"/>
+              <w:spacing w:line="252" w:lineRule="auto"/>
+              <w:rPr>
+                <w:rFonts w:ascii="Times New Roman" w:hAnsi="Times New Roman"/>
+                <w:i/>
+                <w:color w:val="000000" w:themeColor="text1"/>
+                <w:sz w:val="26"/>
+                <w:szCs w:val="26"/>
+              </w:rPr>
+            </w:pPr>
+            <w:r>
+              <w:rPr>
+                <w:rFonts w:ascii="Times New Roman" w:hAnsi="Times New Roman"/>
+                <w:i/>
+                <w:color w:val="000000" w:themeColor="text1"/>
+                <w:sz w:val="26"/>
+                <w:szCs w:val="26"/>
+              </w:rPr>
+              <w:t>[[</w:t>
+            </w:r>
+            <w:r>
+              <w:rPr>
+                <w:rFonts w:ascii="Times New Roman" w:hAnsi="Times New Roman"/>
+                <w:i/>
+                <w:color w:val="000000" w:themeColor="text1"/>
+                <w:sz w:val="26"/>
+                <w:szCs w:val="26"/>
+              </w:rPr>
+              <w:t>10QDCapChungChi1</w:t>
+            </w:r>
+            <w:r>
+              <w:rPr>
+                <w:rFonts w:ascii="Times New Roman" w:hAnsi="Times New Roman"/>
+                <w:i/>
+                <w:color w:val="000000" w:themeColor="text1"/>
+                <w:sz w:val="26"/>
+                <w:szCs w:val="26"/>
+              </w:rPr>
+              <w:t>]]</w:t>
+            </w:r>
+          </w:p>
+        </w:tc>
+        <w:tc>
+          <w:tcPr>
+            <w:tcW w:w="1276" w:type="dxa"/>
+          </w:tcPr>
+          <w:p>
+            <w:pPr>
+              <w:shd w:val="clear" w:color="auto" w:fill="FFFFFF" w:themeFill="background1"/>
+              <w:spacing w:line="252" w:lineRule="auto"/>
+              <w:rPr>
+                <w:rFonts w:ascii="Times New Roman" w:hAnsi="Times New Roman"/>
+                <w:i/>
+                <w:color w:val="000000" w:themeColor="text1"/>
+                <w:sz w:val="26"/>
+                <w:szCs w:val="26"/>
+              </w:rPr>
+            </w:pPr>
+            <w:r>
+              <w:rPr>
+                <w:rFonts w:ascii="Times New Roman" w:hAnsi="Times New Roman"/>
+                <w:i/>
+                <w:color w:val="000000" w:themeColor="text1"/>
+                <w:sz w:val="26"/>
+                <w:szCs w:val="26"/>
+              </w:rPr>
+              <w:t>[[</w:t>
+            </w:r>
+            <w:r>
+              <w:rPr>
+                <w:rFonts w:ascii="Times New Roman" w:hAnsi="Times New Roman"/>
+                <w:i/>
+                <w:color w:val="000000" w:themeColor="text1"/>
+                <w:sz w:val="26"/>
+                <w:szCs w:val="26"/>
+              </w:rPr>
+              <w:t>10QDCapChungChi2</w:t>
+            </w:r>
+            <w:r>
+              <w:rPr>
+                <w:rFonts w:ascii="Times New Roman" w:hAnsi="Times New Roman"/>
+                <w:i/>
+                <w:color w:val="000000" w:themeColor="text1"/>
+                <w:sz w:val="26"/>
+                <w:szCs w:val="26"/>
+              </w:rPr>
+              <w:t>]]</w:t>
+            </w:r>
+          </w:p>
+        </w:tc>
+        <w:tc>
+          <w:tcPr>
+            <w:tcW w:w="1276" w:type="dxa"/>
+          </w:tcPr>
+          <w:p>
+            <w:pPr>
+              <w:shd w:val="clear" w:color="auto" w:fill="FFFFFF" w:themeFill="background1"/>
+              <w:spacing w:line="252" w:lineRule="auto"/>
+              <w:rPr>
+                <w:rFonts w:ascii="Times New Roman" w:hAnsi="Times New Roman"/>
+                <w:i/>
+                <w:color w:val="000000" w:themeColor="text1"/>
+                <w:sz w:val="26"/>
+                <w:szCs w:val="26"/>
+              </w:rPr>
+            </w:pPr>
+            <w:r>
+              <w:rPr>
+                <w:rFonts w:ascii="Times New Roman" w:hAnsi="Times New Roman"/>
+                <w:i/>
+                <w:color w:val="000000" w:themeColor="text1"/>
+                <w:sz w:val="26"/>
+                <w:szCs w:val="26"/>
+              </w:rPr>
+              <w:t>[[</w:t>
+            </w:r>
+            <w:r>
+              <w:rPr>
+                <w:rFonts w:ascii="Times New Roman" w:hAnsi="Times New Roman"/>
+                <w:i/>
+                <w:color w:val="000000" w:themeColor="text1"/>
+                <w:sz w:val="26"/>
+                <w:szCs w:val="26"/>
+              </w:rPr>
+              <w:t>10QDCapChungChi3</w:t>
+            </w:r>
+            <w:r>
+              <w:rPr>
+                <w:rFonts w:ascii="Times New Roman" w:hAnsi="Times New Roman"/>
+                <w:i/>
+                <w:color w:val="000000" w:themeColor="text1"/>
+                <w:sz w:val="26"/>
+                <w:szCs w:val="26"/>
+              </w:rPr>
+              <w:t>]]</w:t>
+            </w:r>
+          </w:p>
+        </w:tc>
+        <w:tc>
+          <w:tcPr>
+            <w:tcW w:w="992" w:type="dxa"/>
+          </w:tcPr>
+          <w:p>
+            <w:pPr>
+              <w:shd w:val="clear" w:color="auto" w:fill="FFFFFF" w:themeFill="background1"/>
+              <w:spacing w:line="252" w:lineRule="auto"/>
+              <w:rPr>
+                <w:rFonts w:ascii="Times New Roman" w:hAnsi="Times New Roman"/>
+                <w:i/>
+                <w:color w:val="000000" w:themeColor="text1"/>
+                <w:sz w:val="26"/>
+                <w:szCs w:val="26"/>
+              </w:rPr>
+            </w:pPr>
+            <w:r>
+              <w:rPr>
+                <w:rFonts w:ascii="Times New Roman" w:hAnsi="Times New Roman"/>
+                <w:i/>
+                <w:color w:val="000000" w:themeColor="text1"/>
+                <w:sz w:val="26"/>
+                <w:szCs w:val="26"/>
+              </w:rPr>
+              <w:t>[[</w:t>
+            </w:r>
+            <w:r>
+              <w:rPr>
+                <w:rFonts w:ascii="Times New Roman" w:hAnsi="Times New Roman"/>
+                <w:i/>
+                <w:color w:val="000000" w:themeColor="text1"/>
+                <w:sz w:val="26"/>
+                <w:szCs w:val="26"/>
+              </w:rPr>
+              <w:t>10QDCapChungChiGhiChu</w:t>
+            </w:r>
+            <w:r>
+              <w:rPr>
+                <w:rFonts w:ascii="Times New Roman" w:hAnsi="Times New Roman"/>
+                <w:i/>
+                <w:color w:val="000000" w:themeColor="text1"/>
+                <w:sz w:val="26"/>
+                <w:szCs w:val="26"/>
+              </w:rPr>
+              <w:t>]]</w:t>
+            </w:r>
+          </w:p>
+        </w:tc>
+      </w:tr>
+      <w:tr>
+        <w:tc>
+          <w:tcPr>
+            <w:tcW w:w="817" w:type="dxa"/>
+            <w:vAlign w:val="center"/>
+          </w:tcPr>
+          <w:p>
+            <w:pPr>
+              <w:shd w:val="clear" w:color="auto" w:fill="FFFFFF" w:themeFill="background1"/>
+              <w:spacing w:line="252" w:lineRule="auto"/>
+              <w:jc w:val="center"/>
+              <w:rPr>
+                <w:rFonts w:ascii="Times New Roman" w:hAnsi="Times New Roman"/>
+                <w:color w:val="000000" w:themeColor="text1"/>
+                <w:sz w:val="26"/>
+                <w:szCs w:val="26"/>
+              </w:rPr>
+            </w:pPr>
+            <w:r>
+              <w:rPr>
+                <w:rFonts w:ascii="Times New Roman" w:hAnsi="Times New Roman"/>
+                <w:color w:val="000000" w:themeColor="text1"/>
+                <w:sz w:val="26"/>
+                <w:szCs w:val="26"/>
+              </w:rPr>
+              <w:t>11</w:t>
+            </w:r>
+          </w:p>
+        </w:tc>
+        <w:tc>
+          <w:tcPr>
+            <w:tcW w:w="992" w:type="dxa"/>
+            <w:vMerge/>
+            <w:vAlign w:val="center"/>
+          </w:tcPr>
+          <w:p>
+            <w:pPr>
+              <w:shd w:val="clear" w:color="auto" w:fill="FFFFFF" w:themeFill="background1"/>
+              <w:spacing w:line="252" w:lineRule="auto"/>
+              <w:jc w:val="center"/>
+              <w:rPr>
+                <w:rFonts w:ascii="Times New Roman" w:hAnsi="Times New Roman"/>
+                <w:color w:val="000000" w:themeColor="text1"/>
+                <w:sz w:val="26"/>
+                <w:szCs w:val="26"/>
+              </w:rPr>
+            </w:pPr>
+          </w:p>
+        </w:tc>
+        <w:tc>
+          <w:tcPr>
+            <w:tcW w:w="3879" w:type="dxa"/>
+            <w:vAlign w:val="center"/>
+          </w:tcPr>
+          <w:p>
+            <w:pPr>
+              <w:keepNext/>
+              <w:keepLines/>
+              <w:shd w:val="clear" w:color="auto" w:fill="FFFFFF" w:themeFill="background1"/>
+              <w:spacing w:line="252" w:lineRule="auto"/>
+              <w:ind w:right="-45"/>
+              <w:jc w:val="both"/>
+              <w:rPr>
+                <w:rFonts w:ascii="Times New Roman" w:hAnsi="Times New Roman"/>
+                <w:color w:val="000000" w:themeColor="text1"/>
+                <w:sz w:val="26"/>
+                <w:szCs w:val="26"/>
+              </w:rPr>
+            </w:pPr>
+            <w:r>
+              <w:rPr>
+                <w:rFonts w:ascii="Times New Roman" w:hAnsi="Times New Roman"/>
+                <w:color w:val="000000" w:themeColor="text1"/>
+                <w:sz w:val="26"/>
+                <w:szCs w:val="26"/>
+                <w:lang w:val="vi-VN"/>
+              </w:rPr>
+              <w:t>Phòng TCKT: Phối hợp với TT Đào tạo &amp; HTQT hướng dẫn, hoàn thiện các chứng từ quyết toán theo đợt khi kết thúc khóa đào tạo</w:t>
+            </w:r>
+          </w:p>
+        </w:tc>
+        <w:tc>
+          <w:tcPr>
+            <w:tcW w:w="799" w:type="dxa"/>
+          </w:tcPr>
+          <w:p>
+            <w:pPr>
+              <w:shd w:val="clear" w:color="auto" w:fill="FFFFFF" w:themeFill="background1"/>
+              <w:spacing w:line="252" w:lineRule="auto"/>
+              <w:rPr>
+                <w:rFonts w:ascii="Times New Roman" w:hAnsi="Times New Roman"/>
+                <w:i/>
+                <w:color w:val="000000" w:themeColor="text1"/>
+                <w:sz w:val="26"/>
+                <w:szCs w:val="26"/>
+              </w:rPr>
+            </w:pPr>
+            <w:r>
+              <w:rPr>
+                <w:rFonts w:ascii="Times New Roman" w:hAnsi="Times New Roman"/>
+                <w:i/>
+                <w:color w:val="000000" w:themeColor="text1"/>
+                <w:sz w:val="26"/>
+                <w:szCs w:val="26"/>
+              </w:rPr>
+              <w:t>[[</w:t>
+            </w:r>
+            <w:r>
+              <w:rPr>
+                <w:rFonts w:ascii="Times New Roman" w:hAnsi="Times New Roman"/>
+                <w:i/>
+                <w:color w:val="000000" w:themeColor="text1"/>
+                <w:sz w:val="26"/>
+                <w:szCs w:val="26"/>
+              </w:rPr>
+              <w:t>10HoanThienChu</w:t>
+            </w:r>
+            <w:r>
+              <w:rPr>
+                <w:rFonts w:ascii="Times New Roman" w:hAnsi="Times New Roman"/>
+                <w:i/>
+                <w:color w:val="000000" w:themeColor="text1"/>
+                <w:sz w:val="26"/>
+                <w:szCs w:val="26"/>
+              </w:rPr>
+              <w:lastRenderedPageBreak/>
+              <w:t>ngTu1</w:t>
+            </w:r>
+            <w:r>
+              <w:rPr>
+                <w:rFonts w:ascii="Times New Roman" w:hAnsi="Times New Roman"/>
+                <w:i/>
+                <w:color w:val="000000" w:themeColor="text1"/>
+                <w:sz w:val="26"/>
+                <w:szCs w:val="26"/>
+              </w:rPr>
+              <w:t>]]</w:t>
+            </w:r>
+          </w:p>
+        </w:tc>
+        <w:tc>
+          <w:tcPr>
+            <w:tcW w:w="1276" w:type="dxa"/>
+          </w:tcPr>
+          <w:p>
+            <w:pPr>
+              <w:shd w:val="clear" w:color="auto" w:fill="FFFFFF" w:themeFill="background1"/>
+              <w:spacing w:line="252" w:lineRule="auto"/>
+              <w:rPr>
+                <w:rFonts w:ascii="Times New Roman" w:hAnsi="Times New Roman"/>
+                <w:i/>
+                <w:color w:val="000000" w:themeColor="text1"/>
+                <w:sz w:val="26"/>
+                <w:szCs w:val="26"/>
+              </w:rPr>
+            </w:pPr>
+            <w:r>
+              <w:rPr>
+                <w:rFonts w:ascii="Times New Roman" w:hAnsi="Times New Roman"/>
+                <w:i/>
+                <w:color w:val="000000" w:themeColor="text1"/>
+                <w:sz w:val="26"/>
+                <w:szCs w:val="26"/>
+              </w:rPr>
+              <w:lastRenderedPageBreak/>
+              <w:t>[[</w:t>
+            </w:r>
+            <w:r>
+              <w:rPr>
+                <w:rFonts w:ascii="Times New Roman" w:hAnsi="Times New Roman"/>
+                <w:i/>
+                <w:color w:val="000000" w:themeColor="text1"/>
+                <w:sz w:val="26"/>
+                <w:szCs w:val="26"/>
+              </w:rPr>
+              <w:t>10HoanThienChungTu2</w:t>
+            </w:r>
+            <w:r>
+              <w:rPr>
+                <w:rFonts w:ascii="Times New Roman" w:hAnsi="Times New Roman"/>
+                <w:i/>
+                <w:color w:val="000000" w:themeColor="text1"/>
+                <w:sz w:val="26"/>
+                <w:szCs w:val="26"/>
+              </w:rPr>
+              <w:t>]]</w:t>
+            </w:r>
+          </w:p>
+        </w:tc>
+        <w:tc>
+          <w:tcPr>
+            <w:tcW w:w="1276" w:type="dxa"/>
+          </w:tcPr>
+          <w:p>
+            <w:pPr>
+              <w:shd w:val="clear" w:color="auto" w:fill="FFFFFF" w:themeFill="background1"/>
+              <w:spacing w:line="252" w:lineRule="auto"/>
+              <w:rPr>
+                <w:rFonts w:ascii="Times New Roman" w:hAnsi="Times New Roman"/>
+                <w:i/>
+                <w:color w:val="000000" w:themeColor="text1"/>
+                <w:sz w:val="26"/>
+                <w:szCs w:val="26"/>
+              </w:rPr>
+            </w:pPr>
+            <w:r>
+              <w:rPr>
+                <w:rFonts w:ascii="Times New Roman" w:hAnsi="Times New Roman"/>
+                <w:i/>
+                <w:color w:val="000000" w:themeColor="text1"/>
+                <w:sz w:val="26"/>
+                <w:szCs w:val="26"/>
+              </w:rPr>
+              <w:t>[[</w:t>
+            </w:r>
+            <w:r>
+              <w:rPr>
+                <w:rFonts w:ascii="Times New Roman" w:hAnsi="Times New Roman"/>
+                <w:i/>
+                <w:color w:val="000000" w:themeColor="text1"/>
+                <w:sz w:val="26"/>
+                <w:szCs w:val="26"/>
+              </w:rPr>
+              <w:t>10HoanThienChungTu3</w:t>
+            </w:r>
+            <w:r>
+              <w:rPr>
+                <w:rFonts w:ascii="Times New Roman" w:hAnsi="Times New Roman"/>
+                <w:i/>
+                <w:color w:val="000000" w:themeColor="text1"/>
+                <w:sz w:val="26"/>
+                <w:szCs w:val="26"/>
+              </w:rPr>
+              <w:t>]]</w:t>
+            </w:r>
+          </w:p>
+        </w:tc>
+        <w:tc>
+          <w:tcPr>
+            <w:tcW w:w="992" w:type="dxa"/>
+          </w:tcPr>
+          <w:p>
+            <w:pPr>
+              <w:shd w:val="clear" w:color="auto" w:fill="FFFFFF" w:themeFill="background1"/>
+              <w:spacing w:line="252" w:lineRule="auto"/>
+              <w:rPr>
+                <w:rFonts w:ascii="Times New Roman" w:hAnsi="Times New Roman"/>
+                <w:i/>
+                <w:color w:val="000000" w:themeColor="text1"/>
+                <w:sz w:val="26"/>
+                <w:szCs w:val="26"/>
+              </w:rPr>
+            </w:pPr>
+            <w:r>
+              <w:rPr>
+                <w:rFonts w:ascii="Times New Roman" w:hAnsi="Times New Roman"/>
+                <w:i/>
+                <w:color w:val="000000" w:themeColor="text1"/>
+                <w:sz w:val="26"/>
+                <w:szCs w:val="26"/>
+              </w:rPr>
+              <w:t>[[</w:t>
+            </w:r>
+            <w:r>
+              <w:rPr>
+                <w:rFonts w:ascii="Times New Roman" w:hAnsi="Times New Roman"/>
+                <w:i/>
+                <w:color w:val="000000" w:themeColor="text1"/>
+                <w:sz w:val="26"/>
+                <w:szCs w:val="26"/>
+              </w:rPr>
+              <w:t>10HoanThienChungTuG</w:t>
+            </w:r>
+            <w:r>
+              <w:rPr>
+                <w:rFonts w:ascii="Times New Roman" w:hAnsi="Times New Roman"/>
+                <w:i/>
+                <w:color w:val="000000" w:themeColor="text1"/>
+                <w:sz w:val="26"/>
+                <w:szCs w:val="26"/>
+              </w:rPr>
+              <w:lastRenderedPageBreak/>
+              <w:t>hiChu</w:t>
+            </w:r>
+            <w:r>
+              <w:rPr>
+                <w:rFonts w:ascii="Times New Roman" w:hAnsi="Times New Roman"/>
+                <w:i/>
+                <w:color w:val="000000" w:themeColor="text1"/>
+                <w:sz w:val="26"/>
+                <w:szCs w:val="26"/>
+              </w:rPr>
+              <w:t>]]</w:t>
+            </w:r>
+          </w:p>
+        </w:tc>
+      </w:tr>
+      <w:tr>
+        <w:tc>
+          <w:tcPr>
+            <w:tcW w:w="817" w:type="dxa"/>
+            <w:vAlign w:val="center"/>
+          </w:tcPr>
+          <w:p>
+            <w:pPr>
+              <w:shd w:val="clear" w:color="auto" w:fill="FFFFFF" w:themeFill="background1"/>
+              <w:spacing w:line="252" w:lineRule="auto"/>
+              <w:jc w:val="center"/>
+              <w:rPr>
+                <w:rFonts w:ascii="Times New Roman" w:hAnsi="Times New Roman"/>
+                <w:color w:val="000000" w:themeColor="text1"/>
+                <w:sz w:val="26"/>
+                <w:szCs w:val="26"/>
+              </w:rPr>
+            </w:pPr>
+            <w:r>
+              <w:rPr>
+                <w:rFonts w:ascii="Times New Roman" w:hAnsi="Times New Roman"/>
+                <w:color w:val="000000" w:themeColor="text1"/>
+                <w:sz w:val="26"/>
+                <w:szCs w:val="26"/>
+              </w:rPr>
+              <w:lastRenderedPageBreak/>
+              <w:t>12</w:t>
+            </w:r>
+          </w:p>
+        </w:tc>
+        <w:tc>
+          <w:tcPr>
+            <w:tcW w:w="992" w:type="dxa"/>
+            <w:vMerge/>
+            <w:vAlign w:val="center"/>
+          </w:tcPr>
+          <w:p>
+            <w:pPr>
+              <w:shd w:val="clear" w:color="auto" w:fill="FFFFFF" w:themeFill="background1"/>
+              <w:spacing w:line="252" w:lineRule="auto"/>
+              <w:jc w:val="center"/>
+              <w:rPr>
+                <w:rFonts w:ascii="Times New Roman" w:hAnsi="Times New Roman"/>
+                <w:color w:val="000000" w:themeColor="text1"/>
+                <w:sz w:val="26"/>
+                <w:szCs w:val="26"/>
+              </w:rPr>
+            </w:pPr>
+          </w:p>
+        </w:tc>
+        <w:tc>
+          <w:tcPr>
+            <w:tcW w:w="3879" w:type="dxa"/>
+            <w:vAlign w:val="center"/>
+          </w:tcPr>
+          <w:p>
+            <w:pPr>
+              <w:keepNext/>
+              <w:keepLines/>
+              <w:shd w:val="clear" w:color="auto" w:fill="FFFFFF" w:themeFill="background1"/>
+              <w:spacing w:line="252" w:lineRule="auto"/>
+              <w:ind w:left="6" w:right="-45"/>
+              <w:rPr>
+                <w:rFonts w:ascii="Times New Roman" w:hAnsi="Times New Roman"/>
+                <w:color w:val="000000" w:themeColor="text1"/>
+                <w:sz w:val="26"/>
+                <w:szCs w:val="26"/>
+              </w:rPr>
+            </w:pPr>
+            <w:r>
+              <w:rPr>
+                <w:rFonts w:ascii="Times New Roman" w:hAnsi="Times New Roman"/>
+                <w:color w:val="000000" w:themeColor="text1"/>
+                <w:spacing w:val="-6"/>
+                <w:sz w:val="26"/>
+                <w:szCs w:val="26"/>
+                <w:lang w:val="vi-VN"/>
+              </w:rPr>
+              <w:t>Đơn vị ĐT: Nhận phản hồi của học viên về khóa ĐT, giải quyết các khiếu nại, kiến nghị (nếu có) Sau khi kết thúc ĐT 30 ngày</w:t>
+            </w:r>
+          </w:p>
+        </w:tc>
+        <w:tc>
+          <w:tcPr>
+            <w:tcW w:w="799" w:type="dxa"/>
+          </w:tcPr>
+          <w:p>
+            <w:pPr>
+              <w:shd w:val="clear" w:color="auto" w:fill="FFFFFF" w:themeFill="background1"/>
+              <w:spacing w:line="252" w:lineRule="auto"/>
+              <w:rPr>
+                <w:rFonts w:ascii="Times New Roman" w:hAnsi="Times New Roman"/>
+                <w:i/>
+                <w:color w:val="000000" w:themeColor="text1"/>
+                <w:sz w:val="26"/>
+                <w:szCs w:val="26"/>
+              </w:rPr>
+            </w:pPr>
+            <w:r>
+              <w:rPr>
+                <w:rFonts w:ascii="Times New Roman" w:hAnsi="Times New Roman"/>
+                <w:i/>
+                <w:color w:val="000000" w:themeColor="text1"/>
+                <w:sz w:val="26"/>
+                <w:szCs w:val="26"/>
+              </w:rPr>
+              <w:t>[[</w:t>
+            </w:r>
+            <w:r>
+              <w:rPr>
+                <w:rFonts w:ascii="Times New Roman" w:hAnsi="Times New Roman"/>
+                <w:i/>
+                <w:color w:val="000000" w:themeColor="text1"/>
+                <w:sz w:val="26"/>
+                <w:szCs w:val="26"/>
+              </w:rPr>
+              <w:t>10DVDTNhanPhanHoi1</w:t>
+            </w:r>
+            <w:r>
+              <w:rPr>
+                <w:rFonts w:ascii="Times New Roman" w:hAnsi="Times New Roman"/>
+                <w:i/>
+                <w:color w:val="000000" w:themeColor="text1"/>
+                <w:sz w:val="26"/>
+                <w:szCs w:val="26"/>
+              </w:rPr>
+              <w:t>]]</w:t>
+            </w:r>
+          </w:p>
+        </w:tc>
+        <w:tc>
+          <w:tcPr>
+            <w:tcW w:w="1276" w:type="dxa"/>
+          </w:tcPr>
+          <w:p>
+            <w:pPr>
+              <w:shd w:val="clear" w:color="auto" w:fill="FFFFFF" w:themeFill="background1"/>
+              <w:spacing w:line="252" w:lineRule="auto"/>
+              <w:rPr>
+                <w:rFonts w:ascii="Times New Roman" w:hAnsi="Times New Roman"/>
+                <w:i/>
+                <w:color w:val="000000" w:themeColor="text1"/>
+                <w:sz w:val="26"/>
+                <w:szCs w:val="26"/>
+              </w:rPr>
+            </w:pPr>
+            <w:r>
+              <w:rPr>
+                <w:rFonts w:ascii="Times New Roman" w:hAnsi="Times New Roman"/>
+                <w:i/>
+                <w:color w:val="000000" w:themeColor="text1"/>
+                <w:sz w:val="26"/>
+                <w:szCs w:val="26"/>
+              </w:rPr>
+              <w:t>[[</w:t>
+            </w:r>
+            <w:r>
+              <w:rPr>
+                <w:rFonts w:ascii="Times New Roman" w:hAnsi="Times New Roman"/>
+                <w:i/>
+                <w:color w:val="000000" w:themeColor="text1"/>
+                <w:sz w:val="26"/>
+                <w:szCs w:val="26"/>
+              </w:rPr>
+              <w:t>10DVDTNhanPhanHoi2</w:t>
+            </w:r>
+            <w:r>
+              <w:rPr>
+                <w:rFonts w:ascii="Times New Roman" w:hAnsi="Times New Roman"/>
+                <w:i/>
+                <w:color w:val="000000" w:themeColor="text1"/>
+                <w:sz w:val="26"/>
+                <w:szCs w:val="26"/>
+              </w:rPr>
+              <w:t>]]</w:t>
+            </w:r>
+          </w:p>
+        </w:tc>
+        <w:tc>
+          <w:tcPr>
+            <w:tcW w:w="1276" w:type="dxa"/>
+          </w:tcPr>
+          <w:p>
+            <w:pPr>
+              <w:shd w:val="clear" w:color="auto" w:fill="FFFFFF" w:themeFill="background1"/>
+              <w:spacing w:line="252" w:lineRule="auto"/>
+              <w:rPr>
+                <w:rFonts w:ascii="Times New Roman" w:hAnsi="Times New Roman"/>
+                <w:i/>
+                <w:color w:val="000000" w:themeColor="text1"/>
+                <w:sz w:val="26"/>
+                <w:szCs w:val="26"/>
+              </w:rPr>
+            </w:pPr>
+            <w:r>
+              <w:rPr>
+                <w:rFonts w:ascii="Times New Roman" w:hAnsi="Times New Roman"/>
+                <w:i/>
+                <w:color w:val="000000" w:themeColor="text1"/>
+                <w:sz w:val="26"/>
+                <w:szCs w:val="26"/>
+              </w:rPr>
+              <w:t>[[</w:t>
+            </w:r>
+            <w:r>
+              <w:rPr>
+                <w:rFonts w:ascii="Times New Roman" w:hAnsi="Times New Roman"/>
+                <w:i/>
+                <w:color w:val="000000" w:themeColor="text1"/>
+                <w:sz w:val="26"/>
+                <w:szCs w:val="26"/>
+              </w:rPr>
+              <w:t>10DVDTNhanPhanHoi3</w:t>
+            </w:r>
+            <w:r>
+              <w:rPr>
+                <w:rFonts w:ascii="Times New Roman" w:hAnsi="Times New Roman"/>
+                <w:i/>
+                <w:color w:val="000000" w:themeColor="text1"/>
+                <w:sz w:val="26"/>
+                <w:szCs w:val="26"/>
+              </w:rPr>
+              <w:t>]]</w:t>
+            </w:r>
+          </w:p>
+        </w:tc>
+        <w:tc>
+          <w:tcPr>
+            <w:tcW w:w="992" w:type="dxa"/>
+          </w:tcPr>
+          <w:p>
+            <w:pPr>
+              <w:shd w:val="clear" w:color="auto" w:fill="FFFFFF" w:themeFill="background1"/>
+              <w:spacing w:line="252" w:lineRule="auto"/>
+              <w:rPr>
+                <w:rFonts w:ascii="Times New Roman" w:hAnsi="Times New Roman"/>
+                <w:i/>
+                <w:color w:val="000000" w:themeColor="text1"/>
+                <w:sz w:val="26"/>
+                <w:szCs w:val="26"/>
+              </w:rPr>
+            </w:pPr>
+            <w:r>
+              <w:rPr>
+                <w:rFonts w:ascii="Times New Roman" w:hAnsi="Times New Roman"/>
+                <w:i/>
+                <w:color w:val="000000" w:themeColor="text1"/>
+                <w:sz w:val="26"/>
+                <w:szCs w:val="26"/>
+              </w:rPr>
+              <w:t>[[</w:t>
+            </w:r>
+            <w:r>
+              <w:rPr>
+                <w:rFonts w:ascii="Times New Roman" w:hAnsi="Times New Roman"/>
+                <w:i/>
+                <w:color w:val="000000" w:themeColor="text1"/>
+                <w:sz w:val="26"/>
+                <w:szCs w:val="26"/>
+              </w:rPr>
+              <w:t>10DVDTNhanPhanHoiGhiChu</w:t>
+            </w:r>
+            <w:r>
+              <w:rPr>
+                <w:rFonts w:ascii="Times New Roman" w:hAnsi="Times New Roman"/>
+                <w:i/>
+                <w:color w:val="000000" w:themeColor="text1"/>
+                <w:sz w:val="26"/>
+                <w:szCs w:val="26"/>
+              </w:rPr>
+              <w:t>]]</w:t>
+            </w:r>
+          </w:p>
+        </w:tc>
+      </w:tr>
+      <w:tr>
+        <w:tc>
+          <w:tcPr>
+            <w:tcW w:w="817" w:type="dxa"/>
+            <w:vAlign w:val="center"/>
+          </w:tcPr>
+          <w:p>
+            <w:pPr>
+              <w:shd w:val="clear" w:color="auto" w:fill="FFFFFF" w:themeFill="background1"/>
+              <w:spacing w:line="252" w:lineRule="auto"/>
+              <w:jc w:val="center"/>
+              <w:rPr>
+                <w:rFonts w:ascii="Times New Roman" w:hAnsi="Times New Roman"/>
+                <w:color w:val="000000" w:themeColor="text1"/>
+                <w:sz w:val="26"/>
+                <w:szCs w:val="26"/>
+              </w:rPr>
+            </w:pPr>
+            <w:r>
+              <w:rPr>
+                <w:rFonts w:ascii="Times New Roman" w:hAnsi="Times New Roman"/>
+                <w:color w:val="000000" w:themeColor="text1"/>
+                <w:sz w:val="26"/>
+                <w:szCs w:val="26"/>
+              </w:rPr>
+              <w:t>13</w:t>
+            </w:r>
+          </w:p>
+        </w:tc>
+        <w:tc>
+          <w:tcPr>
+            <w:tcW w:w="992" w:type="dxa"/>
+            <w:vMerge/>
+            <w:vAlign w:val="center"/>
+          </w:tcPr>
+          <w:p>
+            <w:pPr>
+              <w:shd w:val="clear" w:color="auto" w:fill="FFFFFF" w:themeFill="background1"/>
+              <w:spacing w:line="252" w:lineRule="auto"/>
+              <w:jc w:val="center"/>
+              <w:rPr>
+                <w:rFonts w:ascii="Times New Roman" w:hAnsi="Times New Roman"/>
+                <w:color w:val="000000" w:themeColor="text1"/>
+                <w:sz w:val="26"/>
+                <w:szCs w:val="26"/>
+              </w:rPr>
+            </w:pPr>
+          </w:p>
+        </w:tc>
+        <w:tc>
+          <w:tcPr>
+            <w:tcW w:w="3879" w:type="dxa"/>
+            <w:vAlign w:val="center"/>
+          </w:tcPr>
+          <w:p>
+            <w:pPr>
+              <w:pStyle w:val="ListParagraph"/>
+              <w:keepNext/>
+              <w:keepLines/>
+              <w:numPr>
+                <w:ilvl w:val="0"/>
+                <w:numId w:val="1"/>
+              </w:numPr>
+              <w:shd w:val="clear" w:color="auto" w:fill="FFFFFF" w:themeFill="background1"/>
+              <w:tabs>
+                <w:tab w:val="left" w:pos="175"/>
+              </w:tabs>
+              <w:spacing w:line="252" w:lineRule="auto"/>
+              <w:ind w:left="33" w:right="-45" w:hanging="33"/>
+              <w:rPr>
+                <w:rFonts w:ascii="Times New Roman" w:hAnsi="Times New Roman"/>
+                <w:color w:val="000000" w:themeColor="text1"/>
+                <w:sz w:val="26"/>
+                <w:szCs w:val="26"/>
+                <w:lang w:val="vi-VN"/>
+              </w:rPr>
+            </w:pPr>
+            <w:r>
+              <w:rPr>
+                <w:rFonts w:ascii="Times New Roman" w:hAnsi="Times New Roman"/>
+                <w:color w:val="000000" w:themeColor="text1"/>
+                <w:sz w:val="26"/>
+                <w:szCs w:val="26"/>
+                <w:lang w:val="vi-VN"/>
+              </w:rPr>
+              <w:t xml:space="preserve">Vào Sổ theo dõi các khóa học theo hình thức cầm tay chỉ việc/kèm cặp </w:t>
+            </w:r>
+          </w:p>
+          <w:p>
+            <w:pPr>
+              <w:keepNext/>
+              <w:keepLines/>
+              <w:shd w:val="clear" w:color="auto" w:fill="FFFFFF" w:themeFill="background1"/>
+              <w:spacing w:line="252" w:lineRule="auto"/>
+              <w:ind w:left="6" w:right="-45"/>
+              <w:rPr>
+                <w:rFonts w:ascii="Times New Roman" w:hAnsi="Times New Roman"/>
+                <w:color w:val="000000" w:themeColor="text1"/>
+                <w:sz w:val="26"/>
+                <w:szCs w:val="26"/>
+              </w:rPr>
+            </w:pPr>
+            <w:r>
+              <w:rPr>
+                <w:rFonts w:ascii="Times New Roman" w:hAnsi="Times New Roman"/>
+                <w:color w:val="000000" w:themeColor="text1"/>
+                <w:sz w:val="26"/>
+                <w:szCs w:val="26"/>
+                <w:lang w:val="vi-VN"/>
+              </w:rPr>
+              <w:t>(</w:t>
+            </w:r>
+            <w:r>
+              <w:rPr>
+                <w:rFonts w:ascii="Times New Roman" w:hAnsi="Times New Roman"/>
+                <w:b/>
+                <w:bCs/>
+                <w:i/>
+                <w:iCs/>
+                <w:color w:val="000000" w:themeColor="text1"/>
+                <w:sz w:val="26"/>
+                <w:szCs w:val="26"/>
+                <w:lang w:val="vi-VN"/>
+              </w:rPr>
+              <w:t>QTQL/ĐT&amp;HTQT/03/BM</w:t>
+            </w:r>
+            <w:r>
+              <w:rPr>
+                <w:rFonts w:ascii="Times New Roman" w:hAnsi="Times New Roman"/>
+                <w:b/>
+                <w:bCs/>
+                <w:i/>
+                <w:iCs/>
+                <w:color w:val="000000" w:themeColor="text1"/>
+                <w:sz w:val="26"/>
+                <w:szCs w:val="26"/>
+              </w:rPr>
+              <w:t>47</w:t>
+            </w:r>
+            <w:r>
+              <w:rPr>
+                <w:rFonts w:ascii="Times New Roman" w:hAnsi="Times New Roman"/>
+                <w:color w:val="000000" w:themeColor="text1"/>
+                <w:sz w:val="26"/>
+                <w:szCs w:val="26"/>
+                <w:lang w:val="vi-VN"/>
+              </w:rPr>
+              <w:t>)</w:t>
+            </w:r>
+          </w:p>
+        </w:tc>
+        <w:tc>
+          <w:tcPr>
+            <w:tcW w:w="799" w:type="dxa"/>
+          </w:tcPr>
+          <w:p>
+            <w:pPr>
+              <w:shd w:val="clear" w:color="auto" w:fill="FFFFFF" w:themeFill="background1"/>
+              <w:spacing w:line="252" w:lineRule="auto"/>
+              <w:rPr>
+                <w:rFonts w:ascii="Times New Roman" w:hAnsi="Times New Roman"/>
+                <w:i/>
+                <w:color w:val="000000" w:themeColor="text1"/>
+                <w:sz w:val="26"/>
+                <w:szCs w:val="26"/>
+              </w:rPr>
+            </w:pPr>
+            <w:r>
+              <w:rPr>
+                <w:rFonts w:ascii="Times New Roman" w:hAnsi="Times New Roman"/>
+                <w:i/>
+                <w:color w:val="000000" w:themeColor="text1"/>
+                <w:sz w:val="26"/>
+                <w:szCs w:val="26"/>
+              </w:rPr>
+              <w:t>[[</w:t>
+            </w:r>
+            <w:r>
+              <w:rPr>
+                <w:rFonts w:ascii="Times New Roman" w:hAnsi="Times New Roman"/>
+                <w:i/>
+                <w:color w:val="000000" w:themeColor="text1"/>
+                <w:sz w:val="26"/>
+                <w:szCs w:val="26"/>
+              </w:rPr>
+              <w:t>10VaoSoTheoDoi1</w:t>
+            </w:r>
+            <w:r>
+              <w:rPr>
+                <w:rFonts w:ascii="Times New Roman" w:hAnsi="Times New Roman"/>
+                <w:i/>
+                <w:color w:val="000000" w:themeColor="text1"/>
+                <w:sz w:val="26"/>
+                <w:szCs w:val="26"/>
+              </w:rPr>
+              <w:t>]]</w:t>
+            </w:r>
+          </w:p>
+        </w:tc>
+        <w:tc>
+          <w:tcPr>
+            <w:tcW w:w="1276" w:type="dxa"/>
+          </w:tcPr>
+          <w:p>
+            <w:pPr>
+              <w:shd w:val="clear" w:color="auto" w:fill="FFFFFF" w:themeFill="background1"/>
+              <w:spacing w:line="252" w:lineRule="auto"/>
+              <w:rPr>
+                <w:rFonts w:ascii="Times New Roman" w:hAnsi="Times New Roman"/>
+                <w:i/>
+                <w:color w:val="000000" w:themeColor="text1"/>
+                <w:sz w:val="26"/>
+                <w:szCs w:val="26"/>
+              </w:rPr>
+            </w:pPr>
+            <w:r>
+              <w:rPr>
+                <w:rFonts w:ascii="Times New Roman" w:hAnsi="Times New Roman"/>
+                <w:i/>
+                <w:color w:val="000000" w:themeColor="text1"/>
+                <w:sz w:val="26"/>
+                <w:szCs w:val="26"/>
+              </w:rPr>
+              <w:t>[[</w:t>
+            </w:r>
+            <w:r>
+              <w:rPr>
+                <w:rFonts w:ascii="Times New Roman" w:hAnsi="Times New Roman"/>
+                <w:i/>
+                <w:color w:val="000000" w:themeColor="text1"/>
+                <w:sz w:val="26"/>
+                <w:szCs w:val="26"/>
+              </w:rPr>
+              <w:t>10VaoSoTheoDoi2</w:t>
+            </w:r>
+            <w:r>
+              <w:rPr>
+                <w:rFonts w:ascii="Times New Roman" w:hAnsi="Times New Roman"/>
+                <w:i/>
+                <w:color w:val="000000" w:themeColor="text1"/>
+                <w:sz w:val="26"/>
+                <w:szCs w:val="26"/>
+              </w:rPr>
+              <w:t>]]</w:t>
+            </w:r>
+          </w:p>
+        </w:tc>
+        <w:tc>
+          <w:tcPr>
+            <w:tcW w:w="1276" w:type="dxa"/>
+          </w:tcPr>
+          <w:p>
+            <w:pPr>
+              <w:shd w:val="clear" w:color="auto" w:fill="FFFFFF" w:themeFill="background1"/>
+              <w:spacing w:line="252" w:lineRule="auto"/>
+              <w:rPr>
+                <w:rFonts w:ascii="Times New Roman" w:hAnsi="Times New Roman"/>
+                <w:i/>
+                <w:color w:val="000000" w:themeColor="text1"/>
+                <w:sz w:val="26"/>
+                <w:szCs w:val="26"/>
+              </w:rPr>
+            </w:pPr>
+            <w:r>
+              <w:rPr>
+                <w:rFonts w:ascii="Times New Roman" w:hAnsi="Times New Roman"/>
+                <w:i/>
+                <w:color w:val="000000" w:themeColor="text1"/>
+                <w:sz w:val="26"/>
+                <w:szCs w:val="26"/>
+              </w:rPr>
+              <w:t>[[</w:t>
+            </w:r>
+            <w:r>
+              <w:rPr>
+                <w:rFonts w:ascii="Times New Roman" w:hAnsi="Times New Roman"/>
+                <w:i/>
+                <w:color w:val="000000" w:themeColor="text1"/>
+                <w:sz w:val="26"/>
+                <w:szCs w:val="26"/>
+              </w:rPr>
+              <w:t>10VaoSoTheoDoi3</w:t>
+            </w:r>
+            <w:r>
+              <w:rPr>
+                <w:rFonts w:ascii="Times New Roman" w:hAnsi="Times New Roman"/>
+                <w:i/>
+                <w:color w:val="000000" w:themeColor="text1"/>
+                <w:sz w:val="26"/>
+                <w:szCs w:val="26"/>
+              </w:rPr>
+              <w:t>]]</w:t>
+            </w:r>
+          </w:p>
+        </w:tc>
+        <w:tc>
+          <w:tcPr>
+            <w:tcW w:w="992" w:type="dxa"/>
+          </w:tcPr>
+          <w:p>
+            <w:pPr>
+              <w:shd w:val="clear" w:color="auto" w:fill="FFFFFF" w:themeFill="background1"/>
+              <w:spacing w:line="252" w:lineRule="auto"/>
+              <w:rPr>
+                <w:rFonts w:ascii="Times New Roman" w:hAnsi="Times New Roman"/>
+                <w:i/>
+                <w:color w:val="000000" w:themeColor="text1"/>
+                <w:sz w:val="26"/>
+                <w:szCs w:val="26"/>
+              </w:rPr>
+            </w:pPr>
+            <w:r>
+              <w:rPr>
+                <w:rFonts w:ascii="Times New Roman" w:hAnsi="Times New Roman"/>
+                <w:i/>
+                <w:color w:val="000000" w:themeColor="text1"/>
+                <w:sz w:val="26"/>
+                <w:szCs w:val="26"/>
+              </w:rPr>
+              <w:t>[[</w:t>
+            </w:r>
+            <w:r>
+              <w:rPr>
+                <w:rFonts w:ascii="Times New Roman" w:hAnsi="Times New Roman"/>
+                <w:i/>
+                <w:color w:val="000000" w:themeColor="text1"/>
+                <w:sz w:val="26"/>
+                <w:szCs w:val="26"/>
+              </w:rPr>
+              <w:t>10VaoSoTheoDoiGhiChu</w:t>
+            </w:r>
+            <w:r>
+              <w:rPr>
+                <w:rFonts w:ascii="Times New Roman" w:hAnsi="Times New Roman"/>
+                <w:i/>
+                <w:color w:val="000000" w:themeColor="text1"/>
+                <w:sz w:val="26"/>
+                <w:szCs w:val="26"/>
+              </w:rPr>
+              <w:t>]]</w:t>
+            </w:r>
+          </w:p>
+        </w:tc>
+      </w:tr>
+      <w:tr>
+        <w:tc>
+          <w:tcPr>
+            <w:tcW w:w="817" w:type="dxa"/>
+            <w:vAlign w:val="center"/>
+          </w:tcPr>
+          <w:p>
+            <w:pPr>
+              <w:shd w:val="clear" w:color="auto" w:fill="FFFFFF" w:themeFill="background1"/>
+              <w:spacing w:line="252" w:lineRule="auto"/>
+              <w:jc w:val="center"/>
+              <w:rPr>
+                <w:rFonts w:ascii="Times New Roman" w:hAnsi="Times New Roman"/>
+                <w:color w:val="000000" w:themeColor="text1"/>
+                <w:sz w:val="26"/>
+                <w:szCs w:val="26"/>
+              </w:rPr>
+            </w:pPr>
+            <w:r>
+              <w:rPr>
+                <w:rFonts w:ascii="Times New Roman" w:hAnsi="Times New Roman"/>
+                <w:color w:val="000000" w:themeColor="text1"/>
+                <w:sz w:val="26"/>
+                <w:szCs w:val="26"/>
+              </w:rPr>
+              <w:t>14</w:t>
+            </w:r>
+          </w:p>
+        </w:tc>
+        <w:tc>
+          <w:tcPr>
+            <w:tcW w:w="992" w:type="dxa"/>
+            <w:vAlign w:val="center"/>
+          </w:tcPr>
+          <w:p>
+            <w:pPr>
+              <w:shd w:val="clear" w:color="auto" w:fill="FFFFFF" w:themeFill="background1"/>
+              <w:spacing w:line="252" w:lineRule="auto"/>
+              <w:jc w:val="center"/>
+              <w:rPr>
+                <w:rFonts w:ascii="Times New Roman" w:hAnsi="Times New Roman"/>
+                <w:color w:val="000000" w:themeColor="text1"/>
+                <w:sz w:val="26"/>
+                <w:szCs w:val="26"/>
+              </w:rPr>
+            </w:pPr>
+            <w:r>
+              <w:rPr>
+                <w:rFonts w:ascii="Times New Roman" w:hAnsi="Times New Roman"/>
+                <w:color w:val="000000" w:themeColor="text1"/>
+                <w:sz w:val="26"/>
+                <w:szCs w:val="26"/>
+              </w:rPr>
+              <w:t>7</w:t>
+            </w:r>
+          </w:p>
+        </w:tc>
+        <w:tc>
+          <w:tcPr>
+            <w:tcW w:w="3879" w:type="dxa"/>
+            <w:vAlign w:val="center"/>
+          </w:tcPr>
+          <w:p>
+            <w:pPr>
+              <w:pStyle w:val="ListParagraph"/>
+              <w:shd w:val="clear" w:color="auto" w:fill="FFFFFF" w:themeFill="background1"/>
+              <w:tabs>
+                <w:tab w:val="left" w:pos="459"/>
+              </w:tabs>
+              <w:spacing w:line="252" w:lineRule="auto"/>
+              <w:ind w:left="0"/>
+              <w:rPr>
+                <w:rFonts w:ascii="Times New Roman" w:hAnsi="Times New Roman"/>
+                <w:color w:val="000000" w:themeColor="text1"/>
+                <w:sz w:val="26"/>
+                <w:szCs w:val="26"/>
+                <w:lang w:val="vi-VN"/>
+              </w:rPr>
+            </w:pPr>
+            <w:r>
+              <w:rPr>
+                <w:rFonts w:ascii="Times New Roman" w:hAnsi="Times New Roman"/>
+                <w:color w:val="000000" w:themeColor="text1"/>
+                <w:sz w:val="26"/>
+                <w:szCs w:val="26"/>
+              </w:rPr>
+              <w:t>Hoàn</w:t>
+            </w:r>
+            <w:r>
+              <w:rPr>
+                <w:rFonts w:ascii="Times New Roman" w:hAnsi="Times New Roman"/>
+                <w:color w:val="000000" w:themeColor="text1"/>
+                <w:sz w:val="26"/>
+                <w:szCs w:val="26"/>
+                <w:lang w:val="vi-VN"/>
+              </w:rPr>
+              <w:t xml:space="preserve"> thiện hồ sơ lưu</w:t>
+            </w:r>
+          </w:p>
+        </w:tc>
+        <w:tc>
+          <w:tcPr>
+            <w:tcW w:w="799" w:type="dxa"/>
+          </w:tcPr>
+          <w:p>
+            <w:pPr>
+              <w:shd w:val="clear" w:color="auto" w:fill="FFFFFF" w:themeFill="background1"/>
+              <w:spacing w:line="252" w:lineRule="auto"/>
+              <w:rPr>
+                <w:rFonts w:ascii="Times New Roman" w:hAnsi="Times New Roman"/>
+                <w:i/>
+                <w:color w:val="000000" w:themeColor="text1"/>
+                <w:sz w:val="26"/>
+                <w:szCs w:val="26"/>
+              </w:rPr>
+            </w:pPr>
+            <w:r>
+              <w:rPr>
+                <w:rFonts w:ascii="Times New Roman" w:hAnsi="Times New Roman"/>
+                <w:i/>
+                <w:color w:val="000000" w:themeColor="text1"/>
+                <w:sz w:val="26"/>
+                <w:szCs w:val="26"/>
+              </w:rPr>
+              <w:t>[[</w:t>
+            </w:r>
+            <w:r>
+              <w:rPr>
+                <w:rFonts w:ascii="Times New Roman" w:hAnsi="Times New Roman"/>
+                <w:i/>
+                <w:color w:val="000000" w:themeColor="text1"/>
+                <w:sz w:val="26"/>
+                <w:szCs w:val="26"/>
+              </w:rPr>
+              <w:t>10HoanThienHoSoLuu1</w:t>
+            </w:r>
+            <w:r>
+              <w:rPr>
+                <w:rFonts w:ascii="Times New Roman" w:hAnsi="Times New Roman"/>
+                <w:i/>
+                <w:color w:val="000000" w:themeColor="text1"/>
+                <w:sz w:val="26"/>
+                <w:szCs w:val="26"/>
+              </w:rPr>
+              <w:t>]]</w:t>
+            </w:r>
+          </w:p>
+        </w:tc>
+        <w:tc>
+          <w:tcPr>
+            <w:tcW w:w="1276" w:type="dxa"/>
+          </w:tcPr>
+          <w:p>
+            <w:pPr>
+              <w:shd w:val="clear" w:color="auto" w:fill="FFFFFF" w:themeFill="background1"/>
+              <w:spacing w:line="252" w:lineRule="auto"/>
+              <w:rPr>
+                <w:rFonts w:ascii="Times New Roman" w:hAnsi="Times New Roman"/>
+                <w:i/>
+                <w:color w:val="000000" w:themeColor="text1"/>
+                <w:sz w:val="26"/>
+                <w:szCs w:val="26"/>
+              </w:rPr>
+            </w:pPr>
+            <w:r>
+              <w:rPr>
+                <w:rFonts w:ascii="Times New Roman" w:hAnsi="Times New Roman"/>
+                <w:i/>
+                <w:color w:val="000000" w:themeColor="text1"/>
+                <w:sz w:val="26"/>
+                <w:szCs w:val="26"/>
+              </w:rPr>
+              <w:t>[[</w:t>
+            </w:r>
+            <w:r>
+              <w:rPr>
+                <w:rFonts w:ascii="Times New Roman" w:hAnsi="Times New Roman"/>
+                <w:i/>
+                <w:color w:val="000000" w:themeColor="text1"/>
+                <w:sz w:val="26"/>
+                <w:szCs w:val="26"/>
+              </w:rPr>
+              <w:t>10HoanThienHoSoLuu2</w:t>
+            </w:r>
+            <w:r>
+              <w:rPr>
+                <w:rFonts w:ascii="Times New Roman" w:hAnsi="Times New Roman"/>
+                <w:i/>
+                <w:color w:val="000000" w:themeColor="text1"/>
+                <w:sz w:val="26"/>
+                <w:szCs w:val="26"/>
+              </w:rPr>
+              <w:t>]]</w:t>
+            </w:r>
+          </w:p>
+        </w:tc>
+        <w:tc>
+          <w:tcPr>
+            <w:tcW w:w="1276" w:type="dxa"/>
+          </w:tcPr>
+          <w:p>
+            <w:pPr>
+              <w:shd w:val="clear" w:color="auto" w:fill="FFFFFF" w:themeFill="background1"/>
+              <w:spacing w:line="252" w:lineRule="auto"/>
+              <w:rPr>
+                <w:rFonts w:ascii="Times New Roman" w:hAnsi="Times New Roman"/>
+                <w:i/>
+                <w:color w:val="000000" w:themeColor="text1"/>
+                <w:sz w:val="26"/>
+                <w:szCs w:val="26"/>
+              </w:rPr>
+            </w:pPr>
+            <w:r>
+              <w:rPr>
+                <w:rFonts w:ascii="Times New Roman" w:hAnsi="Times New Roman"/>
+                <w:i/>
+                <w:color w:val="000000" w:themeColor="text1"/>
+                <w:sz w:val="26"/>
+                <w:szCs w:val="26"/>
+              </w:rPr>
+              <w:t>[[</w:t>
+            </w:r>
+            <w:r>
+              <w:rPr>
+                <w:rFonts w:ascii="Times New Roman" w:hAnsi="Times New Roman"/>
+                <w:i/>
+                <w:color w:val="000000" w:themeColor="text1"/>
+                <w:sz w:val="26"/>
+                <w:szCs w:val="26"/>
+              </w:rPr>
+              <w:t>10HoanThienHoSoLuu3</w:t>
+            </w:r>
+            <w:r>
+              <w:rPr>
+                <w:rFonts w:ascii="Times New Roman" w:hAnsi="Times New Roman"/>
+                <w:i/>
+                <w:color w:val="000000" w:themeColor="text1"/>
+                <w:sz w:val="26"/>
+                <w:szCs w:val="26"/>
+              </w:rPr>
+              <w:t>]]</w:t>
+            </w:r>
+          </w:p>
+        </w:tc>
+        <w:tc>
+          <w:tcPr>
+            <w:tcW w:w="992" w:type="dxa"/>
+          </w:tcPr>
+          <w:p>
+            <w:pPr>
+              <w:shd w:val="clear" w:color="auto" w:fill="FFFFFF" w:themeFill="background1"/>
+              <w:spacing w:line="252" w:lineRule="auto"/>
+              <w:rPr>
+                <w:rFonts w:ascii="Times New Roman" w:hAnsi="Times New Roman"/>
+                <w:i/>
+                <w:color w:val="000000" w:themeColor="text1"/>
+                <w:sz w:val="26"/>
+                <w:szCs w:val="26"/>
+              </w:rPr>
+            </w:pPr>
+            <w:r>
+              <w:rPr>
+                <w:rFonts w:ascii="Times New Roman" w:hAnsi="Times New Roman"/>
+                <w:i/>
+                <w:color w:val="000000" w:themeColor="text1"/>
+                <w:sz w:val="26"/>
+                <w:szCs w:val="26"/>
+              </w:rPr>
+              <w:t>[[</w:t>
+            </w:r>
+            <w:r>
+              <w:rPr>
+                <w:rFonts w:ascii="Times New Roman" w:hAnsi="Times New Roman"/>
+                <w:i/>
+                <w:color w:val="000000" w:themeColor="text1"/>
+                <w:sz w:val="26"/>
+                <w:szCs w:val="26"/>
+              </w:rPr>
+              <w:t>10HoanThienHoSoLuuGhiChu</w:t>
+            </w:r>
+            <w:r>
+              <w:rPr>
+                <w:rFonts w:ascii="Times New Roman" w:hAnsi="Times New Roman"/>
+                <w:i/>
+                <w:color w:val="000000" w:themeColor="text1"/>
+                <w:sz w:val="26"/>
+                <w:szCs w:val="26"/>
+              </w:rPr>
+              <w:t>]]</w:t>
+            </w:r>
+          </w:p>
+        </w:tc>
+      </w:tr>
+    </w:tbl>
+    <w:p>
+      <w:pPr>
+        <w:shd w:val="clear" w:color="auto" w:fill="FFFFFF" w:themeFill="background1"/>
+        <w:spacing w:line="324" w:lineRule="auto"/>
+        <w:rPr>
+          <w:b/>
+          <w:color w:val="000000" w:themeColor="text1"/>
+          <w:sz w:val="26"/>
+          <w:szCs w:val="26"/>
+        </w:rPr>
+      </w:pPr>
+      <w:r>
+        <w:rPr>
+          <w:b/>
+          <w:color w:val="000000" w:themeColor="text1"/>
+          <w:sz w:val="26"/>
+          <w:szCs w:val="26"/>
+        </w:rPr>
+        <w:t>(*) Chỉ cần 1 bước của quy trình không đạt thì cả quy trình không đạt</w:t>
+      </w:r>
+    </w:p>
+    <w:p>
+      <w:pPr>
+        <w:shd w:val="clear" w:color="auto" w:fill="FFFFFF" w:themeFill="background1"/>
+        <w:spacing w:line="324" w:lineRule="auto"/>
+        <w:rPr>
+          <w:b/>
+          <w:color w:val="000000" w:themeColor="text1"/>
+          <w:sz w:val="26"/>
+          <w:szCs w:val="26"/>
+        </w:rPr>
+      </w:pPr>
+      <w:r>
+        <w:rPr>
+          <w:b/>
+          <w:color w:val="000000" w:themeColor="text1"/>
+          <w:sz w:val="26"/>
+          <w:szCs w:val="26"/>
+        </w:rPr>
+        <w:t xml:space="preserve">Kết luận: </w:t>
+      </w:r>
+    </w:p>
+    <w:p>
+      <w:pPr>
+        <w:shd w:val="clear" w:color="auto" w:fill="FFFFFF" w:themeFill="background1"/>
+        <w:spacing w:line="324" w:lineRule="auto"/>
+        <w:rPr>
+          <w:b/>
+          <w:color w:val="000000" w:themeColor="text1"/>
+          <w:sz w:val="26"/>
+          <w:szCs w:val="26"/>
+        </w:rPr>
+      </w:pPr>
+    </w:p>
+    <w:tbl>
+      <w:tblPr>
+        <w:tblStyle w:val="TableGrid"/>
+        <w:tblW w:w="0" w:type="auto"/>
+        <w:tblBorders>
+          <w:top w:val="none" w:sz="0" w:space="0" w:color="auto"/>
+          <w:left w:val="none" w:sz="0" w:space="0" w:color="auto"/>
+          <w:bottom w:val="none" w:sz="0" w:space="0" w:color="auto"/>
+          <w:right w:val="none" w:sz="0" w:space="0" w:color="auto"/>
+          <w:insideH w:val="none" w:sz="0" w:space="0" w:color="auto"/>
+          <w:insideV w:val="none" w:sz="0" w:space="0" w:color="auto"/>
+        </w:tblBorders>
+        <w:tblLook w:val="04A0" w:firstRow="1" w:lastRow="0" w:firstColumn="1" w:lastColumn="0" w:noHBand="0" w:noVBand="1"/>
+      </w:tblPr>
+      <w:tblGrid>
+        <w:gridCol w:w="4253"/>
+        <w:gridCol w:w="4819"/>
+      </w:tblGrid>
+      <w:tr>
+        <w:tc>
+          <w:tcPr>
+            <w:tcW w:w="4253" w:type="dxa"/>
+          </w:tcPr>
+          <w:p>
+            <w:pPr>
+              <w:shd w:val="clear" w:color="auto" w:fill="FFFFFF" w:themeFill="background1"/>
+              <w:spacing w:line="324" w:lineRule="auto"/>
+              <w:jc w:val="center"/>
+              <w:rPr>
+                <w:i/>
+                <w:color w:val="000000" w:themeColor="text1"/>
+                <w:sz w:val="26"/>
+                <w:szCs w:val="26"/>
+              </w:rPr>
+            </w:pPr>
+          </w:p>
+        </w:tc>
+        <w:tc>
+          <w:tcPr>
+            <w:tcW w:w="4819" w:type="dxa"/>
+          </w:tcPr>
+          <w:p>
+            <w:pPr>
+              <w:shd w:val="clear" w:color="auto" w:fill="FFFFFF" w:themeFill="background1"/>
+              <w:spacing w:line="324" w:lineRule="auto"/>
+              <w:jc w:val="center"/>
+              <w:rPr>
+                <w:i/>
+                <w:color w:val="000000" w:themeColor="text1"/>
+                <w:sz w:val="26"/>
+                <w:szCs w:val="26"/>
+              </w:rPr>
+            </w:pPr>
+            <w:r>
+              <w:rPr>
+                <w:i/>
+                <w:color w:val="000000" w:themeColor="text1"/>
+                <w:sz w:val="26"/>
+                <w:szCs w:val="26"/>
+              </w:rPr>
+              <w:t xml:space="preserve">Hà Nội, </w:t>
+            </w:r>
+            <w:r>
+              <w:rPr>
+                <w:i/>
+                <w:color w:val="000000" w:themeColor="text1"/>
+                <w:sz w:val="26"/>
+                <w:szCs w:val="26"/>
+                <w:lang w:val="en-US"/>
+              </w:rPr>
+              <w:t>[[NgayThangNamHienTaiDayDu]]</w:t>
+            </w:r>
+          </w:p>
+        </w:tc>
+      </w:tr>
+      <w:tr>
+        <w:tc>
+          <w:tcPr>
+            <w:tcW w:w="4253" w:type="dxa"/>
+          </w:tcPr>
+          <w:p>
+            <w:pPr>
+              <w:shd w:val="clear" w:color="auto" w:fill="FFFFFF" w:themeFill="background1"/>
+              <w:spacing w:line="324" w:lineRule="auto"/>
+              <w:rPr>
+                <w:b/>
+                <w:color w:val="000000" w:themeColor="text1"/>
+                <w:sz w:val="26"/>
+                <w:szCs w:val="26"/>
+              </w:rPr>
+            </w:pPr>
+          </w:p>
+        </w:tc>
+        <w:tc>
+          <w:tcPr>
+            <w:tcW w:w="4819" w:type="dxa"/>
+          </w:tcPr>
+          <w:p>
+            <w:pPr>
+              <w:shd w:val="clear" w:color="auto" w:fill="FFFFFF" w:themeFill="background1"/>
+              <w:spacing w:line="324" w:lineRule="auto"/>
+              <w:jc w:val="center"/>
+              <w:rPr>
+                <w:b/>
+                <w:color w:val="000000" w:themeColor="text1"/>
+                <w:sz w:val="26"/>
+                <w:szCs w:val="26"/>
+              </w:rPr>
+            </w:pPr>
+            <w:r>
+              <w:rPr>
+                <w:b/>
+                <w:color w:val="000000" w:themeColor="text1"/>
+                <w:sz w:val="26"/>
+                <w:szCs w:val="26"/>
+              </w:rPr>
+              <w:t>NGƯỜI GIÁM SÁT</w:t>
+            </w:r>
+          </w:p>
+        </w:tc>
+      </w:tr>
+    </w:tbl>
+    <w:p>
+      <w:pPr>
+        <w:shd w:val="clear" w:color="auto" w:fill="FFFFFF" w:themeFill="background1"/>
+        <w:spacing w:line="324" w:lineRule="auto"/>
+        <w:rPr>
+          <w:b/>
+          <w:color w:val="000000" w:themeColor="text1"/>
+          <w:sz w:val="26"/>
+          <w:szCs w:val="26"/>
+        </w:rPr>
+      </w:pPr>
+    </w:p>
+    <w:p>
+      <w:pPr>
+        <w:shd w:val="clear" w:color="auto" w:fill="FFFFFF" w:themeFill="background1"/>
+        <w:spacing w:line="324" w:lineRule="auto"/>
+        <w:jc w:val="center"/>
+        <w:rPr>
+          <w:b/>
+          <w:color w:val="000000" w:themeColor="text1"/>
+          <w:sz w:val="26"/>
+          <w:szCs w:val="26"/>
+        </w:rPr>
+      </w:pPr>
+      <w:r>
+        <w:rPr>
+          <w:b/>
+          <w:color w:val="000000" w:themeColor="text1"/>
+          <w:sz w:val="26"/>
+          <w:szCs w:val="26"/>
+        </w:rPr>
+        <w:t>Các thành viên giám sát liên quan</w:t>
+      </w:r>
+    </w:p>
+    <w:p>
+      <w:pPr>
+        <w:shd w:val="clear" w:color="auto" w:fill="FFFFFF" w:themeFill="background1"/>
+        <w:spacing w:line="276" w:lineRule="auto"/>
+        <w:rPr>
+          <w:color w:val="000000" w:themeColor="text1"/>
+          <w:sz w:val="26"/>
+          <w:szCs w:val="26"/>
+        </w:rPr>
+      </w:pPr>
+      <w:r>
+        <w:rPr>
+          <w:color w:val="000000" w:themeColor="text1"/>
+          <w:sz w:val="26"/>
+          <w:szCs w:val="26"/>
+        </w:rPr>
+        <w:t>1.</w:t>
+      </w:r>
+      <w:r>
+        <w:rPr>
+          <w:color w:val="000000" w:themeColor="text1"/>
+          <w:sz w:val="26"/>
+          <w:szCs w:val="26"/>
+        </w:rPr>
+        <w:t xml:space="preserve"> </w:t>
+      </w:r>
+      <w:r>
+        <w:rPr>
+          <w:color w:val="000000" w:themeColor="text1"/>
+          <w:sz w:val="26"/>
+          <w:szCs w:val="26"/>
+        </w:rPr>
+        <w:t>[[ThanhVienGiamSat1]]</w:t>
+      </w:r>
+    </w:p>
+    <w:p>
+      <w:pPr>
+        <w:shd w:val="clear" w:color="auto" w:fill="FFFFFF" w:themeFill="background1"/>
+        <w:spacing w:line="276" w:lineRule="auto"/>
+        <w:rPr>
+          <w:color w:val="000000" w:themeColor="text1"/>
+          <w:sz w:val="26"/>
+          <w:szCs w:val="26"/>
+        </w:rPr>
+      </w:pPr>
+      <w:r>
+        <w:rPr>
+          <w:color w:val="000000" w:themeColor="text1"/>
+          <w:sz w:val="26"/>
+          <w:szCs w:val="26"/>
+        </w:rPr>
+        <w:t>2.</w:t>
+      </w:r>
+      <w:r>
+        <w:rPr>
+          <w:color w:val="000000" w:themeColor="text1"/>
+          <w:sz w:val="26"/>
+          <w:szCs w:val="26"/>
+        </w:rPr>
+        <w:t xml:space="preserve"> </w:t>
+      </w:r>
+      <w:r>
+        <w:rPr>
+          <w:color w:val="000000" w:themeColor="text1"/>
+          <w:sz w:val="26"/>
+          <w:szCs w:val="26"/>
+        </w:rPr>
+        <w:t>[[ThanhVienGiamSat</w:t>
+      </w:r>
+      <w:r>
+        <w:rPr>
+          <w:color w:val="000000" w:themeColor="text1"/>
+          <w:sz w:val="26"/>
+          <w:szCs w:val="26"/>
+        </w:rPr>
+        <w:t>2</w:t>
+      </w:r>
+      <w:r>
+        <w:rPr>
+          <w:color w:val="000000" w:themeColor="text1"/>
+          <w:sz w:val="26"/>
+          <w:szCs w:val="26"/>
+        </w:rPr>
+        <w:t>]]</w:t>
+      </w:r>
+    </w:p>
+    <w:p>
+      <w:pPr>
+        <w:shd w:val="clear" w:color="auto" w:fill="FFFFFF" w:themeFill="background1"/>
+        <w:spacing w:line="276" w:lineRule="auto"/>
+        <w:rPr>
+          <w:color w:val="000000" w:themeColor="text1"/>
+          <w:sz w:val="26"/>
+          <w:szCs w:val="26"/>
+        </w:rPr>
+      </w:pPr>
+      <w:r>
+        <w:rPr>
+          <w:color w:val="000000" w:themeColor="text1"/>
+          <w:sz w:val="26"/>
+          <w:szCs w:val="26"/>
+        </w:rPr>
+        <w:t>3.</w:t>
+      </w:r>
+      <w:r>
+        <w:rPr>
+          <w:color w:val="000000" w:themeColor="text1"/>
+          <w:sz w:val="26"/>
+          <w:szCs w:val="26"/>
+        </w:rPr>
+        <w:t xml:space="preserve"> </w:t>
+      </w:r>
+      <w:r>
+        <w:rPr>
+          <w:color w:val="000000" w:themeColor="text1"/>
+          <w:sz w:val="26"/>
+          <w:szCs w:val="26"/>
+        </w:rPr>
+        <w:t>[[ThanhVienGiamSat</w:t>
+      </w:r>
+      <w:r>
+        <w:rPr>
+          <w:color w:val="000000" w:themeColor="text1"/>
+          <w:sz w:val="26"/>
+          <w:szCs w:val="26"/>
+        </w:rPr>
+        <w:t>3</w:t>
+      </w:r>
+      <w:r>
+        <w:rPr>
+          <w:color w:val="000000" w:themeColor="text1"/>
+          <w:sz w:val="26"/>
+          <w:szCs w:val="26"/>
+        </w:rPr>
+        <w:t>]]</w:t>
+      </w:r>
+    </w:p>
     <w:sectPr>
       <w:pgSz w:w="11907" w:h="16840" w:code="9"/>
       <w:pgMar w:top="1134" w:right="1134" w:bottom="1134" w:left="1701" w:header="720" w:footer="720" w:gutter="0"/>
@@ -13,8 +6154,221 @@
 </w:document>
 </file>
 
+<file path=word/numbering.xml><?xml version="1.0" encoding="utf-8"?>
+<w:numbering xmlns:wpc="http://schemas.microsoft.com/office/word/2010/wordprocessingCanvas" xmlns:cx="http://schemas.microsoft.com/office/drawing/2014/chartex" xmlns:cx1="http://schemas.microsoft.com/office/drawing/2015/9/8/chartex" xmlns:cx2="http://schemas.microsoft.com/office/drawing/2015/10/21/chartex" xmlns:cx3="http://schemas.microsoft.com/office/drawing/2016/5/9/chartex" xmlns:cx4="http://schemas.microsoft.com/office/drawing/2016/5/10/chartex" xmlns:cx5="http://schemas.microsoft.com/office/drawing/2016/5/11/chartex" xmlns:cx6="http://schemas.microsoft.com/office/drawing/2016/5/12/chartex" xmlns:cx7="http://schemas.microsoft.com/office/drawing/2016/5/13/chartex" xmlns:cx8="http://schemas.microsoft.com/office/drawing/2016/5/14/chartex" xmlns:mc="http://schemas.openxmlformats.org/markup-compatibility/2006" xmlns:aink="http://schemas.microsoft.com/office/drawing/2016/ink" xmlns:am3d="http://schemas.microsoft.com/office/drawing/2017/model3d" xmlns:o="urn:schemas-microsoft-com:office:office" xmlns:oel="http://schemas.microsoft.com/office/2019/extlst" xmlns:r="http://schemas.openxmlformats.org/officeDocument/2006/relationships" xmlns:m="http://schemas.openxmlformats.org/officeDocument/2006/math" xmlns:v="urn:schemas-microsoft-com:vml" xmlns:wp14="http://schemas.microsoft.com/office/word/2010/wordprocessingDrawing" xmlns:wp="http://schemas.openxmlformats.org/drawingml/2006/wordprocessingDrawing" xmlns:w10="urn:schemas-microsoft-com:office:word" xmlns:w="http://schemas.openxmlformats.org/wordprocessingml/2006/main" xmlns:w14="http://schemas.microsoft.com/office/word/2010/wordml" xmlns:w15="http://schemas.microsoft.com/office/word/2012/wordml" xmlns:w16cex="http://schemas.microsoft.com/office/word/2018/wordml/cex" xmlns:w16cid="http://schemas.microsoft.com/office/word/2016/wordml/cid" xmlns:w16="http://schemas.microsoft.com/office/word/2018/wordml" xmlns:w16du="http://schemas.microsoft.com/office/word/2023/wordml/word16du" xmlns:w16sdtdh="http://schemas.microsoft.com/office/word/2020/wordml/sdtdatahash" xmlns:w16sdtfl="http://schemas.microsoft.com/office/word/2024/wordml/sdtformatlock" xmlns:w16se="http://schemas.microsoft.com/office/word/2015/wordml/symex" xmlns:wpg="http://schemas.microsoft.com/office/word/2010/wordprocessingGroup" xmlns:wpi="http://schemas.microsoft.com/office/word/2010/wordprocessingInk" xmlns:wne="http://schemas.microsoft.com/office/word/2006/wordml" xmlns:wps="http://schemas.microsoft.com/office/word/2010/wordprocessingShape" mc:Ignorable="w14 w15 w16se w16cid w16 w16cex w16sdtdh w16sdtfl w16du wp14">
+  <w:abstractNum w:abstractNumId="0" w15:restartNumberingAfterBreak="0">
+    <w:nsid w:val="07020271"/>
+    <w:multiLevelType w:val="hybridMultilevel"/>
+    <w:tmpl w:val="C4C429E8"/>
+    <w:lvl w:ilvl="0" w:tplc="900E0AE4">
+      <w:start w:val="8"/>
+      <w:numFmt w:val="bullet"/>
+      <w:lvlText w:val="-"/>
+      <w:lvlJc w:val="left"/>
+      <w:pPr>
+        <w:ind w:left="360" w:hanging="360"/>
+      </w:pPr>
+      <w:rPr>
+        <w:rFonts w:ascii="Times New Roman" w:eastAsiaTheme="minorHAnsi" w:hAnsi="Times New Roman" w:cs="Times New Roman" w:hint="default"/>
+      </w:rPr>
+    </w:lvl>
+    <w:lvl w:ilvl="1" w:tplc="04090003" w:tentative="1">
+      <w:start w:val="1"/>
+      <w:numFmt w:val="bullet"/>
+      <w:lvlText w:val="o"/>
+      <w:lvlJc w:val="left"/>
+      <w:pPr>
+        <w:ind w:left="1080" w:hanging="360"/>
+      </w:pPr>
+      <w:rPr>
+        <w:rFonts w:ascii="Courier New" w:hAnsi="Courier New" w:cs="Courier New" w:hint="default"/>
+      </w:rPr>
+    </w:lvl>
+    <w:lvl w:ilvl="2" w:tplc="04090005" w:tentative="1">
+      <w:start w:val="1"/>
+      <w:numFmt w:val="bullet"/>
+      <w:lvlText w:val=""/>
+      <w:lvlJc w:val="left"/>
+      <w:pPr>
+        <w:ind w:left="1800" w:hanging="360"/>
+      </w:pPr>
+      <w:rPr>
+        <w:rFonts w:ascii="Wingdings" w:hAnsi="Wingdings" w:hint="default"/>
+      </w:rPr>
+    </w:lvl>
+    <w:lvl w:ilvl="3" w:tplc="04090001" w:tentative="1">
+      <w:start w:val="1"/>
+      <w:numFmt w:val="bullet"/>
+      <w:lvlText w:val=""/>
+      <w:lvlJc w:val="left"/>
+      <w:pPr>
+        <w:ind w:left="2520" w:hanging="360"/>
+      </w:pPr>
+      <w:rPr>
+        <w:rFonts w:ascii="Symbol" w:hAnsi="Symbol" w:hint="default"/>
+      </w:rPr>
+    </w:lvl>
+    <w:lvl w:ilvl="4" w:tplc="04090003" w:tentative="1">
+      <w:start w:val="1"/>
+      <w:numFmt w:val="bullet"/>
+      <w:lvlText w:val="o"/>
+      <w:lvlJc w:val="left"/>
+      <w:pPr>
+        <w:ind w:left="3240" w:hanging="360"/>
+      </w:pPr>
+      <w:rPr>
+        <w:rFonts w:ascii="Courier New" w:hAnsi="Courier New" w:cs="Courier New" w:hint="default"/>
+      </w:rPr>
+    </w:lvl>
+    <w:lvl w:ilvl="5" w:tplc="04090005" w:tentative="1">
+      <w:start w:val="1"/>
+      <w:numFmt w:val="bullet"/>
+      <w:lvlText w:val=""/>
+      <w:lvlJc w:val="left"/>
+      <w:pPr>
+        <w:ind w:left="3960" w:hanging="360"/>
+      </w:pPr>
+      <w:rPr>
+        <w:rFonts w:ascii="Wingdings" w:hAnsi="Wingdings" w:hint="default"/>
+      </w:rPr>
+    </w:lvl>
+    <w:lvl w:ilvl="6" w:tplc="04090001" w:tentative="1">
+      <w:start w:val="1"/>
+      <w:numFmt w:val="bullet"/>
+      <w:lvlText w:val=""/>
+      <w:lvlJc w:val="left"/>
+      <w:pPr>
+        <w:ind w:left="4680" w:hanging="360"/>
+      </w:pPr>
+      <w:rPr>
+        <w:rFonts w:ascii="Symbol" w:hAnsi="Symbol" w:hint="default"/>
+      </w:rPr>
+    </w:lvl>
+    <w:lvl w:ilvl="7" w:tplc="04090003" w:tentative="1">
+      <w:start w:val="1"/>
+      <w:numFmt w:val="bullet"/>
+      <w:lvlText w:val="o"/>
+      <w:lvlJc w:val="left"/>
+      <w:pPr>
+        <w:ind w:left="5400" w:hanging="360"/>
+      </w:pPr>
+      <w:rPr>
+        <w:rFonts w:ascii="Courier New" w:hAnsi="Courier New" w:cs="Courier New" w:hint="default"/>
+      </w:rPr>
+    </w:lvl>
+    <w:lvl w:ilvl="8" w:tplc="04090005" w:tentative="1">
+      <w:start w:val="1"/>
+      <w:numFmt w:val="bullet"/>
+      <w:lvlText w:val=""/>
+      <w:lvlJc w:val="left"/>
+      <w:pPr>
+        <w:ind w:left="6120" w:hanging="360"/>
+      </w:pPr>
+      <w:rPr>
+        <w:rFonts w:ascii="Wingdings" w:hAnsi="Wingdings" w:hint="default"/>
+      </w:rPr>
+    </w:lvl>
+  </w:abstractNum>
+  <w:abstractNum w:abstractNumId="1" w15:restartNumberingAfterBreak="0">
+    <w:nsid w:val="2B50594B"/>
+    <w:multiLevelType w:val="hybridMultilevel"/>
+    <w:tmpl w:val="B60C8948"/>
+    <w:lvl w:ilvl="0" w:tplc="FB186ECA">
+      <w:numFmt w:val="bullet"/>
+      <w:lvlText w:val="-"/>
+      <w:lvlJc w:val="left"/>
+      <w:pPr>
+        <w:ind w:left="360" w:hanging="360"/>
+      </w:pPr>
+      <w:rPr>
+        <w:rFonts w:ascii="Times New Roman" w:eastAsia="Times New Roman" w:hAnsi="Times New Roman" w:cs="Times New Roman" w:hint="default"/>
+        <w:color w:val="000000" w:themeColor="text1"/>
+      </w:rPr>
+    </w:lvl>
+    <w:lvl w:ilvl="1" w:tplc="FFFFFFFF" w:tentative="1">
+      <w:start w:val="1"/>
+      <w:numFmt w:val="lowerLetter"/>
+      <w:lvlText w:val="%2."/>
+      <w:lvlJc w:val="left"/>
+      <w:pPr>
+        <w:ind w:left="1080" w:hanging="360"/>
+      </w:pPr>
+    </w:lvl>
+    <w:lvl w:ilvl="2" w:tplc="FFFFFFFF" w:tentative="1">
+      <w:start w:val="1"/>
+      <w:numFmt w:val="lowerRoman"/>
+      <w:lvlText w:val="%3."/>
+      <w:lvlJc w:val="right"/>
+      <w:pPr>
+        <w:ind w:left="1800" w:hanging="180"/>
+      </w:pPr>
+    </w:lvl>
+    <w:lvl w:ilvl="3" w:tplc="FFFFFFFF" w:tentative="1">
+      <w:start w:val="1"/>
+      <w:numFmt w:val="decimal"/>
+      <w:lvlText w:val="%4."/>
+      <w:lvlJc w:val="left"/>
+      <w:pPr>
+        <w:ind w:left="2520" w:hanging="360"/>
+      </w:pPr>
+    </w:lvl>
+    <w:lvl w:ilvl="4" w:tplc="FFFFFFFF" w:tentative="1">
+      <w:start w:val="1"/>
+      <w:numFmt w:val="lowerLetter"/>
+      <w:lvlText w:val="%5."/>
+      <w:lvlJc w:val="left"/>
+      <w:pPr>
+        <w:ind w:left="3240" w:hanging="360"/>
+      </w:pPr>
+    </w:lvl>
+    <w:lvl w:ilvl="5" w:tplc="FFFFFFFF" w:tentative="1">
+      <w:start w:val="1"/>
+      <w:numFmt w:val="lowerRoman"/>
+      <w:lvlText w:val="%6."/>
+      <w:lvlJc w:val="right"/>
+      <w:pPr>
+        <w:ind w:left="3960" w:hanging="180"/>
+      </w:pPr>
+    </w:lvl>
+    <w:lvl w:ilvl="6" w:tplc="FFFFFFFF" w:tentative="1">
+      <w:start w:val="1"/>
+      <w:numFmt w:val="decimal"/>
+      <w:lvlText w:val="%7."/>
+      <w:lvlJc w:val="left"/>
+      <w:pPr>
+        <w:ind w:left="4680" w:hanging="360"/>
+      </w:pPr>
+    </w:lvl>
+    <w:lvl w:ilvl="7" w:tplc="FFFFFFFF" w:tentative="1">
+      <w:start w:val="1"/>
+      <w:numFmt w:val="lowerLetter"/>
+      <w:lvlText w:val="%8."/>
+      <w:lvlJc w:val="left"/>
+      <w:pPr>
+        <w:ind w:left="5400" w:hanging="360"/>
+      </w:pPr>
+    </w:lvl>
+    <w:lvl w:ilvl="8" w:tplc="FFFFFFFF" w:tentative="1">
+      <w:start w:val="1"/>
+      <w:numFmt w:val="lowerRoman"/>
+      <w:lvlText w:val="%9."/>
+      <w:lvlJc w:val="right"/>
+      <w:pPr>
+        <w:ind w:left="6120" w:hanging="180"/>
+      </w:pPr>
+    </w:lvl>
+  </w:abstractNum>
+  <w:num w:numId="1" w16cid:durableId="42800901">
+    <w:abstractNumId w:val="0"/>
+  </w:num>
+  <w:num w:numId="2" w16cid:durableId="98333842">
+    <w:abstractNumId w:val="1"/>
+  </w:num>
+</w:numbering>
+</file>
+
 <file path=word/styles.xml><?xml version="1.0" encoding="utf-8"?>
-<w:styles xmlns:mc="http://schemas.openxmlformats.org/markup-compatibility/2006" xmlns:r="http://schemas.openxmlformats.org/officeDocument/2006/relationships" xmlns:w="http://schemas.openxmlformats.org/wordprocessingml/2006/main" xmlns:w14="http://schemas.microsoft.com/office/word/2010/wordml" xmlns:w15="http://schemas.microsoft.com/office/word/2012/wordml" xmlns:w16cex="http://schemas.microsoft.com/office/word/2018/wordml/cex" xmlns:w16cid="http://schemas.microsoft.com/office/word/2016/wordml/cid" xmlns:w16="http://schemas.microsoft.com/office/word/2018/wordml" xmlns:w16sdtdh="http://schemas.microsoft.com/office/word/2020/wordml/sdtdatahash" xmlns:w16se="http://schemas.microsoft.com/office/word/2015/wordml/symex" mc:Ignorable="w14 w15 w16se w16cid w16 w16cex w16sdtdh">
+<w:styles xmlns:mc="http://schemas.openxmlformats.org/markup-compatibility/2006" xmlns:r="http://schemas.openxmlformats.org/officeDocument/2006/relationships" xmlns:w="http://schemas.openxmlformats.org/wordprocessingml/2006/main" xmlns:w14="http://schemas.microsoft.com/office/word/2010/wordml" xmlns:w15="http://schemas.microsoft.com/office/word/2012/wordml" xmlns:w16cex="http://schemas.microsoft.com/office/word/2018/wordml/cex" xmlns:w16cid="http://schemas.microsoft.com/office/word/2016/wordml/cid" xmlns:w16="http://schemas.microsoft.com/office/word/2018/wordml" xmlns:w16du="http://schemas.microsoft.com/office/word/2023/wordml/word16du" xmlns:w16sdtdh="http://schemas.microsoft.com/office/word/2020/wordml/sdtdatahash" xmlns:w16sdtfl="http://schemas.microsoft.com/office/word/2024/wordml/sdtformatlock" xmlns:w16se="http://schemas.microsoft.com/office/word/2015/wordml/symex" mc:Ignorable="w14 w15 w16se w16cid w16 w16cex w16sdtdh w16sdtfl w16du">
   <w:docDefaults>
     <w:rPrDefault>
       <w:rPr>
@@ -187,7 +6541,7 @@
     <w:lsdException w:name="Table Web 2" w:semiHidden="1" w:unhideWhenUsed="1"/>
     <w:lsdException w:name="Table Web 3" w:semiHidden="1" w:unhideWhenUsed="1"/>
     <w:lsdException w:name="Balloon Text" w:semiHidden="1" w:unhideWhenUsed="1"/>
-    <w:lsdException w:name="Table Grid" w:uiPriority="39"/>
+    <w:lsdException w:name="Table Grid" w:uiPriority="59"/>
     <w:lsdException w:name="Table Theme" w:semiHidden="1" w:unhideWhenUsed="1"/>
     <w:lsdException w:name="Placeholder Text" w:semiHidden="1"/>
     <w:lsdException w:name="No Spacing" w:uiPriority="1" w:qFormat="1"/>
@@ -616,7 +6970,6 @@
   <w:style w:type="character" w:default="1" w:styleId="DefaultParagraphFont">
     <w:name w:val="Default Paragraph Font"/>
     <w:uiPriority w:val="1"/>
-    <w:semiHidden/>
     <w:unhideWhenUsed/>
   </w:style>
   <w:style w:type="table" w:default="1" w:styleId="TableNormal">
@@ -860,7 +7213,9 @@
   </w:style>
   <w:style w:type="paragraph" w:styleId="ListParagraph">
     <w:name w:val="List Paragraph"/>
+    <w:aliases w:val="bullet 1,bullet,List Paragraph11,List Paragraph2,Pictures"/>
     <w:basedOn w:val="Normal"/>
+    <w:link w:val="ListParagraphChar"/>
     <w:uiPriority w:val="34"/>
     <w:qFormat/>
     <w:rsid w:val="00C60E8A"/>
@@ -929,6 +7284,68 @@
       <w:color w:val="0F4761" w:themeColor="accent1" w:themeShade="BF"/>
       <w:spacing w:val="5"/>
     </w:rPr>
+  </w:style>
+  <w:style w:type="table" w:styleId="TableGrid">
+    <w:name w:val="Table Grid"/>
+    <w:basedOn w:val="TableNormal"/>
+    <w:uiPriority w:val="59"/>
+    <w:rsid w:val="00A03EB2"/>
+    <w:pPr>
+      <w:spacing w:after="0" w:line="240" w:lineRule="auto"/>
+    </w:pPr>
+    <w:rPr>
+      <w:rFonts w:eastAsia="Times New Roman" w:cs="Times New Roman"/>
+      <w:kern w:val="0"/>
+      <w:sz w:val="20"/>
+      <w:szCs w:val="20"/>
+      <w:lang w:val="vi-VN" w:eastAsia="vi-VN"/>
+      <w14:ligatures w14:val="none"/>
+    </w:rPr>
+    <w:tblPr>
+      <w:tblBorders>
+        <w:top w:val="single" w:sz="4" w:space="0" w:color="auto"/>
+        <w:left w:val="single" w:sz="4" w:space="0" w:color="auto"/>
+        <w:bottom w:val="single" w:sz="4" w:space="0" w:color="auto"/>
+        <w:right w:val="single" w:sz="4" w:space="0" w:color="auto"/>
+        <w:insideH w:val="single" w:sz="4" w:space="0" w:color="auto"/>
+        <w:insideV w:val="single" w:sz="4" w:space="0" w:color="auto"/>
+      </w:tblBorders>
+    </w:tblPr>
+  </w:style>
+  <w:style w:type="character" w:customStyle="1" w:styleId="ListParagraphChar">
+    <w:name w:val="List Paragraph Char"/>
+    <w:aliases w:val="bullet 1 Char,bullet Char,List Paragraph11 Char,List Paragraph2 Char,Pictures Char"/>
+    <w:basedOn w:val="DefaultParagraphFont"/>
+    <w:link w:val="ListParagraph"/>
+    <w:uiPriority w:val="34"/>
+    <w:rsid w:val="00A03EB2"/>
+  </w:style>
+  <w:style w:type="table" w:customStyle="1" w:styleId="TableGrid10">
+    <w:name w:val="Table Grid10"/>
+    <w:basedOn w:val="TableNormal"/>
+    <w:next w:val="TableGrid"/>
+    <w:uiPriority w:val="59"/>
+    <w:rsid w:val="00A03EB2"/>
+    <w:pPr>
+      <w:spacing w:after="0" w:line="240" w:lineRule="auto"/>
+    </w:pPr>
+    <w:rPr>
+      <w:rFonts w:ascii="Calibri" w:eastAsia="Calibri" w:hAnsi="Calibri" w:cs="Times New Roman"/>
+      <w:kern w:val="0"/>
+      <w:sz w:val="22"/>
+      <w:szCs w:val="22"/>
+      <w14:ligatures w14:val="none"/>
+    </w:rPr>
+    <w:tblPr>
+      <w:tblBorders>
+        <w:top w:val="single" w:sz="4" w:space="0" w:color="auto"/>
+        <w:left w:val="single" w:sz="4" w:space="0" w:color="auto"/>
+        <w:bottom w:val="single" w:sz="4" w:space="0" w:color="auto"/>
+        <w:right w:val="single" w:sz="4" w:space="0" w:color="auto"/>
+        <w:insideH w:val="single" w:sz="4" w:space="0" w:color="auto"/>
+        <w:insideV w:val="single" w:sz="4" w:space="0" w:color="auto"/>
+      </w:tblBorders>
+    </w:tblPr>
   </w:style>
 </w:styles>
 </file>
